--- a/TestPlan/TestPlan.docx
+++ b/TestPlan/TestPlan.docx
@@ -3,12 +3,5790 @@
 <w:document xmlns:wpc="http://schemas.microsoft.com/office/word/2010/wordprocessingCanvas" xmlns:mc="http://schemas.openxmlformats.org/markup-compatibility/2006" xmlns:o="urn:schemas-microsoft-com:office:office" xmlns:r="http://schemas.openxmlformats.org/officeDocument/2006/relationships" xmlns:m="http://schemas.openxmlformats.org/officeDocument/2006/math" xmlns:v="urn:schemas-microsoft-com:vml" xmlns:wp14="http://schemas.microsoft.com/office/word/2010/wordprocessingDrawing" xmlns:wp="http://schemas.openxmlformats.org/drawingml/2006/wordprocessingDrawing" xmlns:w="http://schemas.openxmlformats.org/wordprocessingml/2006/main" xmlns:w14="http://schemas.microsoft.com/office/word/2010/wordml" xmlns:w10="urn:schemas-microsoft-com:office:word" xmlns:w15="http://schemas.microsoft.com/office/word/2012/wordml" xmlns:wpg="http://schemas.microsoft.com/office/word/2010/wordprocessingGroup" xmlns:wpi="http://schemas.microsoft.com/office/word/2010/wordprocessingInk" xmlns:wne="http://schemas.microsoft.com/office/word/2006/wordml" xmlns:wps="http://schemas.microsoft.com/office/word/2010/wordprocessingShape" xmlns:wpsCustomData="http://www.wps.cn/officeDocument/2013/wpsCustomData" mc:Ignorable="w14 w15 wp14">
   <w:body>
     <w:p>
+      <w:pPr>
+        <w:spacing w:before="480" w:after="120"/>
+        <w:jc w:val="center"/>
+      </w:pPr>
+      <w:r>
+        <w:rPr>
+          <w:rFonts w:ascii="Arial" w:hAnsi="Arial" w:eastAsia="Arial" w:cs="Arial"/>
+          <w:b/>
+          <w:bCs/>
+          <w:color w:val="1F3864"/>
+          <w:sz w:val="40"/>
+          <w:szCs w:val="40"/>
+        </w:rPr>
+        <w:t>TEST PLAN</w:t>
+      </w:r>
+    </w:p>
+    <w:p>
+      <w:pPr>
+        <w:spacing w:before="80" w:after="80"/>
+        <w:jc w:val="center"/>
+      </w:pPr>
+      <w:r>
+        <w:rPr>
+          <w:rFonts w:ascii="Arial" w:hAnsi="Arial" w:eastAsia="Arial" w:cs="Arial"/>
+          <w:b/>
+          <w:bCs/>
+          <w:color w:val="2E75B6"/>
+          <w:sz w:val="32"/>
+          <w:szCs w:val="32"/>
+        </w:rPr>
+        <w:t>THE MOVIE DATABASE (MDB)</w:t>
+      </w:r>
+    </w:p>
+    <w:p>
+      <w:pPr>
+        <w:spacing w:before="80" w:after="80"/>
+        <w:jc w:val="center"/>
+      </w:pPr>
+      <w:r>
+        <w:rPr>
+          <w:rFonts w:ascii="Arial" w:hAnsi="Arial" w:eastAsia="Arial" w:cs="Arial"/>
+          <w:i/>
+          <w:iCs/>
+          <w:sz w:val="22"/>
+          <w:szCs w:val="22"/>
+        </w:rPr>
+        <w:t>Môn học: Kiểm định Chất lượng Phần mềm</w:t>
+      </w:r>
+    </w:p>
+    <w:p>
+      <w:pPr>
+        <w:spacing w:before="60" w:after="60"/>
+        <w:jc w:val="center"/>
+        <w:rPr>
+          <w:rFonts w:hint="default"/>
+          <w:lang w:val="en-US"/>
+        </w:rPr>
+      </w:pPr>
+      <w:r>
+        <w:rPr>
+          <w:rFonts w:ascii="Arial" w:hAnsi="Arial" w:eastAsia="Arial" w:cs="Arial"/>
+          <w:sz w:val="22"/>
+          <w:szCs w:val="22"/>
+        </w:rPr>
+        <w:t>Ngày lập: 01/06/</w:t>
+      </w:r>
+      <w:r>
+        <w:rPr>
+          <w:rFonts w:cs="Arial"/>
+          <w:sz w:val="22"/>
+          <w:szCs w:val="22"/>
+          <w:lang w:val="en-US"/>
+        </w:rPr>
+        <w:t>2026</w:t>
+      </w:r>
+    </w:p>
+    <w:p>
+      <w:pPr>
+        <w:spacing w:before="40" w:after="40"/>
+      </w:pPr>
+    </w:p>
+    <w:p>
+      <w:pPr>
+        <w:pStyle w:val="2"/>
+      </w:pPr>
+      <w:r>
+        <w:t>1. PHÂN TÍCH SẢN PHẨM &amp; GIỚI THIỆU</w:t>
+      </w:r>
+    </w:p>
+    <w:p>
+      <w:pPr>
+        <w:spacing w:before="60" w:after="60"/>
+      </w:pPr>
+      <w:r>
+        <w:rPr>
+          <w:rFonts w:ascii="Arial" w:hAnsi="Arial" w:eastAsia="Arial" w:cs="Arial"/>
+          <w:sz w:val="22"/>
+          <w:szCs w:val="22"/>
+        </w:rPr>
+        <w:t>The Movie Database (MDB) là nền tảng web phổ biến cung cấp thông tin chi tiết về phim, chương trình truyền hình và người nổi tiếng. Người dùng có thể tìm kiếm phim, xem đánh giá, thể loại, diễn viên và trailer, đồng thời quản lý danh sách cá nhân như Favorites và Watchlist.</w:t>
+      </w:r>
+    </w:p>
+    <w:p>
+      <w:pPr>
+        <w:spacing w:before="40" w:after="40"/>
+      </w:pPr>
+    </w:p>
+    <w:p>
+      <w:pPr>
+        <w:spacing w:before="60" w:after="60"/>
+      </w:pPr>
+      <w:r>
+        <w:rPr>
+          <w:rFonts w:ascii="Arial" w:hAnsi="Arial" w:eastAsia="Arial" w:cs="Arial"/>
+          <w:b/>
+          <w:bCs/>
+          <w:sz w:val="22"/>
+          <w:szCs w:val="22"/>
+        </w:rPr>
+        <w:t>Đối tượng sử dụng:</w:t>
+      </w:r>
+    </w:p>
+    <w:p>
+      <w:pPr>
+        <w:pStyle w:val="16"/>
+        <w:numPr>
+          <w:ilvl w:val="0"/>
+          <w:numId w:val="1"/>
+        </w:numPr>
+        <w:spacing w:before="40" w:after="40"/>
+      </w:pPr>
+      <w:r>
+        <w:rPr>
+          <w:rFonts w:ascii="Arial" w:hAnsi="Arial" w:eastAsia="Arial" w:cs="Arial"/>
+          <w:sz w:val="22"/>
+          <w:szCs w:val="22"/>
+        </w:rPr>
+        <w:t>Người dùng cuối (End Users): Xem thông tin phim, tìm kiếm, đánh giá, bình luận.</w:t>
+      </w:r>
+    </w:p>
+    <w:p>
+      <w:pPr>
+        <w:pStyle w:val="16"/>
+        <w:numPr>
+          <w:ilvl w:val="0"/>
+          <w:numId w:val="1"/>
+        </w:numPr>
+        <w:spacing w:before="40" w:after="40"/>
+      </w:pPr>
+      <w:r>
+        <w:rPr>
+          <w:rFonts w:ascii="Arial" w:hAnsi="Arial" w:eastAsia="Arial" w:cs="Arial"/>
+          <w:sz w:val="22"/>
+          <w:szCs w:val="22"/>
+        </w:rPr>
+        <w:t>Nhà phát triển (Developers): Sử dụng Public API để truy vấn dữ liệu phim.</w:t>
+      </w:r>
+    </w:p>
+    <w:p>
+      <w:pPr>
+        <w:spacing w:before="40" w:after="40"/>
+      </w:pPr>
+    </w:p>
+    <w:p>
+      <w:pPr>
+        <w:spacing w:before="60" w:after="60"/>
+      </w:pPr>
+      <w:r>
+        <w:rPr>
+          <w:rFonts w:ascii="Arial" w:hAnsi="Arial" w:eastAsia="Arial" w:cs="Arial"/>
+          <w:b/>
+          <w:bCs/>
+          <w:sz w:val="22"/>
+          <w:szCs w:val="22"/>
+        </w:rPr>
+        <w:t>Nền tảng kiểm thử:</w:t>
+      </w:r>
+    </w:p>
+    <w:p>
+      <w:pPr>
+        <w:pStyle w:val="16"/>
+        <w:numPr>
+          <w:ilvl w:val="0"/>
+          <w:numId w:val="1"/>
+        </w:numPr>
+        <w:spacing w:before="40" w:after="40"/>
+      </w:pPr>
+      <w:r>
+        <w:rPr>
+          <w:rFonts w:ascii="Arial" w:hAnsi="Arial" w:eastAsia="Arial" w:cs="Arial"/>
+          <w:sz w:val="22"/>
+          <w:szCs w:val="22"/>
+        </w:rPr>
+        <w:t>Trình duyệt Web: Chrome, Microsoft Edge (phiên bản mới nhất).</w:t>
+      </w:r>
+    </w:p>
+    <w:p>
+      <w:pPr>
+        <w:pStyle w:val="16"/>
+        <w:numPr>
+          <w:ilvl w:val="0"/>
+          <w:numId w:val="1"/>
+        </w:numPr>
+        <w:spacing w:before="40" w:after="40"/>
+      </w:pPr>
+      <w:r>
+        <w:rPr>
+          <w:rFonts w:ascii="Arial" w:hAnsi="Arial" w:eastAsia="Arial" w:cs="Arial"/>
+          <w:sz w:val="22"/>
+          <w:szCs w:val="22"/>
+        </w:rPr>
+        <w:t>API: RESTful API tại https://api.themoviedb.org/3/</w:t>
+      </w:r>
+    </w:p>
+    <w:p>
+      <w:pPr>
+        <w:spacing w:before="40" w:after="40"/>
+      </w:pPr>
+    </w:p>
+    <w:p>
+      <w:pPr>
+        <w:spacing w:before="60" w:after="60"/>
+      </w:pPr>
+      <w:r>
+        <w:rPr>
+          <w:rFonts w:ascii="Arial" w:hAnsi="Arial" w:eastAsia="Arial" w:cs="Arial"/>
+          <w:b/>
+          <w:bCs/>
+          <w:sz w:val="22"/>
+          <w:szCs w:val="22"/>
+        </w:rPr>
+        <w:t>Chức năng chính được kiểm thử:</w:t>
+      </w:r>
+    </w:p>
+    <w:p>
+      <w:pPr>
+        <w:pStyle w:val="16"/>
+        <w:numPr>
+          <w:ilvl w:val="0"/>
+          <w:numId w:val="1"/>
+        </w:numPr>
+        <w:spacing w:before="40" w:after="40"/>
+      </w:pPr>
+      <w:r>
+        <w:rPr>
+          <w:rFonts w:ascii="Arial" w:hAnsi="Arial" w:eastAsia="Arial" w:cs="Arial"/>
+          <w:sz w:val="22"/>
+          <w:szCs w:val="22"/>
+        </w:rPr>
+        <w:t>Tìm kiếm phim (Search), Xem chi tiết (Detail), Danh sách phim (List).</w:t>
+      </w:r>
+    </w:p>
+    <w:p>
+      <w:pPr>
+        <w:pStyle w:val="16"/>
+        <w:numPr>
+          <w:ilvl w:val="0"/>
+          <w:numId w:val="1"/>
+        </w:numPr>
+        <w:spacing w:before="40" w:after="40"/>
+      </w:pPr>
+      <w:r>
+        <w:rPr>
+          <w:rFonts w:ascii="Arial" w:hAnsi="Arial" w:eastAsia="Arial" w:cs="Arial"/>
+          <w:sz w:val="22"/>
+          <w:szCs w:val="22"/>
+        </w:rPr>
+        <w:t>Tài khoản: Đăng ký, Đăng nhập, Đăng xuất, Đặt lại mật khẩu.</w:t>
+      </w:r>
+    </w:p>
+    <w:p>
+      <w:pPr>
+        <w:pStyle w:val="16"/>
+        <w:numPr>
+          <w:ilvl w:val="0"/>
+          <w:numId w:val="1"/>
+        </w:numPr>
+        <w:spacing w:before="40" w:after="40"/>
+      </w:pPr>
+      <w:r>
+        <w:rPr>
+          <w:rFonts w:ascii="Arial" w:hAnsi="Arial" w:eastAsia="Arial" w:cs="Arial"/>
+          <w:sz w:val="22"/>
+          <w:szCs w:val="22"/>
+        </w:rPr>
+        <w:t>Tương tác: Yêu thích (Favorite), Xem sau (Watchlist), Bình luận, Đánh giá.</w:t>
+      </w:r>
+    </w:p>
+    <w:p>
+      <w:pPr>
+        <w:pStyle w:val="16"/>
+        <w:numPr>
+          <w:ilvl w:val="0"/>
+          <w:numId w:val="1"/>
+        </w:numPr>
+        <w:spacing w:before="40" w:after="40"/>
+      </w:pPr>
+      <w:r>
+        <w:rPr>
+          <w:rFonts w:ascii="Arial" w:hAnsi="Arial" w:eastAsia="Arial" w:cs="Arial"/>
+          <w:sz w:val="22"/>
+          <w:szCs w:val="22"/>
+        </w:rPr>
+        <w:t>Giao diện đáp ứng (Responsive), Lọc &amp; Sắp xếp (Filter &amp; Sort).</w:t>
+      </w:r>
+    </w:p>
+    <w:p>
+      <w:pPr>
+        <w:pStyle w:val="16"/>
+        <w:numPr>
+          <w:ilvl w:val="0"/>
+          <w:numId w:val="1"/>
+        </w:numPr>
+        <w:spacing w:before="40" w:after="40"/>
+      </w:pPr>
+      <w:r>
+        <w:rPr>
+          <w:rFonts w:ascii="Arial" w:hAnsi="Arial" w:eastAsia="Arial" w:cs="Arial"/>
+          <w:sz w:val="22"/>
+          <w:szCs w:val="22"/>
+        </w:rPr>
+        <w:t>API Testing: Search, Authentication, Filter &amp; Sort, Pagination.</w:t>
+      </w:r>
+    </w:p>
+    <w:p>
+      <w:pPr>
+        <w:spacing w:before="40" w:after="40"/>
+      </w:pPr>
+    </w:p>
+    <w:p>
+      <w:pPr>
+        <w:pStyle w:val="2"/>
+      </w:pPr>
+      <w:r>
+        <w:t>2. CHIẾN LƯỢC KIỂM THỬ</w:t>
+      </w:r>
+    </w:p>
+    <w:p>
+      <w:pPr>
+        <w:pStyle w:val="3"/>
+      </w:pPr>
+      <w:r>
+        <w:t>2.1. Phạm vi kiểm thử (Scope)</w:t>
+      </w:r>
+    </w:p>
+    <w:p>
+      <w:pPr>
+        <w:spacing w:before="160" w:after="80"/>
+      </w:pPr>
+      <w:r>
+        <w:rPr>
+          <w:rFonts w:ascii="Arial" w:hAnsi="Arial" w:eastAsia="Arial" w:cs="Arial"/>
+          <w:b/>
+          <w:bCs/>
+          <w:color w:val="2E75B6"/>
+          <w:sz w:val="22"/>
+          <w:szCs w:val="22"/>
+        </w:rPr>
+        <w:t>Trong phạm vi (In-Scope):</w:t>
+      </w:r>
+    </w:p>
+    <w:p>
+      <w:pPr>
+        <w:pStyle w:val="16"/>
+        <w:numPr>
+          <w:ilvl w:val="0"/>
+          <w:numId w:val="1"/>
+        </w:numPr>
+        <w:spacing w:before="40" w:after="40"/>
+      </w:pPr>
+      <w:r>
+        <w:rPr>
+          <w:rFonts w:ascii="Arial" w:hAnsi="Arial" w:eastAsia="Arial" w:cs="Arial"/>
+          <w:sz w:val="22"/>
+          <w:szCs w:val="22"/>
+        </w:rPr>
+        <w:t>Search Module: Tìm kiếm theo từ khóa hợp lệ, không tồn tại, ký tự đặc biệt, BVA.</w:t>
+      </w:r>
+    </w:p>
+    <w:p>
+      <w:pPr>
+        <w:pStyle w:val="16"/>
+        <w:numPr>
+          <w:ilvl w:val="0"/>
+          <w:numId w:val="1"/>
+        </w:numPr>
+        <w:spacing w:before="40" w:after="40"/>
+      </w:pPr>
+      <w:r>
+        <w:rPr>
+          <w:rFonts w:ascii="Arial" w:hAnsi="Arial" w:eastAsia="Arial" w:cs="Arial"/>
+          <w:sz w:val="22"/>
+          <w:szCs w:val="22"/>
+        </w:rPr>
+        <w:t>Detail Module: Hiển thị thông tin chi tiết phim (tiêu đề, poster, mô tả).</w:t>
+      </w:r>
+    </w:p>
+    <w:p>
+      <w:pPr>
+        <w:pStyle w:val="16"/>
+        <w:numPr>
+          <w:ilvl w:val="0"/>
+          <w:numId w:val="1"/>
+        </w:numPr>
+        <w:spacing w:before="40" w:after="40"/>
+      </w:pPr>
+      <w:r>
+        <w:rPr>
+          <w:rFonts w:ascii="Arial" w:hAnsi="Arial" w:eastAsia="Arial" w:cs="Arial"/>
+          <w:sz w:val="22"/>
+          <w:szCs w:val="22"/>
+        </w:rPr>
+        <w:t>List Module: Hiển thị danh sách phim, tính năng "Load more".</w:t>
+      </w:r>
+    </w:p>
+    <w:p>
+      <w:pPr>
+        <w:pStyle w:val="16"/>
+        <w:numPr>
+          <w:ilvl w:val="0"/>
+          <w:numId w:val="1"/>
+        </w:numPr>
+        <w:spacing w:before="40" w:after="40"/>
+      </w:pPr>
+      <w:r>
+        <w:rPr>
+          <w:rFonts w:ascii="Arial" w:hAnsi="Arial" w:eastAsia="Arial" w:cs="Arial"/>
+          <w:sz w:val="22"/>
+          <w:szCs w:val="22"/>
+        </w:rPr>
+        <w:t>Authentication Module: Đăng ký, Đăng nhập, Đăng xuất, Đặt lại mật khẩu.</w:t>
+      </w:r>
+    </w:p>
+    <w:p>
+      <w:pPr>
+        <w:pStyle w:val="16"/>
+        <w:numPr>
+          <w:ilvl w:val="0"/>
+          <w:numId w:val="1"/>
+        </w:numPr>
+        <w:spacing w:before="40" w:after="40"/>
+      </w:pPr>
+      <w:r>
+        <w:rPr>
+          <w:rFonts w:ascii="Arial" w:hAnsi="Arial" w:eastAsia="Arial" w:cs="Arial"/>
+          <w:sz w:val="22"/>
+          <w:szCs w:val="22"/>
+        </w:rPr>
+        <w:t>Account Module: Thêm/xóa Favorites, Watchlist, kiểm tra trạng thái sau reload.</w:t>
+      </w:r>
+    </w:p>
+    <w:p>
+      <w:pPr>
+        <w:pStyle w:val="16"/>
+        <w:numPr>
+          <w:ilvl w:val="0"/>
+          <w:numId w:val="1"/>
+        </w:numPr>
+        <w:spacing w:before="40" w:after="40"/>
+      </w:pPr>
+      <w:r>
+        <w:rPr>
+          <w:rFonts w:ascii="Arial" w:hAnsi="Arial" w:eastAsia="Arial" w:cs="Arial"/>
+          <w:sz w:val="22"/>
+          <w:szCs w:val="22"/>
+        </w:rPr>
+        <w:t>Comment &amp; Rating Module: Đăng bình luận, like, reply, đánh giá phim.</w:t>
+      </w:r>
+    </w:p>
+    <w:p>
+      <w:pPr>
+        <w:pStyle w:val="16"/>
+        <w:numPr>
+          <w:ilvl w:val="0"/>
+          <w:numId w:val="1"/>
+        </w:numPr>
+        <w:spacing w:before="40" w:after="40"/>
+      </w:pPr>
+      <w:r>
+        <w:rPr>
+          <w:rFonts w:ascii="Arial" w:hAnsi="Arial" w:eastAsia="Arial" w:cs="Arial"/>
+          <w:sz w:val="22"/>
+          <w:szCs w:val="22"/>
+        </w:rPr>
+        <w:t>Responsive &amp; Adaptive Module: Desktop, Tablet, Mobile viewport.</w:t>
+      </w:r>
+    </w:p>
+    <w:p>
+      <w:pPr>
+        <w:pStyle w:val="16"/>
+        <w:numPr>
+          <w:ilvl w:val="0"/>
+          <w:numId w:val="1"/>
+        </w:numPr>
+        <w:spacing w:before="40" w:after="40"/>
+      </w:pPr>
+      <w:r>
+        <w:rPr>
+          <w:rFonts w:ascii="Arial" w:hAnsi="Arial" w:eastAsia="Arial" w:cs="Arial"/>
+          <w:sz w:val="22"/>
+          <w:szCs w:val="22"/>
+        </w:rPr>
+        <w:t>Filter &amp; Sort Module: Lọc theo thể loại, sắp xếp theo Popularity, Release Date, Rating.</w:t>
+      </w:r>
+    </w:p>
+    <w:p>
+      <w:pPr>
+        <w:pStyle w:val="16"/>
+        <w:numPr>
+          <w:ilvl w:val="0"/>
+          <w:numId w:val="1"/>
+        </w:numPr>
+        <w:spacing w:before="40" w:after="40"/>
+      </w:pPr>
+      <w:r>
+        <w:rPr>
+          <w:rFonts w:ascii="Arial" w:hAnsi="Arial" w:eastAsia="Arial" w:cs="Arial"/>
+          <w:sz w:val="22"/>
+          <w:szCs w:val="22"/>
+        </w:rPr>
+        <w:t>API Testing: Search (company, keyword, collection, multi), Auth API, Filter/Sort API, Pagination API.</w:t>
+      </w:r>
+    </w:p>
+    <w:p>
+      <w:pPr>
+        <w:spacing w:before="40" w:after="40"/>
+      </w:pPr>
+    </w:p>
+    <w:p>
+      <w:pPr>
+        <w:spacing w:before="160" w:after="80"/>
+      </w:pPr>
+      <w:r>
+        <w:rPr>
+          <w:rFonts w:ascii="Arial" w:hAnsi="Arial" w:eastAsia="Arial" w:cs="Arial"/>
+          <w:b/>
+          <w:bCs/>
+          <w:color w:val="2E75B6"/>
+          <w:sz w:val="22"/>
+          <w:szCs w:val="22"/>
+        </w:rPr>
+        <w:t>Ngoài phạm vi (Out-of-Scope):</w:t>
+      </w:r>
+    </w:p>
+    <w:p>
+      <w:pPr>
+        <w:pStyle w:val="16"/>
+        <w:numPr>
+          <w:ilvl w:val="0"/>
+          <w:numId w:val="1"/>
+        </w:numPr>
+        <w:spacing w:before="40" w:after="40"/>
+      </w:pPr>
+      <w:r>
+        <w:rPr>
+          <w:rFonts w:ascii="Arial" w:hAnsi="Arial" w:eastAsia="Arial" w:cs="Arial"/>
+          <w:sz w:val="22"/>
+          <w:szCs w:val="22"/>
+        </w:rPr>
+        <w:t>Kiểm thử bảo mật chuyên sâu (SQL Injection, XSS nâng cao).</w:t>
+      </w:r>
+    </w:p>
+    <w:p>
+      <w:pPr>
+        <w:pStyle w:val="16"/>
+        <w:numPr>
+          <w:ilvl w:val="0"/>
+          <w:numId w:val="1"/>
+        </w:numPr>
+        <w:spacing w:before="40" w:after="40"/>
+      </w:pPr>
+      <w:r>
+        <w:rPr>
+          <w:rFonts w:ascii="Arial" w:hAnsi="Arial" w:eastAsia="Arial" w:cs="Arial"/>
+          <w:sz w:val="22"/>
+          <w:szCs w:val="22"/>
+        </w:rPr>
+        <w:t>Kiểm thử hiệu năng / tải (Performance/Load/Stress Testing).</w:t>
+      </w:r>
+    </w:p>
+    <w:p>
+      <w:pPr>
+        <w:pStyle w:val="16"/>
+        <w:numPr>
+          <w:ilvl w:val="0"/>
+          <w:numId w:val="1"/>
+        </w:numPr>
+        <w:spacing w:before="40" w:after="40"/>
+      </w:pPr>
+      <w:r>
+        <w:rPr>
+          <w:rFonts w:ascii="Arial" w:hAnsi="Arial" w:eastAsia="Arial" w:cs="Arial"/>
+          <w:sz w:val="22"/>
+          <w:szCs w:val="22"/>
+        </w:rPr>
+        <w:t>Kiểm thử trên thiết bị di động thực tế (chỉ dùng DevTools).</w:t>
+      </w:r>
+    </w:p>
+    <w:p>
+      <w:pPr>
+        <w:pStyle w:val="16"/>
+        <w:numPr>
+          <w:ilvl w:val="0"/>
+          <w:numId w:val="1"/>
+        </w:numPr>
+        <w:spacing w:before="40" w:after="40"/>
+      </w:pPr>
+      <w:r>
+        <w:rPr>
+          <w:rFonts w:ascii="Arial" w:hAnsi="Arial" w:eastAsia="Arial" w:cs="Arial"/>
+          <w:sz w:val="22"/>
+          <w:szCs w:val="22"/>
+        </w:rPr>
+        <w:t>Kiểm thử logic nội bộ backend (không có quyền truy cập source code).</w:t>
+      </w:r>
+    </w:p>
+    <w:p>
+      <w:pPr>
+        <w:pStyle w:val="16"/>
+        <w:numPr>
+          <w:ilvl w:val="0"/>
+          <w:numId w:val="1"/>
+        </w:numPr>
+        <w:spacing w:before="40" w:after="40"/>
+      </w:pPr>
+      <w:r>
+        <w:rPr>
+          <w:rFonts w:ascii="Arial" w:hAnsi="Arial" w:eastAsia="Arial" w:cs="Arial"/>
+          <w:sz w:val="22"/>
+          <w:szCs w:val="22"/>
+        </w:rPr>
+        <w:t>Kiểm thử tích hợp hệ thống bên thứ ba.</w:t>
+      </w:r>
+    </w:p>
+    <w:p>
+      <w:pPr>
+        <w:spacing w:before="40" w:after="40"/>
+      </w:pPr>
+    </w:p>
+    <w:p>
+      <w:pPr>
+        <w:pStyle w:val="3"/>
+      </w:pPr>
+      <w:r>
+        <w:t>2.2. Loại kiểm thử (Testing Types)</w:t>
+      </w:r>
+    </w:p>
+    <w:p>
+      <w:pPr>
+        <w:pStyle w:val="16"/>
+        <w:numPr>
+          <w:ilvl w:val="0"/>
+          <w:numId w:val="1"/>
+        </w:numPr>
+        <w:spacing w:before="40" w:after="40"/>
+      </w:pPr>
+      <w:r>
+        <w:rPr>
+          <w:rFonts w:ascii="Arial" w:hAnsi="Arial" w:eastAsia="Arial" w:cs="Arial"/>
+          <w:sz w:val="22"/>
+          <w:szCs w:val="22"/>
+        </w:rPr>
+        <w:t>Manual Testing (Kiểm thử thủ công): Thực hiện UI testing theo kịch bản thực tế.</w:t>
+      </w:r>
+    </w:p>
+    <w:p>
+      <w:pPr>
+        <w:pStyle w:val="16"/>
+        <w:numPr>
+          <w:ilvl w:val="0"/>
+          <w:numId w:val="1"/>
+        </w:numPr>
+        <w:spacing w:before="40" w:after="40"/>
+      </w:pPr>
+      <w:r>
+        <w:rPr>
+          <w:rFonts w:ascii="Arial" w:hAnsi="Arial" w:eastAsia="Arial" w:cs="Arial"/>
+          <w:sz w:val="22"/>
+          <w:szCs w:val="22"/>
+        </w:rPr>
+        <w:t>API Testing: Dùng Postman kiểm tra cấu trúc JSON response, status code, dữ liệu trả về.</w:t>
+      </w:r>
+    </w:p>
+    <w:p>
+      <w:pPr>
+        <w:pStyle w:val="16"/>
+        <w:numPr>
+          <w:ilvl w:val="0"/>
+          <w:numId w:val="1"/>
+        </w:numPr>
+        <w:spacing w:before="40" w:after="40"/>
+      </w:pPr>
+      <w:r>
+        <w:rPr>
+          <w:rFonts w:ascii="Arial" w:hAnsi="Arial" w:eastAsia="Arial" w:cs="Arial"/>
+          <w:sz w:val="22"/>
+          <w:szCs w:val="22"/>
+        </w:rPr>
+        <w:t>Automation Testing (Cơ bản): Dùng Selenium tự động hóa: Login, Search, Add to Favorite.</w:t>
+      </w:r>
+    </w:p>
+    <w:p>
+      <w:pPr>
+        <w:pStyle w:val="16"/>
+        <w:numPr>
+          <w:ilvl w:val="0"/>
+          <w:numId w:val="1"/>
+        </w:numPr>
+        <w:spacing w:before="40" w:after="40"/>
+      </w:pPr>
+      <w:r>
+        <w:rPr>
+          <w:rFonts w:ascii="Arial" w:hAnsi="Arial" w:eastAsia="Arial" w:cs="Arial"/>
+          <w:sz w:val="22"/>
+          <w:szCs w:val="22"/>
+        </w:rPr>
+        <w:t>Black-box Testing: Kiểm thử dựa trên đầu vào/đầu ra, không cần biết logic nội bộ.</w:t>
+      </w:r>
+    </w:p>
+    <w:p>
+      <w:pPr>
+        <w:spacing w:before="40" w:after="40"/>
+      </w:pPr>
+    </w:p>
+    <w:p>
+      <w:pPr>
+        <w:pStyle w:val="3"/>
+      </w:pPr>
+      <w:r>
+        <w:t>2.3. Kỹ thuật kiểm thử (Testing Techniques)</w:t>
+      </w:r>
+    </w:p>
+    <w:p>
+      <w:pPr>
+        <w:pStyle w:val="16"/>
+        <w:numPr>
+          <w:ilvl w:val="0"/>
+          <w:numId w:val="1"/>
+        </w:numPr>
+        <w:spacing w:before="40" w:after="40"/>
+      </w:pPr>
+      <w:r>
+        <w:rPr>
+          <w:rFonts w:ascii="Arial" w:hAnsi="Arial" w:eastAsia="Arial" w:cs="Arial"/>
+          <w:sz w:val="22"/>
+          <w:szCs w:val="22"/>
+        </w:rPr>
+        <w:t>Equivalence Partitioning (EP): Chia dữ liệu đầu vào thành nhóm Hợp lệ / Không hợp lệ / Rỗng / Quá dài.</w:t>
+      </w:r>
+    </w:p>
+    <w:p>
+      <w:pPr>
+        <w:pStyle w:val="16"/>
+        <w:numPr>
+          <w:ilvl w:val="0"/>
+          <w:numId w:val="1"/>
+        </w:numPr>
+        <w:spacing w:before="40" w:after="40"/>
+      </w:pPr>
+      <w:r>
+        <w:rPr>
+          <w:rFonts w:ascii="Arial" w:hAnsi="Arial" w:eastAsia="Arial" w:cs="Arial"/>
+          <w:sz w:val="22"/>
+          <w:szCs w:val="22"/>
+        </w:rPr>
+        <w:t>Boundary Value Analysis (BVA): Kiểm tra chuỗi rỗng, 1 ký tự, tối đa, vượt giới hạn.</w:t>
+      </w:r>
+    </w:p>
+    <w:p>
+      <w:pPr>
+        <w:pStyle w:val="16"/>
+        <w:numPr>
+          <w:ilvl w:val="0"/>
+          <w:numId w:val="1"/>
+        </w:numPr>
+        <w:spacing w:before="40" w:after="40"/>
+      </w:pPr>
+      <w:r>
+        <w:rPr>
+          <w:rFonts w:ascii="Arial" w:hAnsi="Arial" w:eastAsia="Arial" w:cs="Arial"/>
+          <w:sz w:val="22"/>
+          <w:szCs w:val="22"/>
+        </w:rPr>
+        <w:t>Negative Testing: API key sai, từ khóa không tồn tại, ký tự đặc biệt, giá trị rating ngoài phạm vi.</w:t>
+      </w:r>
+    </w:p>
+    <w:p>
+      <w:pPr>
+        <w:spacing w:before="40" w:after="40"/>
+      </w:pPr>
+    </w:p>
+    <w:p>
+      <w:pPr>
+        <w:pStyle w:val="3"/>
+      </w:pPr>
+      <w:r>
+        <w:t>2.4. Quản lý Rủi ro (Risks &amp; Issues)</w:t>
+      </w:r>
+    </w:p>
+    <w:p>
+      <w:pPr>
+        <w:spacing w:before="40" w:after="40"/>
+      </w:pPr>
+    </w:p>
+    <w:tbl>
+      <w:tblPr>
+        <w:tblStyle w:val="9"/>
+        <w:tblW w:w="9360" w:type="dxa"/>
+        <w:tblInd w:w="0" w:type="dxa"/>
+        <w:tblBorders>
+          <w:top w:val="single" w:color="auto" w:sz="4" w:space="0"/>
+          <w:left w:val="single" w:color="auto" w:sz="4" w:space="0"/>
+          <w:bottom w:val="single" w:color="auto" w:sz="4" w:space="0"/>
+          <w:right w:val="single" w:color="auto" w:sz="4" w:space="0"/>
+          <w:insideH w:val="single" w:color="auto" w:sz="4" w:space="0"/>
+          <w:insideV w:val="single" w:color="auto" w:sz="4" w:space="0"/>
+        </w:tblBorders>
+        <w:tblLayout w:type="autofit"/>
+        <w:tblCellMar>
+          <w:top w:w="0" w:type="dxa"/>
+          <w:left w:w="10" w:type="dxa"/>
+          <w:bottom w:w="0" w:type="dxa"/>
+          <w:right w:w="10" w:type="dxa"/>
+        </w:tblCellMar>
+      </w:tblPr>
+      <w:tblGrid>
+        <w:gridCol w:w="618"/>
+        <w:gridCol w:w="2443"/>
+        <w:gridCol w:w="1913"/>
+        <w:gridCol w:w="2141"/>
+        <w:gridCol w:w="2245"/>
+      </w:tblGrid>
+      <w:tr>
+        <w:tblPrEx>
+          <w:tblBorders>
+            <w:top w:val="single" w:color="auto" w:sz="4" w:space="0"/>
+            <w:left w:val="single" w:color="auto" w:sz="4" w:space="0"/>
+            <w:bottom w:val="single" w:color="auto" w:sz="4" w:space="0"/>
+            <w:right w:val="single" w:color="auto" w:sz="4" w:space="0"/>
+            <w:insideH w:val="single" w:color="auto" w:sz="4" w:space="0"/>
+            <w:insideV w:val="single" w:color="auto" w:sz="4" w:space="0"/>
+          </w:tblBorders>
+          <w:tblCellMar>
+            <w:top w:w="0" w:type="dxa"/>
+            <w:left w:w="10" w:type="dxa"/>
+            <w:bottom w:w="0" w:type="dxa"/>
+            <w:right w:w="10" w:type="dxa"/>
+          </w:tblCellMar>
+        </w:tblPrEx>
+        <w:tc>
+          <w:tcPr>
+            <w:tcW w:w="400" w:type="dxa"/>
+            <w:tcBorders>
+              <w:top w:val="single" w:color="AAAAAA" w:sz="0" w:space="0"/>
+              <w:left w:val="single" w:color="AAAAAA" w:sz="0" w:space="0"/>
+              <w:bottom w:val="single" w:color="AAAAAA" w:sz="0" w:space="0"/>
+              <w:right w:val="single" w:color="AAAAAA" w:sz="0" w:space="0"/>
+            </w:tcBorders>
+            <w:shd w:val="clear" w:color="auto" w:fill="2E75B6"/>
+            <w:tcMar>
+              <w:top w:w="80" w:type="dxa"/>
+              <w:left w:w="120" w:type="dxa"/>
+              <w:bottom w:w="80" w:type="dxa"/>
+              <w:right w:w="120" w:type="dxa"/>
+            </w:tcMar>
+            <w:vAlign w:val="center"/>
+          </w:tcPr>
+          <w:p>
+            <w:pPr>
+              <w:jc w:val="center"/>
+            </w:pPr>
+            <w:r>
+              <w:rPr>
+                <w:rFonts w:ascii="Arial" w:hAnsi="Arial" w:eastAsia="Arial" w:cs="Arial"/>
+                <w:b/>
+                <w:bCs/>
+                <w:color w:val="FFFFFF"/>
+                <w:sz w:val="20"/>
+                <w:szCs w:val="20"/>
+              </w:rPr>
+              <w:t>STT</w:t>
+            </w:r>
+          </w:p>
+        </w:tc>
+        <w:tc>
+          <w:tcPr>
+            <w:tcW w:w="2500" w:type="dxa"/>
+            <w:tcBorders>
+              <w:top w:val="single" w:color="AAAAAA" w:sz="0" w:space="0"/>
+              <w:left w:val="single" w:color="AAAAAA" w:sz="0" w:space="0"/>
+              <w:bottom w:val="single" w:color="AAAAAA" w:sz="0" w:space="0"/>
+              <w:right w:val="single" w:color="AAAAAA" w:sz="0" w:space="0"/>
+            </w:tcBorders>
+            <w:shd w:val="clear" w:color="auto" w:fill="2E75B6"/>
+            <w:tcMar>
+              <w:top w:w="80" w:type="dxa"/>
+              <w:left w:w="120" w:type="dxa"/>
+              <w:bottom w:w="80" w:type="dxa"/>
+              <w:right w:w="120" w:type="dxa"/>
+            </w:tcMar>
+            <w:vAlign w:val="center"/>
+          </w:tcPr>
+          <w:p>
+            <w:pPr>
+              <w:jc w:val="center"/>
+            </w:pPr>
+            <w:r>
+              <w:rPr>
+                <w:rFonts w:ascii="Arial" w:hAnsi="Arial" w:eastAsia="Arial" w:cs="Arial"/>
+                <w:b/>
+                <w:bCs/>
+                <w:color w:val="FFFFFF"/>
+                <w:sz w:val="20"/>
+                <w:szCs w:val="20"/>
+              </w:rPr>
+              <w:t>Rủi ro</w:t>
+            </w:r>
+          </w:p>
+        </w:tc>
+        <w:tc>
+          <w:tcPr>
+            <w:tcW w:w="1960" w:type="dxa"/>
+            <w:tcBorders>
+              <w:top w:val="single" w:color="AAAAAA" w:sz="0" w:space="0"/>
+              <w:left w:val="single" w:color="AAAAAA" w:sz="0" w:space="0"/>
+              <w:bottom w:val="single" w:color="AAAAAA" w:sz="0" w:space="0"/>
+              <w:right w:val="single" w:color="AAAAAA" w:sz="0" w:space="0"/>
+            </w:tcBorders>
+            <w:shd w:val="clear" w:color="auto" w:fill="2E75B6"/>
+            <w:tcMar>
+              <w:top w:w="80" w:type="dxa"/>
+              <w:left w:w="120" w:type="dxa"/>
+              <w:bottom w:w="80" w:type="dxa"/>
+              <w:right w:w="120" w:type="dxa"/>
+            </w:tcMar>
+            <w:vAlign w:val="center"/>
+          </w:tcPr>
+          <w:p>
+            <w:pPr>
+              <w:jc w:val="center"/>
+            </w:pPr>
+            <w:r>
+              <w:rPr>
+                <w:rFonts w:ascii="Arial" w:hAnsi="Arial" w:eastAsia="Arial" w:cs="Arial"/>
+                <w:b/>
+                <w:bCs/>
+                <w:color w:val="FFFFFF"/>
+                <w:sz w:val="20"/>
+                <w:szCs w:val="20"/>
+              </w:rPr>
+              <w:t>Mức độ</w:t>
+            </w:r>
+          </w:p>
+        </w:tc>
+        <w:tc>
+          <w:tcPr>
+            <w:tcW w:w="2200" w:type="dxa"/>
+            <w:tcBorders>
+              <w:top w:val="single" w:color="AAAAAA" w:sz="0" w:space="0"/>
+              <w:left w:val="single" w:color="AAAAAA" w:sz="0" w:space="0"/>
+              <w:bottom w:val="single" w:color="AAAAAA" w:sz="0" w:space="0"/>
+              <w:right w:val="single" w:color="AAAAAA" w:sz="0" w:space="0"/>
+            </w:tcBorders>
+            <w:shd w:val="clear" w:color="auto" w:fill="2E75B6"/>
+            <w:tcMar>
+              <w:top w:w="80" w:type="dxa"/>
+              <w:left w:w="120" w:type="dxa"/>
+              <w:bottom w:w="80" w:type="dxa"/>
+              <w:right w:w="120" w:type="dxa"/>
+            </w:tcMar>
+            <w:vAlign w:val="center"/>
+          </w:tcPr>
+          <w:p>
+            <w:pPr>
+              <w:jc w:val="center"/>
+            </w:pPr>
+            <w:r>
+              <w:rPr>
+                <w:rFonts w:ascii="Arial" w:hAnsi="Arial" w:eastAsia="Arial" w:cs="Arial"/>
+                <w:b/>
+                <w:bCs/>
+                <w:color w:val="FFFFFF"/>
+                <w:sz w:val="20"/>
+                <w:szCs w:val="20"/>
+              </w:rPr>
+              <w:t>Khả năng xảy ra</w:t>
+            </w:r>
+          </w:p>
+        </w:tc>
+        <w:tc>
+          <w:tcPr>
+            <w:tcW w:w="2300" w:type="dxa"/>
+            <w:tcBorders>
+              <w:top w:val="single" w:color="AAAAAA" w:sz="0" w:space="0"/>
+              <w:left w:val="single" w:color="AAAAAA" w:sz="0" w:space="0"/>
+              <w:bottom w:val="single" w:color="AAAAAA" w:sz="0" w:space="0"/>
+              <w:right w:val="single" w:color="AAAAAA" w:sz="0" w:space="0"/>
+            </w:tcBorders>
+            <w:shd w:val="clear" w:color="auto" w:fill="2E75B6"/>
+            <w:tcMar>
+              <w:top w:w="80" w:type="dxa"/>
+              <w:left w:w="120" w:type="dxa"/>
+              <w:bottom w:w="80" w:type="dxa"/>
+              <w:right w:w="120" w:type="dxa"/>
+            </w:tcMar>
+            <w:vAlign w:val="center"/>
+          </w:tcPr>
+          <w:p>
+            <w:pPr>
+              <w:jc w:val="center"/>
+            </w:pPr>
+            <w:r>
+              <w:rPr>
+                <w:rFonts w:ascii="Arial" w:hAnsi="Arial" w:eastAsia="Arial" w:cs="Arial"/>
+                <w:b/>
+                <w:bCs/>
+                <w:color w:val="FFFFFF"/>
+                <w:sz w:val="20"/>
+                <w:szCs w:val="20"/>
+              </w:rPr>
+              <w:t>Biện pháp giảm thiểu</w:t>
+            </w:r>
+          </w:p>
+        </w:tc>
+      </w:tr>
+      <w:tr>
+        <w:tblPrEx>
+          <w:tblBorders>
+            <w:top w:val="single" w:color="auto" w:sz="4" w:space="0"/>
+            <w:left w:val="single" w:color="auto" w:sz="4" w:space="0"/>
+            <w:bottom w:val="single" w:color="auto" w:sz="4" w:space="0"/>
+            <w:right w:val="single" w:color="auto" w:sz="4" w:space="0"/>
+            <w:insideH w:val="single" w:color="auto" w:sz="4" w:space="0"/>
+            <w:insideV w:val="single" w:color="auto" w:sz="4" w:space="0"/>
+          </w:tblBorders>
+          <w:tblCellMar>
+            <w:top w:w="0" w:type="dxa"/>
+            <w:left w:w="10" w:type="dxa"/>
+            <w:bottom w:w="0" w:type="dxa"/>
+            <w:right w:w="10" w:type="dxa"/>
+          </w:tblCellMar>
+        </w:tblPrEx>
+        <w:tc>
+          <w:tcPr>
+            <w:tcW w:w="400" w:type="dxa"/>
+            <w:tcBorders>
+              <w:top w:val="single" w:color="CCCCCC" w:sz="0" w:space="0"/>
+              <w:left w:val="single" w:color="CCCCCC" w:sz="0" w:space="0"/>
+              <w:bottom w:val="single" w:color="CCCCCC" w:sz="0" w:space="0"/>
+              <w:right w:val="single" w:color="CCCCCC" w:sz="0" w:space="0"/>
+            </w:tcBorders>
+            <w:shd w:val="clear" w:color="auto" w:fill="FFFFFF"/>
+            <w:tcMar>
+              <w:top w:w="80" w:type="dxa"/>
+              <w:left w:w="120" w:type="dxa"/>
+              <w:bottom w:w="80" w:type="dxa"/>
+              <w:right w:w="120" w:type="dxa"/>
+            </w:tcMar>
+            <w:vAlign w:val="center"/>
+          </w:tcPr>
+          <w:p>
+            <w:pPr>
+              <w:jc w:val="center"/>
+            </w:pPr>
+            <w:r>
+              <w:rPr>
+                <w:rFonts w:ascii="Arial" w:hAnsi="Arial" w:eastAsia="Arial" w:cs="Arial"/>
+                <w:sz w:val="20"/>
+                <w:szCs w:val="20"/>
+              </w:rPr>
+              <w:t>1</w:t>
+            </w:r>
+          </w:p>
+        </w:tc>
+        <w:tc>
+          <w:tcPr>
+            <w:tcW w:w="2500" w:type="dxa"/>
+            <w:tcBorders>
+              <w:top w:val="single" w:color="CCCCCC" w:sz="0" w:space="0"/>
+              <w:left w:val="single" w:color="CCCCCC" w:sz="0" w:space="0"/>
+              <w:bottom w:val="single" w:color="CCCCCC" w:sz="0" w:space="0"/>
+              <w:right w:val="single" w:color="CCCCCC" w:sz="0" w:space="0"/>
+            </w:tcBorders>
+            <w:shd w:val="clear" w:color="auto" w:fill="FFFFFF"/>
+            <w:tcMar>
+              <w:top w:w="80" w:type="dxa"/>
+              <w:left w:w="120" w:type="dxa"/>
+              <w:bottom w:w="80" w:type="dxa"/>
+              <w:right w:w="120" w:type="dxa"/>
+            </w:tcMar>
+            <w:vAlign w:val="center"/>
+          </w:tcPr>
+          <w:p>
+            <w:pPr>
+              <w:jc w:val="left"/>
+            </w:pPr>
+            <w:r>
+              <w:rPr>
+                <w:rFonts w:ascii="Arial" w:hAnsi="Arial" w:eastAsia="Arial" w:cs="Arial"/>
+                <w:sz w:val="20"/>
+                <w:szCs w:val="20"/>
+              </w:rPr>
+              <w:t>Nhân sự thiếu hụt do nghỉ ốm hoặc bận việc khác</w:t>
+            </w:r>
+          </w:p>
+        </w:tc>
+        <w:tc>
+          <w:tcPr>
+            <w:tcW w:w="1960" w:type="dxa"/>
+            <w:tcBorders>
+              <w:top w:val="single" w:color="CCCCCC" w:sz="0" w:space="0"/>
+              <w:left w:val="single" w:color="CCCCCC" w:sz="0" w:space="0"/>
+              <w:bottom w:val="single" w:color="CCCCCC" w:sz="0" w:space="0"/>
+              <w:right w:val="single" w:color="CCCCCC" w:sz="0" w:space="0"/>
+            </w:tcBorders>
+            <w:shd w:val="clear" w:color="auto" w:fill="FFFFFF"/>
+            <w:tcMar>
+              <w:top w:w="80" w:type="dxa"/>
+              <w:left w:w="120" w:type="dxa"/>
+              <w:bottom w:w="80" w:type="dxa"/>
+              <w:right w:w="120" w:type="dxa"/>
+            </w:tcMar>
+            <w:vAlign w:val="center"/>
+          </w:tcPr>
+          <w:p>
+            <w:pPr>
+              <w:jc w:val="center"/>
+            </w:pPr>
+            <w:r>
+              <w:rPr>
+                <w:rFonts w:ascii="Arial" w:hAnsi="Arial" w:eastAsia="Arial" w:cs="Arial"/>
+                <w:sz w:val="20"/>
+                <w:szCs w:val="20"/>
+              </w:rPr>
+              <w:t>Trung bình</w:t>
+            </w:r>
+          </w:p>
+        </w:tc>
+        <w:tc>
+          <w:tcPr>
+            <w:tcW w:w="2200" w:type="dxa"/>
+            <w:tcBorders>
+              <w:top w:val="single" w:color="CCCCCC" w:sz="0" w:space="0"/>
+              <w:left w:val="single" w:color="CCCCCC" w:sz="0" w:space="0"/>
+              <w:bottom w:val="single" w:color="CCCCCC" w:sz="0" w:space="0"/>
+              <w:right w:val="single" w:color="CCCCCC" w:sz="0" w:space="0"/>
+            </w:tcBorders>
+            <w:shd w:val="clear" w:color="auto" w:fill="FFFFFF"/>
+            <w:tcMar>
+              <w:top w:w="80" w:type="dxa"/>
+              <w:left w:w="120" w:type="dxa"/>
+              <w:bottom w:w="80" w:type="dxa"/>
+              <w:right w:w="120" w:type="dxa"/>
+            </w:tcMar>
+            <w:vAlign w:val="center"/>
+          </w:tcPr>
+          <w:p>
+            <w:pPr>
+              <w:jc w:val="center"/>
+            </w:pPr>
+            <w:r>
+              <w:rPr>
+                <w:rFonts w:ascii="Arial" w:hAnsi="Arial" w:eastAsia="Arial" w:cs="Arial"/>
+                <w:sz w:val="20"/>
+                <w:szCs w:val="20"/>
+              </w:rPr>
+              <w:t>Có thể xảy ra</w:t>
+            </w:r>
+          </w:p>
+        </w:tc>
+        <w:tc>
+          <w:tcPr>
+            <w:tcW w:w="2300" w:type="dxa"/>
+            <w:tcBorders>
+              <w:top w:val="single" w:color="CCCCCC" w:sz="0" w:space="0"/>
+              <w:left w:val="single" w:color="CCCCCC" w:sz="0" w:space="0"/>
+              <w:bottom w:val="single" w:color="CCCCCC" w:sz="0" w:space="0"/>
+              <w:right w:val="single" w:color="CCCCCC" w:sz="0" w:space="0"/>
+            </w:tcBorders>
+            <w:shd w:val="clear" w:color="auto" w:fill="FFFFFF"/>
+            <w:tcMar>
+              <w:top w:w="80" w:type="dxa"/>
+              <w:left w:w="120" w:type="dxa"/>
+              <w:bottom w:w="80" w:type="dxa"/>
+              <w:right w:w="120" w:type="dxa"/>
+            </w:tcMar>
+            <w:vAlign w:val="center"/>
+          </w:tcPr>
+          <w:p>
+            <w:pPr>
+              <w:jc w:val="left"/>
+            </w:pPr>
+            <w:r>
+              <w:rPr>
+                <w:rFonts w:ascii="Arial" w:hAnsi="Arial" w:eastAsia="Arial" w:cs="Arial"/>
+                <w:sz w:val="20"/>
+                <w:szCs w:val="20"/>
+              </w:rPr>
+              <w:t>Phân công chéo, mỗi thành viên nắm ít nhất 2 module</w:t>
+            </w:r>
+          </w:p>
+        </w:tc>
+      </w:tr>
+      <w:tr>
+        <w:tblPrEx>
+          <w:tblBorders>
+            <w:top w:val="single" w:color="auto" w:sz="4" w:space="0"/>
+            <w:left w:val="single" w:color="auto" w:sz="4" w:space="0"/>
+            <w:bottom w:val="single" w:color="auto" w:sz="4" w:space="0"/>
+            <w:right w:val="single" w:color="auto" w:sz="4" w:space="0"/>
+            <w:insideH w:val="single" w:color="auto" w:sz="4" w:space="0"/>
+            <w:insideV w:val="single" w:color="auto" w:sz="4" w:space="0"/>
+          </w:tblBorders>
+          <w:tblCellMar>
+            <w:top w:w="0" w:type="dxa"/>
+            <w:left w:w="10" w:type="dxa"/>
+            <w:bottom w:w="0" w:type="dxa"/>
+            <w:right w:w="10" w:type="dxa"/>
+          </w:tblCellMar>
+        </w:tblPrEx>
+        <w:tc>
+          <w:tcPr>
+            <w:tcW w:w="400" w:type="dxa"/>
+            <w:tcBorders>
+              <w:top w:val="single" w:color="CCCCCC" w:sz="0" w:space="0"/>
+              <w:left w:val="single" w:color="CCCCCC" w:sz="0" w:space="0"/>
+              <w:bottom w:val="single" w:color="CCCCCC" w:sz="0" w:space="0"/>
+              <w:right w:val="single" w:color="CCCCCC" w:sz="0" w:space="0"/>
+            </w:tcBorders>
+            <w:shd w:val="clear" w:color="auto" w:fill="FFFFFF"/>
+            <w:tcMar>
+              <w:top w:w="80" w:type="dxa"/>
+              <w:left w:w="120" w:type="dxa"/>
+              <w:bottom w:w="80" w:type="dxa"/>
+              <w:right w:w="120" w:type="dxa"/>
+            </w:tcMar>
+            <w:vAlign w:val="center"/>
+          </w:tcPr>
+          <w:p>
+            <w:pPr>
+              <w:jc w:val="center"/>
+            </w:pPr>
+            <w:r>
+              <w:rPr>
+                <w:rFonts w:ascii="Arial" w:hAnsi="Arial" w:eastAsia="Arial" w:cs="Arial"/>
+                <w:sz w:val="20"/>
+                <w:szCs w:val="20"/>
+              </w:rPr>
+              <w:t>2</w:t>
+            </w:r>
+          </w:p>
+        </w:tc>
+        <w:tc>
+          <w:tcPr>
+            <w:tcW w:w="2500" w:type="dxa"/>
+            <w:tcBorders>
+              <w:top w:val="single" w:color="CCCCCC" w:sz="0" w:space="0"/>
+              <w:left w:val="single" w:color="CCCCCC" w:sz="0" w:space="0"/>
+              <w:bottom w:val="single" w:color="CCCCCC" w:sz="0" w:space="0"/>
+              <w:right w:val="single" w:color="CCCCCC" w:sz="0" w:space="0"/>
+            </w:tcBorders>
+            <w:shd w:val="clear" w:color="auto" w:fill="FFFFFF"/>
+            <w:tcMar>
+              <w:top w:w="80" w:type="dxa"/>
+              <w:left w:w="120" w:type="dxa"/>
+              <w:bottom w:w="80" w:type="dxa"/>
+              <w:right w:w="120" w:type="dxa"/>
+            </w:tcMar>
+            <w:vAlign w:val="center"/>
+          </w:tcPr>
+          <w:p>
+            <w:pPr>
+              <w:jc w:val="left"/>
+            </w:pPr>
+            <w:r>
+              <w:rPr>
+                <w:rFonts w:ascii="Arial" w:hAnsi="Arial" w:eastAsia="Arial" w:cs="Arial"/>
+                <w:sz w:val="20"/>
+                <w:szCs w:val="20"/>
+              </w:rPr>
+              <w:t>API của TMDB thay đổi cấu trúc response hoặc token hết hạn</w:t>
+            </w:r>
+          </w:p>
+        </w:tc>
+        <w:tc>
+          <w:tcPr>
+            <w:tcW w:w="1960" w:type="dxa"/>
+            <w:tcBorders>
+              <w:top w:val="single" w:color="CCCCCC" w:sz="0" w:space="0"/>
+              <w:left w:val="single" w:color="CCCCCC" w:sz="0" w:space="0"/>
+              <w:bottom w:val="single" w:color="CCCCCC" w:sz="0" w:space="0"/>
+              <w:right w:val="single" w:color="CCCCCC" w:sz="0" w:space="0"/>
+            </w:tcBorders>
+            <w:shd w:val="clear" w:color="auto" w:fill="FFFFFF"/>
+            <w:tcMar>
+              <w:top w:w="80" w:type="dxa"/>
+              <w:left w:w="120" w:type="dxa"/>
+              <w:bottom w:w="80" w:type="dxa"/>
+              <w:right w:w="120" w:type="dxa"/>
+            </w:tcMar>
+            <w:vAlign w:val="center"/>
+          </w:tcPr>
+          <w:p>
+            <w:pPr>
+              <w:jc w:val="center"/>
+            </w:pPr>
+            <w:r>
+              <w:rPr>
+                <w:rFonts w:ascii="Arial" w:hAnsi="Arial" w:eastAsia="Arial" w:cs="Arial"/>
+                <w:sz w:val="20"/>
+                <w:szCs w:val="20"/>
+              </w:rPr>
+              <w:t>Cao</w:t>
+            </w:r>
+          </w:p>
+        </w:tc>
+        <w:tc>
+          <w:tcPr>
+            <w:tcW w:w="2200" w:type="dxa"/>
+            <w:tcBorders>
+              <w:top w:val="single" w:color="CCCCCC" w:sz="0" w:space="0"/>
+              <w:left w:val="single" w:color="CCCCCC" w:sz="0" w:space="0"/>
+              <w:bottom w:val="single" w:color="CCCCCC" w:sz="0" w:space="0"/>
+              <w:right w:val="single" w:color="CCCCCC" w:sz="0" w:space="0"/>
+            </w:tcBorders>
+            <w:shd w:val="clear" w:color="auto" w:fill="FFFFFF"/>
+            <w:tcMar>
+              <w:top w:w="80" w:type="dxa"/>
+              <w:left w:w="120" w:type="dxa"/>
+              <w:bottom w:w="80" w:type="dxa"/>
+              <w:right w:w="120" w:type="dxa"/>
+            </w:tcMar>
+            <w:vAlign w:val="center"/>
+          </w:tcPr>
+          <w:p>
+            <w:pPr>
+              <w:jc w:val="center"/>
+            </w:pPr>
+            <w:r>
+              <w:rPr>
+                <w:rFonts w:ascii="Arial" w:hAnsi="Arial" w:eastAsia="Arial" w:cs="Arial"/>
+                <w:sz w:val="20"/>
+                <w:szCs w:val="20"/>
+              </w:rPr>
+              <w:t>Có thể xảy ra</w:t>
+            </w:r>
+          </w:p>
+        </w:tc>
+        <w:tc>
+          <w:tcPr>
+            <w:tcW w:w="2300" w:type="dxa"/>
+            <w:tcBorders>
+              <w:top w:val="single" w:color="CCCCCC" w:sz="0" w:space="0"/>
+              <w:left w:val="single" w:color="CCCCCC" w:sz="0" w:space="0"/>
+              <w:bottom w:val="single" w:color="CCCCCC" w:sz="0" w:space="0"/>
+              <w:right w:val="single" w:color="CCCCCC" w:sz="0" w:space="0"/>
+            </w:tcBorders>
+            <w:shd w:val="clear" w:color="auto" w:fill="FFFFFF"/>
+            <w:tcMar>
+              <w:top w:w="80" w:type="dxa"/>
+              <w:left w:w="120" w:type="dxa"/>
+              <w:bottom w:w="80" w:type="dxa"/>
+              <w:right w:w="120" w:type="dxa"/>
+            </w:tcMar>
+            <w:vAlign w:val="center"/>
+          </w:tcPr>
+          <w:p>
+            <w:pPr>
+              <w:jc w:val="left"/>
+            </w:pPr>
+            <w:r>
+              <w:rPr>
+                <w:rFonts w:ascii="Arial" w:hAnsi="Arial" w:eastAsia="Arial" w:cs="Arial"/>
+                <w:sz w:val="20"/>
+                <w:szCs w:val="20"/>
+              </w:rPr>
+              <w:t>Kiểm tra token thường xuyên, cập nhật test case khi có thay đổi</w:t>
+            </w:r>
+          </w:p>
+        </w:tc>
+      </w:tr>
+      <w:tr>
+        <w:tblPrEx>
+          <w:tblBorders>
+            <w:top w:val="single" w:color="auto" w:sz="4" w:space="0"/>
+            <w:left w:val="single" w:color="auto" w:sz="4" w:space="0"/>
+            <w:bottom w:val="single" w:color="auto" w:sz="4" w:space="0"/>
+            <w:right w:val="single" w:color="auto" w:sz="4" w:space="0"/>
+            <w:insideH w:val="single" w:color="auto" w:sz="4" w:space="0"/>
+            <w:insideV w:val="single" w:color="auto" w:sz="4" w:space="0"/>
+          </w:tblBorders>
+          <w:tblCellMar>
+            <w:top w:w="0" w:type="dxa"/>
+            <w:left w:w="10" w:type="dxa"/>
+            <w:bottom w:w="0" w:type="dxa"/>
+            <w:right w:w="10" w:type="dxa"/>
+          </w:tblCellMar>
+        </w:tblPrEx>
+        <w:tc>
+          <w:tcPr>
+            <w:tcW w:w="400" w:type="dxa"/>
+            <w:tcBorders>
+              <w:top w:val="single" w:color="CCCCCC" w:sz="0" w:space="0"/>
+              <w:left w:val="single" w:color="CCCCCC" w:sz="0" w:space="0"/>
+              <w:bottom w:val="single" w:color="CCCCCC" w:sz="0" w:space="0"/>
+              <w:right w:val="single" w:color="CCCCCC" w:sz="0" w:space="0"/>
+            </w:tcBorders>
+            <w:shd w:val="clear" w:color="auto" w:fill="FFFFFF"/>
+            <w:tcMar>
+              <w:top w:w="80" w:type="dxa"/>
+              <w:left w:w="120" w:type="dxa"/>
+              <w:bottom w:w="80" w:type="dxa"/>
+              <w:right w:w="120" w:type="dxa"/>
+            </w:tcMar>
+            <w:vAlign w:val="center"/>
+          </w:tcPr>
+          <w:p>
+            <w:pPr>
+              <w:jc w:val="center"/>
+            </w:pPr>
+            <w:r>
+              <w:rPr>
+                <w:rFonts w:ascii="Arial" w:hAnsi="Arial" w:eastAsia="Arial" w:cs="Arial"/>
+                <w:sz w:val="20"/>
+                <w:szCs w:val="20"/>
+              </w:rPr>
+              <w:t>3</w:t>
+            </w:r>
+          </w:p>
+        </w:tc>
+        <w:tc>
+          <w:tcPr>
+            <w:tcW w:w="2500" w:type="dxa"/>
+            <w:tcBorders>
+              <w:top w:val="single" w:color="CCCCCC" w:sz="0" w:space="0"/>
+              <w:left w:val="single" w:color="CCCCCC" w:sz="0" w:space="0"/>
+              <w:bottom w:val="single" w:color="CCCCCC" w:sz="0" w:space="0"/>
+              <w:right w:val="single" w:color="CCCCCC" w:sz="0" w:space="0"/>
+            </w:tcBorders>
+            <w:shd w:val="clear" w:color="auto" w:fill="FFFFFF"/>
+            <w:tcMar>
+              <w:top w:w="80" w:type="dxa"/>
+              <w:left w:w="120" w:type="dxa"/>
+              <w:bottom w:w="80" w:type="dxa"/>
+              <w:right w:w="120" w:type="dxa"/>
+            </w:tcMar>
+            <w:vAlign w:val="center"/>
+          </w:tcPr>
+          <w:p>
+            <w:pPr>
+              <w:jc w:val="left"/>
+            </w:pPr>
+            <w:r>
+              <w:rPr>
+                <w:rFonts w:ascii="Arial" w:hAnsi="Arial" w:eastAsia="Arial" w:cs="Arial"/>
+                <w:sz w:val="20"/>
+                <w:szCs w:val="20"/>
+              </w:rPr>
+              <w:t>Môi trường kiểm thử không ổn định (mạng, trình duyệt)</w:t>
+            </w:r>
+          </w:p>
+        </w:tc>
+        <w:tc>
+          <w:tcPr>
+            <w:tcW w:w="1960" w:type="dxa"/>
+            <w:tcBorders>
+              <w:top w:val="single" w:color="CCCCCC" w:sz="0" w:space="0"/>
+              <w:left w:val="single" w:color="CCCCCC" w:sz="0" w:space="0"/>
+              <w:bottom w:val="single" w:color="CCCCCC" w:sz="0" w:space="0"/>
+              <w:right w:val="single" w:color="CCCCCC" w:sz="0" w:space="0"/>
+            </w:tcBorders>
+            <w:shd w:val="clear" w:color="auto" w:fill="FFFFFF"/>
+            <w:tcMar>
+              <w:top w:w="80" w:type="dxa"/>
+              <w:left w:w="120" w:type="dxa"/>
+              <w:bottom w:w="80" w:type="dxa"/>
+              <w:right w:w="120" w:type="dxa"/>
+            </w:tcMar>
+            <w:vAlign w:val="center"/>
+          </w:tcPr>
+          <w:p>
+            <w:pPr>
+              <w:jc w:val="center"/>
+            </w:pPr>
+            <w:r>
+              <w:rPr>
+                <w:rFonts w:ascii="Arial" w:hAnsi="Arial" w:eastAsia="Arial" w:cs="Arial"/>
+                <w:sz w:val="20"/>
+                <w:szCs w:val="20"/>
+              </w:rPr>
+              <w:t>Thấp</w:t>
+            </w:r>
+          </w:p>
+        </w:tc>
+        <w:tc>
+          <w:tcPr>
+            <w:tcW w:w="2200" w:type="dxa"/>
+            <w:tcBorders>
+              <w:top w:val="single" w:color="CCCCCC" w:sz="0" w:space="0"/>
+              <w:left w:val="single" w:color="CCCCCC" w:sz="0" w:space="0"/>
+              <w:bottom w:val="single" w:color="CCCCCC" w:sz="0" w:space="0"/>
+              <w:right w:val="single" w:color="CCCCCC" w:sz="0" w:space="0"/>
+            </w:tcBorders>
+            <w:shd w:val="clear" w:color="auto" w:fill="FFFFFF"/>
+            <w:tcMar>
+              <w:top w:w="80" w:type="dxa"/>
+              <w:left w:w="120" w:type="dxa"/>
+              <w:bottom w:w="80" w:type="dxa"/>
+              <w:right w:w="120" w:type="dxa"/>
+            </w:tcMar>
+            <w:vAlign w:val="center"/>
+          </w:tcPr>
+          <w:p>
+            <w:pPr>
+              <w:jc w:val="center"/>
+            </w:pPr>
+            <w:r>
+              <w:rPr>
+                <w:rFonts w:ascii="Arial" w:hAnsi="Arial" w:eastAsia="Arial" w:cs="Arial"/>
+                <w:sz w:val="20"/>
+                <w:szCs w:val="20"/>
+              </w:rPr>
+              <w:t>Ít xảy ra</w:t>
+            </w:r>
+          </w:p>
+        </w:tc>
+        <w:tc>
+          <w:tcPr>
+            <w:tcW w:w="2300" w:type="dxa"/>
+            <w:tcBorders>
+              <w:top w:val="single" w:color="CCCCCC" w:sz="0" w:space="0"/>
+              <w:left w:val="single" w:color="CCCCCC" w:sz="0" w:space="0"/>
+              <w:bottom w:val="single" w:color="CCCCCC" w:sz="0" w:space="0"/>
+              <w:right w:val="single" w:color="CCCCCC" w:sz="0" w:space="0"/>
+            </w:tcBorders>
+            <w:shd w:val="clear" w:color="auto" w:fill="FFFFFF"/>
+            <w:tcMar>
+              <w:top w:w="80" w:type="dxa"/>
+              <w:left w:w="120" w:type="dxa"/>
+              <w:bottom w:w="80" w:type="dxa"/>
+              <w:right w:w="120" w:type="dxa"/>
+            </w:tcMar>
+            <w:vAlign w:val="center"/>
+          </w:tcPr>
+          <w:p>
+            <w:pPr>
+              <w:jc w:val="left"/>
+            </w:pPr>
+            <w:r>
+              <w:rPr>
+                <w:rFonts w:ascii="Arial" w:hAnsi="Arial" w:eastAsia="Arial" w:cs="Arial"/>
+                <w:sz w:val="20"/>
+                <w:szCs w:val="20"/>
+              </w:rPr>
+              <w:t>Sử dụng kết nối mạng ổn định, dùng trình duyệt phiên bản mới nhất</w:t>
+            </w:r>
+          </w:p>
+        </w:tc>
+      </w:tr>
+      <w:tr>
+        <w:tblPrEx>
+          <w:tblBorders>
+            <w:top w:val="single" w:color="auto" w:sz="4" w:space="0"/>
+            <w:left w:val="single" w:color="auto" w:sz="4" w:space="0"/>
+            <w:bottom w:val="single" w:color="auto" w:sz="4" w:space="0"/>
+            <w:right w:val="single" w:color="auto" w:sz="4" w:space="0"/>
+            <w:insideH w:val="single" w:color="auto" w:sz="4" w:space="0"/>
+            <w:insideV w:val="single" w:color="auto" w:sz="4" w:space="0"/>
+          </w:tblBorders>
+          <w:tblCellMar>
+            <w:top w:w="0" w:type="dxa"/>
+            <w:left w:w="10" w:type="dxa"/>
+            <w:bottom w:w="0" w:type="dxa"/>
+            <w:right w:w="10" w:type="dxa"/>
+          </w:tblCellMar>
+        </w:tblPrEx>
+        <w:tc>
+          <w:tcPr>
+            <w:tcW w:w="400" w:type="dxa"/>
+            <w:tcBorders>
+              <w:top w:val="single" w:color="CCCCCC" w:sz="0" w:space="0"/>
+              <w:left w:val="single" w:color="CCCCCC" w:sz="0" w:space="0"/>
+              <w:bottom w:val="single" w:color="CCCCCC" w:sz="0" w:space="0"/>
+              <w:right w:val="single" w:color="CCCCCC" w:sz="0" w:space="0"/>
+            </w:tcBorders>
+            <w:shd w:val="clear" w:color="auto" w:fill="FFFFFF"/>
+            <w:tcMar>
+              <w:top w:w="80" w:type="dxa"/>
+              <w:left w:w="120" w:type="dxa"/>
+              <w:bottom w:w="80" w:type="dxa"/>
+              <w:right w:w="120" w:type="dxa"/>
+            </w:tcMar>
+            <w:vAlign w:val="center"/>
+          </w:tcPr>
+          <w:p>
+            <w:pPr>
+              <w:jc w:val="center"/>
+            </w:pPr>
+            <w:r>
+              <w:rPr>
+                <w:rFonts w:ascii="Arial" w:hAnsi="Arial" w:eastAsia="Arial" w:cs="Arial"/>
+                <w:sz w:val="20"/>
+                <w:szCs w:val="20"/>
+              </w:rPr>
+              <w:t>4</w:t>
+            </w:r>
+          </w:p>
+        </w:tc>
+        <w:tc>
+          <w:tcPr>
+            <w:tcW w:w="2500" w:type="dxa"/>
+            <w:tcBorders>
+              <w:top w:val="single" w:color="CCCCCC" w:sz="0" w:space="0"/>
+              <w:left w:val="single" w:color="CCCCCC" w:sz="0" w:space="0"/>
+              <w:bottom w:val="single" w:color="CCCCCC" w:sz="0" w:space="0"/>
+              <w:right w:val="single" w:color="CCCCCC" w:sz="0" w:space="0"/>
+            </w:tcBorders>
+            <w:shd w:val="clear" w:color="auto" w:fill="FFFFFF"/>
+            <w:tcMar>
+              <w:top w:w="80" w:type="dxa"/>
+              <w:left w:w="120" w:type="dxa"/>
+              <w:bottom w:w="80" w:type="dxa"/>
+              <w:right w:w="120" w:type="dxa"/>
+            </w:tcMar>
+            <w:vAlign w:val="center"/>
+          </w:tcPr>
+          <w:p>
+            <w:pPr>
+              <w:jc w:val="left"/>
+            </w:pPr>
+            <w:r>
+              <w:rPr>
+                <w:rFonts w:ascii="Arial" w:hAnsi="Arial" w:eastAsia="Arial" w:cs="Arial"/>
+                <w:sz w:val="20"/>
+                <w:szCs w:val="20"/>
+              </w:rPr>
+              <w:t>Tính năng trên website TMDB bị thay đổi hoặc cập nhật</w:t>
+            </w:r>
+          </w:p>
+        </w:tc>
+        <w:tc>
+          <w:tcPr>
+            <w:tcW w:w="1960" w:type="dxa"/>
+            <w:tcBorders>
+              <w:top w:val="single" w:color="CCCCCC" w:sz="0" w:space="0"/>
+              <w:left w:val="single" w:color="CCCCCC" w:sz="0" w:space="0"/>
+              <w:bottom w:val="single" w:color="CCCCCC" w:sz="0" w:space="0"/>
+              <w:right w:val="single" w:color="CCCCCC" w:sz="0" w:space="0"/>
+            </w:tcBorders>
+            <w:shd w:val="clear" w:color="auto" w:fill="FFFFFF"/>
+            <w:tcMar>
+              <w:top w:w="80" w:type="dxa"/>
+              <w:left w:w="120" w:type="dxa"/>
+              <w:bottom w:w="80" w:type="dxa"/>
+              <w:right w:w="120" w:type="dxa"/>
+            </w:tcMar>
+            <w:vAlign w:val="center"/>
+          </w:tcPr>
+          <w:p>
+            <w:pPr>
+              <w:jc w:val="center"/>
+            </w:pPr>
+            <w:r>
+              <w:rPr>
+                <w:rFonts w:ascii="Arial" w:hAnsi="Arial" w:eastAsia="Arial" w:cs="Arial"/>
+                <w:sz w:val="20"/>
+                <w:szCs w:val="20"/>
+              </w:rPr>
+              <w:t>Trung bình</w:t>
+            </w:r>
+          </w:p>
+        </w:tc>
+        <w:tc>
+          <w:tcPr>
+            <w:tcW w:w="2200" w:type="dxa"/>
+            <w:tcBorders>
+              <w:top w:val="single" w:color="CCCCCC" w:sz="0" w:space="0"/>
+              <w:left w:val="single" w:color="CCCCCC" w:sz="0" w:space="0"/>
+              <w:bottom w:val="single" w:color="CCCCCC" w:sz="0" w:space="0"/>
+              <w:right w:val="single" w:color="CCCCCC" w:sz="0" w:space="0"/>
+            </w:tcBorders>
+            <w:shd w:val="clear" w:color="auto" w:fill="FFFFFF"/>
+            <w:tcMar>
+              <w:top w:w="80" w:type="dxa"/>
+              <w:left w:w="120" w:type="dxa"/>
+              <w:bottom w:w="80" w:type="dxa"/>
+              <w:right w:w="120" w:type="dxa"/>
+            </w:tcMar>
+            <w:vAlign w:val="center"/>
+          </w:tcPr>
+          <w:p>
+            <w:pPr>
+              <w:jc w:val="center"/>
+            </w:pPr>
+            <w:r>
+              <w:rPr>
+                <w:rFonts w:ascii="Arial" w:hAnsi="Arial" w:eastAsia="Arial" w:cs="Arial"/>
+                <w:sz w:val="20"/>
+                <w:szCs w:val="20"/>
+              </w:rPr>
+              <w:t>Ít xảy ra</w:t>
+            </w:r>
+          </w:p>
+        </w:tc>
+        <w:tc>
+          <w:tcPr>
+            <w:tcW w:w="2300" w:type="dxa"/>
+            <w:tcBorders>
+              <w:top w:val="single" w:color="CCCCCC" w:sz="0" w:space="0"/>
+              <w:left w:val="single" w:color="CCCCCC" w:sz="0" w:space="0"/>
+              <w:bottom w:val="single" w:color="CCCCCC" w:sz="0" w:space="0"/>
+              <w:right w:val="single" w:color="CCCCCC" w:sz="0" w:space="0"/>
+            </w:tcBorders>
+            <w:shd w:val="clear" w:color="auto" w:fill="FFFFFF"/>
+            <w:tcMar>
+              <w:top w:w="80" w:type="dxa"/>
+              <w:left w:w="120" w:type="dxa"/>
+              <w:bottom w:w="80" w:type="dxa"/>
+              <w:right w:w="120" w:type="dxa"/>
+            </w:tcMar>
+            <w:vAlign w:val="center"/>
+          </w:tcPr>
+          <w:p>
+            <w:pPr>
+              <w:jc w:val="left"/>
+            </w:pPr>
+            <w:r>
+              <w:rPr>
+                <w:rFonts w:ascii="Arial" w:hAnsi="Arial" w:eastAsia="Arial" w:cs="Arial"/>
+                <w:sz w:val="20"/>
+                <w:szCs w:val="20"/>
+              </w:rPr>
+              <w:t>Kiểm tra lại giao diện trước khi thực thi, cập nhật test case nếu cần</w:t>
+            </w:r>
+          </w:p>
+        </w:tc>
+      </w:tr>
+      <w:tr>
+        <w:tblPrEx>
+          <w:tblBorders>
+            <w:top w:val="single" w:color="auto" w:sz="4" w:space="0"/>
+            <w:left w:val="single" w:color="auto" w:sz="4" w:space="0"/>
+            <w:bottom w:val="single" w:color="auto" w:sz="4" w:space="0"/>
+            <w:right w:val="single" w:color="auto" w:sz="4" w:space="0"/>
+            <w:insideH w:val="single" w:color="auto" w:sz="4" w:space="0"/>
+            <w:insideV w:val="single" w:color="auto" w:sz="4" w:space="0"/>
+          </w:tblBorders>
+          <w:tblCellMar>
+            <w:top w:w="0" w:type="dxa"/>
+            <w:left w:w="10" w:type="dxa"/>
+            <w:bottom w:w="0" w:type="dxa"/>
+            <w:right w:w="10" w:type="dxa"/>
+          </w:tblCellMar>
+        </w:tblPrEx>
+        <w:tc>
+          <w:tcPr>
+            <w:tcW w:w="400" w:type="dxa"/>
+            <w:tcBorders>
+              <w:top w:val="single" w:color="CCCCCC" w:sz="0" w:space="0"/>
+              <w:left w:val="single" w:color="CCCCCC" w:sz="0" w:space="0"/>
+              <w:bottom w:val="single" w:color="CCCCCC" w:sz="0" w:space="0"/>
+              <w:right w:val="single" w:color="CCCCCC" w:sz="0" w:space="0"/>
+            </w:tcBorders>
+            <w:shd w:val="clear" w:color="auto" w:fill="FFFFFF"/>
+            <w:tcMar>
+              <w:top w:w="80" w:type="dxa"/>
+              <w:left w:w="120" w:type="dxa"/>
+              <w:bottom w:w="80" w:type="dxa"/>
+              <w:right w:w="120" w:type="dxa"/>
+            </w:tcMar>
+            <w:vAlign w:val="center"/>
+          </w:tcPr>
+          <w:p>
+            <w:pPr>
+              <w:jc w:val="center"/>
+            </w:pPr>
+            <w:r>
+              <w:rPr>
+                <w:rFonts w:ascii="Arial" w:hAnsi="Arial" w:eastAsia="Arial" w:cs="Arial"/>
+                <w:sz w:val="20"/>
+                <w:szCs w:val="20"/>
+              </w:rPr>
+              <w:t>5</w:t>
+            </w:r>
+          </w:p>
+        </w:tc>
+        <w:tc>
+          <w:tcPr>
+            <w:tcW w:w="2500" w:type="dxa"/>
+            <w:tcBorders>
+              <w:top w:val="single" w:color="CCCCCC" w:sz="0" w:space="0"/>
+              <w:left w:val="single" w:color="CCCCCC" w:sz="0" w:space="0"/>
+              <w:bottom w:val="single" w:color="CCCCCC" w:sz="0" w:space="0"/>
+              <w:right w:val="single" w:color="CCCCCC" w:sz="0" w:space="0"/>
+            </w:tcBorders>
+            <w:shd w:val="clear" w:color="auto" w:fill="FFFFFF"/>
+            <w:tcMar>
+              <w:top w:w="80" w:type="dxa"/>
+              <w:left w:w="120" w:type="dxa"/>
+              <w:bottom w:w="80" w:type="dxa"/>
+              <w:right w:w="120" w:type="dxa"/>
+            </w:tcMar>
+            <w:vAlign w:val="center"/>
+          </w:tcPr>
+          <w:p>
+            <w:pPr>
+              <w:jc w:val="left"/>
+            </w:pPr>
+            <w:r>
+              <w:rPr>
+                <w:rFonts w:ascii="Arial" w:hAnsi="Arial" w:eastAsia="Arial" w:cs="Arial"/>
+                <w:sz w:val="20"/>
+                <w:szCs w:val="20"/>
+              </w:rPr>
+              <w:t>Thời gian hoàn thành bị trễ so với kế hoạch</w:t>
+            </w:r>
+          </w:p>
+        </w:tc>
+        <w:tc>
+          <w:tcPr>
+            <w:tcW w:w="1960" w:type="dxa"/>
+            <w:tcBorders>
+              <w:top w:val="single" w:color="CCCCCC" w:sz="0" w:space="0"/>
+              <w:left w:val="single" w:color="CCCCCC" w:sz="0" w:space="0"/>
+              <w:bottom w:val="single" w:color="CCCCCC" w:sz="0" w:space="0"/>
+              <w:right w:val="single" w:color="CCCCCC" w:sz="0" w:space="0"/>
+            </w:tcBorders>
+            <w:shd w:val="clear" w:color="auto" w:fill="FFFFFF"/>
+            <w:tcMar>
+              <w:top w:w="80" w:type="dxa"/>
+              <w:left w:w="120" w:type="dxa"/>
+              <w:bottom w:w="80" w:type="dxa"/>
+              <w:right w:w="120" w:type="dxa"/>
+            </w:tcMar>
+            <w:vAlign w:val="center"/>
+          </w:tcPr>
+          <w:p>
+            <w:pPr>
+              <w:jc w:val="center"/>
+            </w:pPr>
+            <w:r>
+              <w:rPr>
+                <w:rFonts w:ascii="Arial" w:hAnsi="Arial" w:eastAsia="Arial" w:cs="Arial"/>
+                <w:sz w:val="20"/>
+                <w:szCs w:val="20"/>
+              </w:rPr>
+              <w:t>Trung bình</w:t>
+            </w:r>
+          </w:p>
+        </w:tc>
+        <w:tc>
+          <w:tcPr>
+            <w:tcW w:w="2200" w:type="dxa"/>
+            <w:tcBorders>
+              <w:top w:val="single" w:color="CCCCCC" w:sz="0" w:space="0"/>
+              <w:left w:val="single" w:color="CCCCCC" w:sz="0" w:space="0"/>
+              <w:bottom w:val="single" w:color="CCCCCC" w:sz="0" w:space="0"/>
+              <w:right w:val="single" w:color="CCCCCC" w:sz="0" w:space="0"/>
+            </w:tcBorders>
+            <w:shd w:val="clear" w:color="auto" w:fill="FFFFFF"/>
+            <w:tcMar>
+              <w:top w:w="80" w:type="dxa"/>
+              <w:left w:w="120" w:type="dxa"/>
+              <w:bottom w:w="80" w:type="dxa"/>
+              <w:right w:w="120" w:type="dxa"/>
+            </w:tcMar>
+            <w:vAlign w:val="center"/>
+          </w:tcPr>
+          <w:p>
+            <w:pPr>
+              <w:jc w:val="center"/>
+            </w:pPr>
+            <w:r>
+              <w:rPr>
+                <w:rFonts w:ascii="Arial" w:hAnsi="Arial" w:eastAsia="Arial" w:cs="Arial"/>
+                <w:sz w:val="20"/>
+                <w:szCs w:val="20"/>
+              </w:rPr>
+              <w:t>Có thể xảy ra</w:t>
+            </w:r>
+          </w:p>
+        </w:tc>
+        <w:tc>
+          <w:tcPr>
+            <w:tcW w:w="2300" w:type="dxa"/>
+            <w:tcBorders>
+              <w:top w:val="single" w:color="CCCCCC" w:sz="0" w:space="0"/>
+              <w:left w:val="single" w:color="CCCCCC" w:sz="0" w:space="0"/>
+              <w:bottom w:val="single" w:color="CCCCCC" w:sz="0" w:space="0"/>
+              <w:right w:val="single" w:color="CCCCCC" w:sz="0" w:space="0"/>
+            </w:tcBorders>
+            <w:shd w:val="clear" w:color="auto" w:fill="FFFFFF"/>
+            <w:tcMar>
+              <w:top w:w="80" w:type="dxa"/>
+              <w:left w:w="120" w:type="dxa"/>
+              <w:bottom w:w="80" w:type="dxa"/>
+              <w:right w:w="120" w:type="dxa"/>
+            </w:tcMar>
+            <w:vAlign w:val="center"/>
+          </w:tcPr>
+          <w:p>
+            <w:pPr>
+              <w:jc w:val="left"/>
+            </w:pPr>
+            <w:r>
+              <w:rPr>
+                <w:rFonts w:ascii="Arial" w:hAnsi="Arial" w:eastAsia="Arial" w:cs="Arial"/>
+                <w:sz w:val="20"/>
+                <w:szCs w:val="20"/>
+              </w:rPr>
+              <w:t>Theo dõi tiến độ hàng tuần, điều chỉnh kế hoạch kịp thời</w:t>
+            </w:r>
+          </w:p>
+        </w:tc>
+      </w:tr>
+    </w:tbl>
+    <w:p>
+      <w:pPr>
+        <w:spacing w:before="40" w:after="40"/>
+      </w:pPr>
+    </w:p>
+    <w:p>
+      <w:pPr>
+        <w:pStyle w:val="2"/>
+      </w:pPr>
+      <w:r>
+        <w:t>3. MỤC TIÊU KIỂM THỬ</w:t>
+      </w:r>
+    </w:p>
+    <w:p>
+      <w:pPr>
+        <w:pStyle w:val="16"/>
+        <w:numPr>
+          <w:ilvl w:val="0"/>
+          <w:numId w:val="1"/>
+        </w:numPr>
+        <w:spacing w:before="40" w:after="40"/>
+      </w:pPr>
+      <w:r>
+        <w:rPr>
+          <w:rFonts w:ascii="Arial" w:hAnsi="Arial" w:eastAsia="Arial" w:cs="Arial"/>
+          <w:sz w:val="22"/>
+          <w:szCs w:val="22"/>
+        </w:rPr>
+        <w:t>Đảm bảo các chức năng cốt lõi (Search, Login, Favorite, Watchlist, Comment, Rating) hoạt động đúng với yêu cầu.</w:t>
+      </w:r>
+    </w:p>
+    <w:p>
+      <w:pPr>
+        <w:pStyle w:val="16"/>
+        <w:numPr>
+          <w:ilvl w:val="0"/>
+          <w:numId w:val="1"/>
+        </w:numPr>
+        <w:spacing w:before="40" w:after="40"/>
+      </w:pPr>
+      <w:r>
+        <w:rPr>
+          <w:rFonts w:ascii="Arial" w:hAnsi="Arial" w:eastAsia="Arial" w:cs="Arial"/>
+          <w:sz w:val="22"/>
+          <w:szCs w:val="22"/>
+        </w:rPr>
+        <w:t>Đảm bảo API trả về đúng cấu trúc JSON, status code và dữ liệu khi dùng token hợp lệ và không hợp lệ.</w:t>
+      </w:r>
+    </w:p>
+    <w:p>
+      <w:pPr>
+        <w:pStyle w:val="16"/>
+        <w:numPr>
+          <w:ilvl w:val="0"/>
+          <w:numId w:val="1"/>
+        </w:numPr>
+        <w:spacing w:before="40" w:after="40"/>
+      </w:pPr>
+      <w:r>
+        <w:rPr>
+          <w:rFonts w:ascii="Arial" w:hAnsi="Arial" w:eastAsia="Arial" w:cs="Arial"/>
+          <w:sz w:val="22"/>
+          <w:szCs w:val="22"/>
+        </w:rPr>
+        <w:t>Phát hiện và ghi nhận tất cả lỗi ở mức Critical và Major trước khi kết thúc dự án.</w:t>
+      </w:r>
+    </w:p>
+    <w:p>
+      <w:pPr>
+        <w:pStyle w:val="16"/>
+        <w:numPr>
+          <w:ilvl w:val="0"/>
+          <w:numId w:val="1"/>
+        </w:numPr>
+        <w:spacing w:before="40" w:after="40"/>
+      </w:pPr>
+      <w:r>
+        <w:rPr>
+          <w:rFonts w:ascii="Arial" w:hAnsi="Arial" w:eastAsia="Arial" w:cs="Arial"/>
+          <w:sz w:val="22"/>
+          <w:szCs w:val="22"/>
+        </w:rPr>
+        <w:t>Đảm bảo giao diện hiển thị đúng trên ít nhất 3 độ phân giải màn hình (Desktop, Tablet, Mobile).</w:t>
+      </w:r>
+    </w:p>
+    <w:p>
+      <w:pPr>
+        <w:pStyle w:val="16"/>
+        <w:numPr>
+          <w:ilvl w:val="0"/>
+          <w:numId w:val="1"/>
+        </w:numPr>
+        <w:spacing w:before="40" w:after="40"/>
+      </w:pPr>
+      <w:r>
+        <w:rPr>
+          <w:rFonts w:ascii="Arial" w:hAnsi="Arial" w:eastAsia="Arial" w:cs="Arial"/>
+          <w:sz w:val="22"/>
+          <w:szCs w:val="22"/>
+        </w:rPr>
+        <w:t>Áp dụng đúng các kỹ thuật kiểm thử: EP, BVA, Negative Testing vào thiết kế test case.</w:t>
+      </w:r>
+    </w:p>
+    <w:p>
+      <w:pPr>
+        <w:spacing w:before="40" w:after="40"/>
+      </w:pPr>
+    </w:p>
+    <w:p>
+      <w:pPr>
+        <w:pStyle w:val="2"/>
+      </w:pPr>
+      <w:r>
+        <w:t>4. TIÊU CHÍ KIỂM THỬ</w:t>
+      </w:r>
+    </w:p>
+    <w:p>
+      <w:pPr>
+        <w:pStyle w:val="3"/>
+      </w:pPr>
+      <w:r>
+        <w:t>4.1. Tiêu chí tạm dừng (Suspension Criteria)</w:t>
+      </w:r>
+    </w:p>
+    <w:p>
+      <w:pPr>
+        <w:pStyle w:val="16"/>
+        <w:numPr>
+          <w:ilvl w:val="0"/>
+          <w:numId w:val="1"/>
+        </w:numPr>
+        <w:spacing w:before="40" w:after="40"/>
+      </w:pPr>
+      <w:r>
+        <w:rPr>
+          <w:rFonts w:ascii="Arial" w:hAnsi="Arial" w:eastAsia="Arial" w:cs="Arial"/>
+          <w:sz w:val="22"/>
+          <w:szCs w:val="22"/>
+        </w:rPr>
+        <w:t>Hệ thống TMDB không thể truy cập liên tục (lỗi 5xx từ phía server).</w:t>
+      </w:r>
+    </w:p>
+    <w:p>
+      <w:pPr>
+        <w:pStyle w:val="16"/>
+        <w:numPr>
+          <w:ilvl w:val="0"/>
+          <w:numId w:val="1"/>
+        </w:numPr>
+        <w:spacing w:before="40" w:after="40"/>
+      </w:pPr>
+      <w:r>
+        <w:rPr>
+          <w:rFonts w:ascii="Arial" w:hAnsi="Arial" w:eastAsia="Arial" w:cs="Arial"/>
+          <w:sz w:val="22"/>
+          <w:szCs w:val="22"/>
+        </w:rPr>
+        <w:t>API Read Access Token hết hạn và không thể gia hạn trong thời gian kiểm thử.</w:t>
+      </w:r>
+    </w:p>
+    <w:p>
+      <w:pPr>
+        <w:pStyle w:val="16"/>
+        <w:numPr>
+          <w:ilvl w:val="0"/>
+          <w:numId w:val="1"/>
+        </w:numPr>
+        <w:spacing w:before="40" w:after="40"/>
+      </w:pPr>
+      <w:r>
+        <w:rPr>
+          <w:rFonts w:ascii="Arial" w:hAnsi="Arial" w:eastAsia="Arial" w:cs="Arial"/>
+          <w:sz w:val="22"/>
+          <w:szCs w:val="22"/>
+        </w:rPr>
+        <w:t>Tỉ lệ lỗi của các chức năng cơ bản vượt quá 40% số lượng Test Cases đã thực thi.</w:t>
+      </w:r>
+    </w:p>
+    <w:p>
+      <w:pPr>
+        <w:spacing w:before="40" w:after="40"/>
+      </w:pPr>
+    </w:p>
+    <w:p>
+      <w:pPr>
+        <w:pStyle w:val="3"/>
+      </w:pPr>
+      <w:r>
+        <w:t>4.2. Tiêu chí kết thúc (Exit Criteria)</w:t>
+      </w:r>
+    </w:p>
+    <w:p>
+      <w:pPr>
+        <w:pStyle w:val="16"/>
+        <w:numPr>
+          <w:ilvl w:val="0"/>
+          <w:numId w:val="1"/>
+        </w:numPr>
+        <w:spacing w:before="40" w:after="40"/>
+      </w:pPr>
+      <w:r>
+        <w:rPr>
+          <w:rFonts w:ascii="Arial" w:hAnsi="Arial" w:eastAsia="Arial" w:cs="Arial"/>
+          <w:sz w:val="22"/>
+          <w:szCs w:val="22"/>
+        </w:rPr>
+        <w:t>100% Test Cases đã được thực thi.</w:t>
+      </w:r>
+    </w:p>
+    <w:p>
+      <w:pPr>
+        <w:pStyle w:val="16"/>
+        <w:numPr>
+          <w:ilvl w:val="0"/>
+          <w:numId w:val="1"/>
+        </w:numPr>
+        <w:spacing w:before="40" w:after="40"/>
+      </w:pPr>
+      <w:r>
+        <w:rPr>
+          <w:rFonts w:ascii="Arial" w:hAnsi="Arial" w:eastAsia="Arial" w:cs="Arial"/>
+          <w:sz w:val="22"/>
+          <w:szCs w:val="22"/>
+        </w:rPr>
+        <w:t>Ít nhất 95% Test Cases đạt trạng thái "Pass".</w:t>
+      </w:r>
+    </w:p>
+    <w:p>
+      <w:pPr>
+        <w:pStyle w:val="16"/>
+        <w:numPr>
+          <w:ilvl w:val="0"/>
+          <w:numId w:val="1"/>
+        </w:numPr>
+        <w:spacing w:before="40" w:after="40"/>
+      </w:pPr>
+      <w:r>
+        <w:rPr>
+          <w:rFonts w:ascii="Arial" w:hAnsi="Arial" w:eastAsia="Arial" w:cs="Arial"/>
+          <w:sz w:val="22"/>
+          <w:szCs w:val="22"/>
+        </w:rPr>
+        <w:t>Không còn bug ở mức "Critical" hoặc "Major" chưa được ghi nhận và xử lý.</w:t>
+      </w:r>
+    </w:p>
+    <w:p>
+      <w:pPr>
+        <w:pStyle w:val="16"/>
+        <w:numPr>
+          <w:ilvl w:val="0"/>
+          <w:numId w:val="1"/>
+        </w:numPr>
+        <w:spacing w:before="40" w:after="40"/>
+      </w:pPr>
+      <w:r>
+        <w:rPr>
+          <w:rFonts w:ascii="Arial" w:hAnsi="Arial" w:eastAsia="Arial" w:cs="Arial"/>
+          <w:sz w:val="22"/>
+          <w:szCs w:val="22"/>
+        </w:rPr>
+        <w:t>Báo cáo tổng kết kiểm thử (Test Summary Report) đã được hoàn thành.</w:t>
+      </w:r>
+    </w:p>
+    <w:p>
+      <w:pPr>
+        <w:spacing w:before="40" w:after="40"/>
+      </w:pPr>
+    </w:p>
+    <w:p>
+      <w:pPr>
+        <w:pStyle w:val="2"/>
+      </w:pPr>
+      <w:r>
+        <w:t>5. KẾ HOẠCH NGUỒN LỰC</w:t>
+      </w:r>
+    </w:p>
+    <w:p>
+      <w:pPr>
+        <w:pStyle w:val="3"/>
+      </w:pPr>
+      <w:r>
+        <w:t>5.1. Nhân sự</w:t>
+      </w:r>
+    </w:p>
+    <w:p>
+      <w:pPr>
+        <w:spacing w:before="40" w:after="40"/>
+      </w:pPr>
+    </w:p>
+    <w:tbl>
+      <w:tblPr>
+        <w:tblStyle w:val="9"/>
+        <w:tblW w:w="9360" w:type="dxa"/>
+        <w:tblInd w:w="0" w:type="dxa"/>
+        <w:tblBorders>
+          <w:top w:val="single" w:color="auto" w:sz="4" w:space="0"/>
+          <w:left w:val="single" w:color="auto" w:sz="4" w:space="0"/>
+          <w:bottom w:val="single" w:color="auto" w:sz="4" w:space="0"/>
+          <w:right w:val="single" w:color="auto" w:sz="4" w:space="0"/>
+          <w:insideH w:val="single" w:color="auto" w:sz="4" w:space="0"/>
+          <w:insideV w:val="single" w:color="auto" w:sz="4" w:space="0"/>
+        </w:tblBorders>
+        <w:tblLayout w:type="autofit"/>
+        <w:tblCellMar>
+          <w:top w:w="0" w:type="dxa"/>
+          <w:left w:w="10" w:type="dxa"/>
+          <w:bottom w:w="0" w:type="dxa"/>
+          <w:right w:w="10" w:type="dxa"/>
+        </w:tblCellMar>
+      </w:tblPr>
+      <w:tblGrid>
+        <w:gridCol w:w="618"/>
+        <w:gridCol w:w="2793"/>
+        <w:gridCol w:w="2994"/>
+        <w:gridCol w:w="2955"/>
+      </w:tblGrid>
+      <w:tr>
+        <w:tblPrEx>
+          <w:tblBorders>
+            <w:top w:val="single" w:color="auto" w:sz="4" w:space="0"/>
+            <w:left w:val="single" w:color="auto" w:sz="4" w:space="0"/>
+            <w:bottom w:val="single" w:color="auto" w:sz="4" w:space="0"/>
+            <w:right w:val="single" w:color="auto" w:sz="4" w:space="0"/>
+            <w:insideH w:val="single" w:color="auto" w:sz="4" w:space="0"/>
+            <w:insideV w:val="single" w:color="auto" w:sz="4" w:space="0"/>
+          </w:tblBorders>
+          <w:tblCellMar>
+            <w:top w:w="0" w:type="dxa"/>
+            <w:left w:w="10" w:type="dxa"/>
+            <w:bottom w:w="0" w:type="dxa"/>
+            <w:right w:w="10" w:type="dxa"/>
+          </w:tblCellMar>
+        </w:tblPrEx>
+        <w:tc>
+          <w:tcPr>
+            <w:tcW w:w="600" w:type="dxa"/>
+            <w:tcBorders>
+              <w:top w:val="single" w:color="AAAAAA" w:sz="0" w:space="0"/>
+              <w:left w:val="single" w:color="AAAAAA" w:sz="0" w:space="0"/>
+              <w:bottom w:val="single" w:color="AAAAAA" w:sz="0" w:space="0"/>
+              <w:right w:val="single" w:color="AAAAAA" w:sz="0" w:space="0"/>
+            </w:tcBorders>
+            <w:shd w:val="clear" w:color="auto" w:fill="2E75B6"/>
+            <w:tcMar>
+              <w:top w:w="80" w:type="dxa"/>
+              <w:left w:w="120" w:type="dxa"/>
+              <w:bottom w:w="80" w:type="dxa"/>
+              <w:right w:w="120" w:type="dxa"/>
+            </w:tcMar>
+            <w:vAlign w:val="center"/>
+          </w:tcPr>
+          <w:p>
+            <w:pPr>
+              <w:jc w:val="center"/>
+            </w:pPr>
+            <w:r>
+              <w:rPr>
+                <w:rFonts w:ascii="Arial" w:hAnsi="Arial" w:eastAsia="Arial" w:cs="Arial"/>
+                <w:b/>
+                <w:bCs/>
+                <w:color w:val="FFFFFF"/>
+                <w:sz w:val="20"/>
+                <w:szCs w:val="20"/>
+              </w:rPr>
+              <w:t>STT</w:t>
+            </w:r>
+          </w:p>
+        </w:tc>
+        <w:tc>
+          <w:tcPr>
+            <w:tcW w:w="2800" w:type="dxa"/>
+            <w:tcBorders>
+              <w:top w:val="single" w:color="AAAAAA" w:sz="0" w:space="0"/>
+              <w:left w:val="single" w:color="AAAAAA" w:sz="0" w:space="0"/>
+              <w:bottom w:val="single" w:color="AAAAAA" w:sz="0" w:space="0"/>
+              <w:right w:val="single" w:color="AAAAAA" w:sz="0" w:space="0"/>
+            </w:tcBorders>
+            <w:shd w:val="clear" w:color="auto" w:fill="2E75B6"/>
+            <w:tcMar>
+              <w:top w:w="80" w:type="dxa"/>
+              <w:left w:w="120" w:type="dxa"/>
+              <w:bottom w:w="80" w:type="dxa"/>
+              <w:right w:w="120" w:type="dxa"/>
+            </w:tcMar>
+            <w:vAlign w:val="center"/>
+          </w:tcPr>
+          <w:p>
+            <w:pPr>
+              <w:jc w:val="center"/>
+            </w:pPr>
+            <w:r>
+              <w:rPr>
+                <w:rFonts w:ascii="Arial" w:hAnsi="Arial" w:eastAsia="Arial" w:cs="Arial"/>
+                <w:b/>
+                <w:bCs/>
+                <w:color w:val="FFFFFF"/>
+                <w:sz w:val="20"/>
+                <w:szCs w:val="20"/>
+              </w:rPr>
+              <w:t>Họ và tên</w:t>
+            </w:r>
+          </w:p>
+        </w:tc>
+        <w:tc>
+          <w:tcPr>
+            <w:tcW w:w="3000" w:type="dxa"/>
+            <w:tcBorders>
+              <w:top w:val="single" w:color="AAAAAA" w:sz="0" w:space="0"/>
+              <w:left w:val="single" w:color="AAAAAA" w:sz="0" w:space="0"/>
+              <w:bottom w:val="single" w:color="AAAAAA" w:sz="0" w:space="0"/>
+              <w:right w:val="single" w:color="AAAAAA" w:sz="0" w:space="0"/>
+            </w:tcBorders>
+            <w:shd w:val="clear" w:color="auto" w:fill="2E75B6"/>
+            <w:tcMar>
+              <w:top w:w="80" w:type="dxa"/>
+              <w:left w:w="120" w:type="dxa"/>
+              <w:bottom w:w="80" w:type="dxa"/>
+              <w:right w:w="120" w:type="dxa"/>
+            </w:tcMar>
+            <w:vAlign w:val="center"/>
+          </w:tcPr>
+          <w:p>
+            <w:pPr>
+              <w:jc w:val="center"/>
+            </w:pPr>
+            <w:r>
+              <w:rPr>
+                <w:rFonts w:ascii="Arial" w:hAnsi="Arial" w:eastAsia="Arial" w:cs="Arial"/>
+                <w:b/>
+                <w:bCs/>
+                <w:color w:val="FFFFFF"/>
+                <w:sz w:val="20"/>
+                <w:szCs w:val="20"/>
+              </w:rPr>
+              <w:t>MSSV</w:t>
+            </w:r>
+          </w:p>
+        </w:tc>
+        <w:tc>
+          <w:tcPr>
+            <w:tcW w:w="2960" w:type="dxa"/>
+            <w:tcBorders>
+              <w:top w:val="single" w:color="AAAAAA" w:sz="0" w:space="0"/>
+              <w:left w:val="single" w:color="AAAAAA" w:sz="0" w:space="0"/>
+              <w:bottom w:val="single" w:color="AAAAAA" w:sz="0" w:space="0"/>
+              <w:right w:val="single" w:color="AAAAAA" w:sz="0" w:space="0"/>
+            </w:tcBorders>
+            <w:shd w:val="clear" w:color="auto" w:fill="2E75B6"/>
+            <w:tcMar>
+              <w:top w:w="80" w:type="dxa"/>
+              <w:left w:w="120" w:type="dxa"/>
+              <w:bottom w:w="80" w:type="dxa"/>
+              <w:right w:w="120" w:type="dxa"/>
+            </w:tcMar>
+            <w:vAlign w:val="center"/>
+          </w:tcPr>
+          <w:p>
+            <w:pPr>
+              <w:jc w:val="center"/>
+            </w:pPr>
+            <w:r>
+              <w:rPr>
+                <w:rFonts w:ascii="Arial" w:hAnsi="Arial" w:eastAsia="Arial" w:cs="Arial"/>
+                <w:b/>
+                <w:bCs/>
+                <w:color w:val="FFFFFF"/>
+                <w:sz w:val="20"/>
+                <w:szCs w:val="20"/>
+              </w:rPr>
+              <w:t>Vai trò / Trách nhiệm</w:t>
+            </w:r>
+          </w:p>
+        </w:tc>
+      </w:tr>
+      <w:tr>
+        <w:tblPrEx>
+          <w:tblBorders>
+            <w:top w:val="single" w:color="auto" w:sz="4" w:space="0"/>
+            <w:left w:val="single" w:color="auto" w:sz="4" w:space="0"/>
+            <w:bottom w:val="single" w:color="auto" w:sz="4" w:space="0"/>
+            <w:right w:val="single" w:color="auto" w:sz="4" w:space="0"/>
+            <w:insideH w:val="single" w:color="auto" w:sz="4" w:space="0"/>
+            <w:insideV w:val="single" w:color="auto" w:sz="4" w:space="0"/>
+          </w:tblBorders>
+          <w:tblCellMar>
+            <w:top w:w="0" w:type="dxa"/>
+            <w:left w:w="10" w:type="dxa"/>
+            <w:bottom w:w="0" w:type="dxa"/>
+            <w:right w:w="10" w:type="dxa"/>
+          </w:tblCellMar>
+        </w:tblPrEx>
+        <w:tc>
+          <w:tcPr>
+            <w:tcW w:w="600" w:type="dxa"/>
+            <w:tcBorders>
+              <w:top w:val="single" w:color="CCCCCC" w:sz="0" w:space="0"/>
+              <w:left w:val="single" w:color="CCCCCC" w:sz="0" w:space="0"/>
+              <w:bottom w:val="single" w:color="CCCCCC" w:sz="0" w:space="0"/>
+              <w:right w:val="single" w:color="CCCCCC" w:sz="0" w:space="0"/>
+            </w:tcBorders>
+            <w:shd w:val="clear" w:color="auto" w:fill="FFFFFF"/>
+            <w:tcMar>
+              <w:top w:w="80" w:type="dxa"/>
+              <w:left w:w="120" w:type="dxa"/>
+              <w:bottom w:w="80" w:type="dxa"/>
+              <w:right w:w="120" w:type="dxa"/>
+            </w:tcMar>
+            <w:vAlign w:val="center"/>
+          </w:tcPr>
+          <w:p>
+            <w:pPr>
+              <w:jc w:val="center"/>
+            </w:pPr>
+            <w:r>
+              <w:rPr>
+                <w:rFonts w:ascii="Arial" w:hAnsi="Arial" w:eastAsia="Arial" w:cs="Arial"/>
+                <w:sz w:val="20"/>
+                <w:szCs w:val="20"/>
+              </w:rPr>
+              <w:t>1</w:t>
+            </w:r>
+          </w:p>
+        </w:tc>
+        <w:tc>
+          <w:tcPr>
+            <w:tcW w:w="2800" w:type="dxa"/>
+            <w:tcBorders>
+              <w:top w:val="single" w:color="CCCCCC" w:sz="0" w:space="0"/>
+              <w:left w:val="single" w:color="CCCCCC" w:sz="0" w:space="0"/>
+              <w:bottom w:val="single" w:color="CCCCCC" w:sz="0" w:space="0"/>
+              <w:right w:val="single" w:color="CCCCCC" w:sz="0" w:space="0"/>
+            </w:tcBorders>
+            <w:shd w:val="clear" w:color="auto" w:fill="FFFFFF"/>
+            <w:tcMar>
+              <w:top w:w="80" w:type="dxa"/>
+              <w:left w:w="120" w:type="dxa"/>
+              <w:bottom w:w="80" w:type="dxa"/>
+              <w:right w:w="120" w:type="dxa"/>
+            </w:tcMar>
+            <w:vAlign w:val="center"/>
+          </w:tcPr>
+          <w:p>
+            <w:pPr>
+              <w:jc w:val="left"/>
+            </w:pPr>
+            <w:r>
+              <w:rPr>
+                <w:rFonts w:ascii="Arial" w:hAnsi="Arial" w:eastAsia="Arial" w:cs="Arial"/>
+                <w:sz w:val="20"/>
+                <w:szCs w:val="20"/>
+              </w:rPr>
+              <w:t>Nguyễn Thế Kiệt</w:t>
+            </w:r>
+          </w:p>
+        </w:tc>
+        <w:tc>
+          <w:tcPr>
+            <w:tcW w:w="3000" w:type="dxa"/>
+            <w:tcBorders>
+              <w:top w:val="single" w:color="CCCCCC" w:sz="0" w:space="0"/>
+              <w:left w:val="single" w:color="CCCCCC" w:sz="0" w:space="0"/>
+              <w:bottom w:val="single" w:color="CCCCCC" w:sz="0" w:space="0"/>
+              <w:right w:val="single" w:color="CCCCCC" w:sz="0" w:space="0"/>
+            </w:tcBorders>
+            <w:shd w:val="clear" w:color="auto" w:fill="FFFFFF"/>
+            <w:tcMar>
+              <w:top w:w="80" w:type="dxa"/>
+              <w:left w:w="120" w:type="dxa"/>
+              <w:bottom w:w="80" w:type="dxa"/>
+              <w:right w:w="120" w:type="dxa"/>
+            </w:tcMar>
+            <w:vAlign w:val="center"/>
+          </w:tcPr>
+          <w:p>
+            <w:pPr>
+              <w:jc w:val="center"/>
+            </w:pPr>
+            <w:r>
+              <w:rPr>
+                <w:rFonts w:ascii="Arial" w:hAnsi="Arial" w:eastAsia="Arial" w:cs="Arial"/>
+                <w:sz w:val="20"/>
+                <w:szCs w:val="20"/>
+              </w:rPr>
+              <w:t>225054078</w:t>
+            </w:r>
+          </w:p>
+        </w:tc>
+        <w:tc>
+          <w:tcPr>
+            <w:tcW w:w="2960" w:type="dxa"/>
+            <w:tcBorders>
+              <w:top w:val="single" w:color="CCCCCC" w:sz="0" w:space="0"/>
+              <w:left w:val="single" w:color="CCCCCC" w:sz="0" w:space="0"/>
+              <w:bottom w:val="single" w:color="CCCCCC" w:sz="0" w:space="0"/>
+              <w:right w:val="single" w:color="CCCCCC" w:sz="0" w:space="0"/>
+            </w:tcBorders>
+            <w:shd w:val="clear" w:color="auto" w:fill="FFFFFF"/>
+            <w:tcMar>
+              <w:top w:w="80" w:type="dxa"/>
+              <w:left w:w="120" w:type="dxa"/>
+              <w:bottom w:w="80" w:type="dxa"/>
+              <w:right w:w="120" w:type="dxa"/>
+            </w:tcMar>
+            <w:vAlign w:val="center"/>
+          </w:tcPr>
+          <w:p>
+            <w:pPr>
+              <w:jc w:val="left"/>
+            </w:pPr>
+            <w:r>
+              <w:rPr>
+                <w:rFonts w:ascii="Arial" w:hAnsi="Arial" w:eastAsia="Arial" w:cs="Arial"/>
+                <w:sz w:val="20"/>
+                <w:szCs w:val="20"/>
+              </w:rPr>
+              <w:t>Trưởng nhóm, Test Plan, Search &amp; API Test</w:t>
+            </w:r>
+          </w:p>
+        </w:tc>
+      </w:tr>
+      <w:tr>
+        <w:tblPrEx>
+          <w:tblBorders>
+            <w:top w:val="single" w:color="auto" w:sz="4" w:space="0"/>
+            <w:left w:val="single" w:color="auto" w:sz="4" w:space="0"/>
+            <w:bottom w:val="single" w:color="auto" w:sz="4" w:space="0"/>
+            <w:right w:val="single" w:color="auto" w:sz="4" w:space="0"/>
+            <w:insideH w:val="single" w:color="auto" w:sz="4" w:space="0"/>
+            <w:insideV w:val="single" w:color="auto" w:sz="4" w:space="0"/>
+          </w:tblBorders>
+          <w:tblCellMar>
+            <w:top w:w="0" w:type="dxa"/>
+            <w:left w:w="10" w:type="dxa"/>
+            <w:bottom w:w="0" w:type="dxa"/>
+            <w:right w:w="10" w:type="dxa"/>
+          </w:tblCellMar>
+        </w:tblPrEx>
+        <w:tc>
+          <w:tcPr>
+            <w:tcW w:w="600" w:type="dxa"/>
+            <w:tcBorders>
+              <w:top w:val="single" w:color="CCCCCC" w:sz="0" w:space="0"/>
+              <w:left w:val="single" w:color="CCCCCC" w:sz="0" w:space="0"/>
+              <w:bottom w:val="single" w:color="CCCCCC" w:sz="0" w:space="0"/>
+              <w:right w:val="single" w:color="CCCCCC" w:sz="0" w:space="0"/>
+            </w:tcBorders>
+            <w:shd w:val="clear" w:color="auto" w:fill="FFFFFF"/>
+            <w:tcMar>
+              <w:top w:w="80" w:type="dxa"/>
+              <w:left w:w="120" w:type="dxa"/>
+              <w:bottom w:w="80" w:type="dxa"/>
+              <w:right w:w="120" w:type="dxa"/>
+            </w:tcMar>
+            <w:vAlign w:val="center"/>
+          </w:tcPr>
+          <w:p>
+            <w:pPr>
+              <w:jc w:val="center"/>
+            </w:pPr>
+            <w:r>
+              <w:rPr>
+                <w:rFonts w:ascii="Arial" w:hAnsi="Arial" w:eastAsia="Arial" w:cs="Arial"/>
+                <w:sz w:val="20"/>
+                <w:szCs w:val="20"/>
+              </w:rPr>
+              <w:t>2</w:t>
+            </w:r>
+          </w:p>
+        </w:tc>
+        <w:tc>
+          <w:tcPr>
+            <w:tcW w:w="2800" w:type="dxa"/>
+            <w:tcBorders>
+              <w:top w:val="single" w:color="CCCCCC" w:sz="0" w:space="0"/>
+              <w:left w:val="single" w:color="CCCCCC" w:sz="0" w:space="0"/>
+              <w:bottom w:val="single" w:color="CCCCCC" w:sz="0" w:space="0"/>
+              <w:right w:val="single" w:color="CCCCCC" w:sz="0" w:space="0"/>
+            </w:tcBorders>
+            <w:shd w:val="clear" w:color="auto" w:fill="FFFFFF"/>
+            <w:tcMar>
+              <w:top w:w="80" w:type="dxa"/>
+              <w:left w:w="120" w:type="dxa"/>
+              <w:bottom w:w="80" w:type="dxa"/>
+              <w:right w:w="120" w:type="dxa"/>
+            </w:tcMar>
+            <w:vAlign w:val="center"/>
+          </w:tcPr>
+          <w:p>
+            <w:pPr>
+              <w:jc w:val="left"/>
+            </w:pPr>
+            <w:r>
+              <w:rPr>
+                <w:rFonts w:ascii="Arial" w:hAnsi="Arial" w:eastAsia="Arial" w:cs="Arial"/>
+                <w:sz w:val="20"/>
+                <w:szCs w:val="20"/>
+              </w:rPr>
+              <w:t>Đặng Hoàng Giang</w:t>
+            </w:r>
+          </w:p>
+        </w:tc>
+        <w:tc>
+          <w:tcPr>
+            <w:tcW w:w="3000" w:type="dxa"/>
+            <w:tcBorders>
+              <w:top w:val="single" w:color="CCCCCC" w:sz="0" w:space="0"/>
+              <w:left w:val="single" w:color="CCCCCC" w:sz="0" w:space="0"/>
+              <w:bottom w:val="single" w:color="CCCCCC" w:sz="0" w:space="0"/>
+              <w:right w:val="single" w:color="CCCCCC" w:sz="0" w:space="0"/>
+            </w:tcBorders>
+            <w:shd w:val="clear" w:color="auto" w:fill="FFFFFF"/>
+            <w:tcMar>
+              <w:top w:w="80" w:type="dxa"/>
+              <w:left w:w="120" w:type="dxa"/>
+              <w:bottom w:w="80" w:type="dxa"/>
+              <w:right w:w="120" w:type="dxa"/>
+            </w:tcMar>
+            <w:vAlign w:val="center"/>
+          </w:tcPr>
+          <w:p>
+            <w:pPr>
+              <w:jc w:val="center"/>
+            </w:pPr>
+            <w:r>
+              <w:rPr>
+                <w:rFonts w:ascii="Arial" w:hAnsi="Arial" w:eastAsia="Arial" w:cs="Arial"/>
+                <w:sz w:val="20"/>
+                <w:szCs w:val="20"/>
+              </w:rPr>
+              <w:t>225053677</w:t>
+            </w:r>
+          </w:p>
+        </w:tc>
+        <w:tc>
+          <w:tcPr>
+            <w:tcW w:w="2960" w:type="dxa"/>
+            <w:tcBorders>
+              <w:top w:val="single" w:color="CCCCCC" w:sz="0" w:space="0"/>
+              <w:left w:val="single" w:color="CCCCCC" w:sz="0" w:space="0"/>
+              <w:bottom w:val="single" w:color="CCCCCC" w:sz="0" w:space="0"/>
+              <w:right w:val="single" w:color="CCCCCC" w:sz="0" w:space="0"/>
+            </w:tcBorders>
+            <w:shd w:val="clear" w:color="auto" w:fill="FFFFFF"/>
+            <w:tcMar>
+              <w:top w:w="80" w:type="dxa"/>
+              <w:left w:w="120" w:type="dxa"/>
+              <w:bottom w:w="80" w:type="dxa"/>
+              <w:right w:w="120" w:type="dxa"/>
+            </w:tcMar>
+            <w:vAlign w:val="center"/>
+          </w:tcPr>
+          <w:p>
+            <w:pPr>
+              <w:jc w:val="left"/>
+            </w:pPr>
+            <w:r>
+              <w:rPr>
+                <w:rFonts w:ascii="Arial" w:hAnsi="Arial" w:eastAsia="Arial" w:cs="Arial"/>
+                <w:sz w:val="20"/>
+                <w:szCs w:val="20"/>
+              </w:rPr>
+              <w:t>Favorite, Watchlist, Comment, Rating Test</w:t>
+            </w:r>
+          </w:p>
+        </w:tc>
+      </w:tr>
+      <w:tr>
+        <w:tblPrEx>
+          <w:tblBorders>
+            <w:top w:val="single" w:color="auto" w:sz="4" w:space="0"/>
+            <w:left w:val="single" w:color="auto" w:sz="4" w:space="0"/>
+            <w:bottom w:val="single" w:color="auto" w:sz="4" w:space="0"/>
+            <w:right w:val="single" w:color="auto" w:sz="4" w:space="0"/>
+            <w:insideH w:val="single" w:color="auto" w:sz="4" w:space="0"/>
+            <w:insideV w:val="single" w:color="auto" w:sz="4" w:space="0"/>
+          </w:tblBorders>
+          <w:tblCellMar>
+            <w:top w:w="0" w:type="dxa"/>
+            <w:left w:w="10" w:type="dxa"/>
+            <w:bottom w:w="0" w:type="dxa"/>
+            <w:right w:w="10" w:type="dxa"/>
+          </w:tblCellMar>
+        </w:tblPrEx>
+        <w:tc>
+          <w:tcPr>
+            <w:tcW w:w="600" w:type="dxa"/>
+            <w:tcBorders>
+              <w:top w:val="single" w:color="CCCCCC" w:sz="0" w:space="0"/>
+              <w:left w:val="single" w:color="CCCCCC" w:sz="0" w:space="0"/>
+              <w:bottom w:val="single" w:color="CCCCCC" w:sz="0" w:space="0"/>
+              <w:right w:val="single" w:color="CCCCCC" w:sz="0" w:space="0"/>
+            </w:tcBorders>
+            <w:shd w:val="clear" w:color="auto" w:fill="FFFFFF"/>
+            <w:tcMar>
+              <w:top w:w="80" w:type="dxa"/>
+              <w:left w:w="120" w:type="dxa"/>
+              <w:bottom w:w="80" w:type="dxa"/>
+              <w:right w:w="120" w:type="dxa"/>
+            </w:tcMar>
+            <w:vAlign w:val="center"/>
+          </w:tcPr>
+          <w:p>
+            <w:pPr>
+              <w:jc w:val="center"/>
+            </w:pPr>
+            <w:r>
+              <w:rPr>
+                <w:rFonts w:ascii="Arial" w:hAnsi="Arial" w:eastAsia="Arial" w:cs="Arial"/>
+                <w:sz w:val="20"/>
+                <w:szCs w:val="20"/>
+              </w:rPr>
+              <w:t>3</w:t>
+            </w:r>
+          </w:p>
+        </w:tc>
+        <w:tc>
+          <w:tcPr>
+            <w:tcW w:w="2800" w:type="dxa"/>
+            <w:tcBorders>
+              <w:top w:val="single" w:color="CCCCCC" w:sz="0" w:space="0"/>
+              <w:left w:val="single" w:color="CCCCCC" w:sz="0" w:space="0"/>
+              <w:bottom w:val="single" w:color="CCCCCC" w:sz="0" w:space="0"/>
+              <w:right w:val="single" w:color="CCCCCC" w:sz="0" w:space="0"/>
+            </w:tcBorders>
+            <w:shd w:val="clear" w:color="auto" w:fill="FFFFFF"/>
+            <w:tcMar>
+              <w:top w:w="80" w:type="dxa"/>
+              <w:left w:w="120" w:type="dxa"/>
+              <w:bottom w:w="80" w:type="dxa"/>
+              <w:right w:w="120" w:type="dxa"/>
+            </w:tcMar>
+            <w:vAlign w:val="center"/>
+          </w:tcPr>
+          <w:p>
+            <w:pPr>
+              <w:jc w:val="left"/>
+            </w:pPr>
+            <w:r>
+              <w:rPr>
+                <w:rFonts w:ascii="Arial" w:hAnsi="Arial" w:eastAsia="Arial" w:cs="Arial"/>
+                <w:sz w:val="20"/>
+                <w:szCs w:val="20"/>
+              </w:rPr>
+              <w:t>Nguyễn Duy Thương</w:t>
+            </w:r>
+          </w:p>
+        </w:tc>
+        <w:tc>
+          <w:tcPr>
+            <w:tcW w:w="3000" w:type="dxa"/>
+            <w:tcBorders>
+              <w:top w:val="single" w:color="CCCCCC" w:sz="0" w:space="0"/>
+              <w:left w:val="single" w:color="CCCCCC" w:sz="0" w:space="0"/>
+              <w:bottom w:val="single" w:color="CCCCCC" w:sz="0" w:space="0"/>
+              <w:right w:val="single" w:color="CCCCCC" w:sz="0" w:space="0"/>
+            </w:tcBorders>
+            <w:shd w:val="clear" w:color="auto" w:fill="FFFFFF"/>
+            <w:tcMar>
+              <w:top w:w="80" w:type="dxa"/>
+              <w:left w:w="120" w:type="dxa"/>
+              <w:bottom w:w="80" w:type="dxa"/>
+              <w:right w:w="120" w:type="dxa"/>
+            </w:tcMar>
+            <w:vAlign w:val="center"/>
+          </w:tcPr>
+          <w:p>
+            <w:pPr>
+              <w:jc w:val="center"/>
+            </w:pPr>
+            <w:r>
+              <w:rPr>
+                <w:rFonts w:ascii="Arial" w:hAnsi="Arial" w:eastAsia="Arial" w:cs="Arial"/>
+                <w:sz w:val="20"/>
+                <w:szCs w:val="20"/>
+              </w:rPr>
+              <w:t>225053779</w:t>
+            </w:r>
+          </w:p>
+        </w:tc>
+        <w:tc>
+          <w:tcPr>
+            <w:tcW w:w="2960" w:type="dxa"/>
+            <w:tcBorders>
+              <w:top w:val="single" w:color="CCCCCC" w:sz="0" w:space="0"/>
+              <w:left w:val="single" w:color="CCCCCC" w:sz="0" w:space="0"/>
+              <w:bottom w:val="single" w:color="CCCCCC" w:sz="0" w:space="0"/>
+              <w:right w:val="single" w:color="CCCCCC" w:sz="0" w:space="0"/>
+            </w:tcBorders>
+            <w:shd w:val="clear" w:color="auto" w:fill="FFFFFF"/>
+            <w:tcMar>
+              <w:top w:w="80" w:type="dxa"/>
+              <w:left w:w="120" w:type="dxa"/>
+              <w:bottom w:w="80" w:type="dxa"/>
+              <w:right w:w="120" w:type="dxa"/>
+            </w:tcMar>
+            <w:vAlign w:val="center"/>
+          </w:tcPr>
+          <w:p>
+            <w:pPr>
+              <w:jc w:val="left"/>
+            </w:pPr>
+            <w:r>
+              <w:rPr>
+                <w:rFonts w:ascii="Arial" w:hAnsi="Arial" w:eastAsia="Arial" w:cs="Arial"/>
+                <w:sz w:val="20"/>
+                <w:szCs w:val="20"/>
+              </w:rPr>
+              <w:t>Authentication Module (Register, Login, Logout, Reset Password, Auth API)</w:t>
+            </w:r>
+          </w:p>
+        </w:tc>
+      </w:tr>
+      <w:tr>
+        <w:tblPrEx>
+          <w:tblBorders>
+            <w:top w:val="single" w:color="auto" w:sz="4" w:space="0"/>
+            <w:left w:val="single" w:color="auto" w:sz="4" w:space="0"/>
+            <w:bottom w:val="single" w:color="auto" w:sz="4" w:space="0"/>
+            <w:right w:val="single" w:color="auto" w:sz="4" w:space="0"/>
+            <w:insideH w:val="single" w:color="auto" w:sz="4" w:space="0"/>
+            <w:insideV w:val="single" w:color="auto" w:sz="4" w:space="0"/>
+          </w:tblBorders>
+          <w:tblCellMar>
+            <w:top w:w="0" w:type="dxa"/>
+            <w:left w:w="10" w:type="dxa"/>
+            <w:bottom w:w="0" w:type="dxa"/>
+            <w:right w:w="10" w:type="dxa"/>
+          </w:tblCellMar>
+        </w:tblPrEx>
+        <w:tc>
+          <w:tcPr>
+            <w:tcW w:w="600" w:type="dxa"/>
+            <w:tcBorders>
+              <w:top w:val="single" w:color="CCCCCC" w:sz="0" w:space="0"/>
+              <w:left w:val="single" w:color="CCCCCC" w:sz="0" w:space="0"/>
+              <w:bottom w:val="single" w:color="CCCCCC" w:sz="0" w:space="0"/>
+              <w:right w:val="single" w:color="CCCCCC" w:sz="0" w:space="0"/>
+            </w:tcBorders>
+            <w:shd w:val="clear" w:color="auto" w:fill="FFFFFF"/>
+            <w:tcMar>
+              <w:top w:w="80" w:type="dxa"/>
+              <w:left w:w="120" w:type="dxa"/>
+              <w:bottom w:w="80" w:type="dxa"/>
+              <w:right w:w="120" w:type="dxa"/>
+            </w:tcMar>
+            <w:vAlign w:val="center"/>
+          </w:tcPr>
+          <w:p>
+            <w:pPr>
+              <w:jc w:val="center"/>
+            </w:pPr>
+            <w:r>
+              <w:rPr>
+                <w:rFonts w:ascii="Arial" w:hAnsi="Arial" w:eastAsia="Arial" w:cs="Arial"/>
+                <w:sz w:val="20"/>
+                <w:szCs w:val="20"/>
+              </w:rPr>
+              <w:t>4</w:t>
+            </w:r>
+          </w:p>
+        </w:tc>
+        <w:tc>
+          <w:tcPr>
+            <w:tcW w:w="2800" w:type="dxa"/>
+            <w:tcBorders>
+              <w:top w:val="single" w:color="CCCCCC" w:sz="0" w:space="0"/>
+              <w:left w:val="single" w:color="CCCCCC" w:sz="0" w:space="0"/>
+              <w:bottom w:val="single" w:color="CCCCCC" w:sz="0" w:space="0"/>
+              <w:right w:val="single" w:color="CCCCCC" w:sz="0" w:space="0"/>
+            </w:tcBorders>
+            <w:shd w:val="clear" w:color="auto" w:fill="FFFFFF"/>
+            <w:tcMar>
+              <w:top w:w="80" w:type="dxa"/>
+              <w:left w:w="120" w:type="dxa"/>
+              <w:bottom w:w="80" w:type="dxa"/>
+              <w:right w:w="120" w:type="dxa"/>
+            </w:tcMar>
+            <w:vAlign w:val="center"/>
+          </w:tcPr>
+          <w:p>
+            <w:pPr>
+              <w:jc w:val="left"/>
+            </w:pPr>
+            <w:r>
+              <w:rPr>
+                <w:rFonts w:ascii="Arial" w:hAnsi="Arial" w:eastAsia="Arial" w:cs="Arial"/>
+                <w:sz w:val="20"/>
+                <w:szCs w:val="20"/>
+              </w:rPr>
+              <w:t>Trương Hồ Nhật Minh</w:t>
+            </w:r>
+          </w:p>
+        </w:tc>
+        <w:tc>
+          <w:tcPr>
+            <w:tcW w:w="3000" w:type="dxa"/>
+            <w:tcBorders>
+              <w:top w:val="single" w:color="CCCCCC" w:sz="0" w:space="0"/>
+              <w:left w:val="single" w:color="CCCCCC" w:sz="0" w:space="0"/>
+              <w:bottom w:val="single" w:color="CCCCCC" w:sz="0" w:space="0"/>
+              <w:right w:val="single" w:color="CCCCCC" w:sz="0" w:space="0"/>
+            </w:tcBorders>
+            <w:shd w:val="clear" w:color="auto" w:fill="FFFFFF"/>
+            <w:tcMar>
+              <w:top w:w="80" w:type="dxa"/>
+              <w:left w:w="120" w:type="dxa"/>
+              <w:bottom w:w="80" w:type="dxa"/>
+              <w:right w:w="120" w:type="dxa"/>
+            </w:tcMar>
+            <w:vAlign w:val="center"/>
+          </w:tcPr>
+          <w:p>
+            <w:pPr>
+              <w:jc w:val="center"/>
+            </w:pPr>
+            <w:r>
+              <w:rPr>
+                <w:rFonts w:ascii="Arial" w:hAnsi="Arial" w:eastAsia="Arial" w:cs="Arial"/>
+                <w:sz w:val="20"/>
+                <w:szCs w:val="20"/>
+              </w:rPr>
+              <w:t>225054088</w:t>
+            </w:r>
+          </w:p>
+        </w:tc>
+        <w:tc>
+          <w:tcPr>
+            <w:tcW w:w="2960" w:type="dxa"/>
+            <w:tcBorders>
+              <w:top w:val="single" w:color="CCCCCC" w:sz="0" w:space="0"/>
+              <w:left w:val="single" w:color="CCCCCC" w:sz="0" w:space="0"/>
+              <w:bottom w:val="single" w:color="CCCCCC" w:sz="0" w:space="0"/>
+              <w:right w:val="single" w:color="CCCCCC" w:sz="0" w:space="0"/>
+            </w:tcBorders>
+            <w:shd w:val="clear" w:color="auto" w:fill="FFFFFF"/>
+            <w:tcMar>
+              <w:top w:w="80" w:type="dxa"/>
+              <w:left w:w="120" w:type="dxa"/>
+              <w:bottom w:w="80" w:type="dxa"/>
+              <w:right w:w="120" w:type="dxa"/>
+            </w:tcMar>
+            <w:vAlign w:val="center"/>
+          </w:tcPr>
+          <w:p>
+            <w:pPr>
+              <w:jc w:val="left"/>
+            </w:pPr>
+            <w:r>
+              <w:rPr>
+                <w:rFonts w:ascii="Arial" w:hAnsi="Arial" w:eastAsia="Arial" w:cs="Arial"/>
+                <w:sz w:val="20"/>
+                <w:szCs w:val="20"/>
+              </w:rPr>
+              <w:t>List, Responsive, Filter &amp; Sort, Automation Testing</w:t>
+            </w:r>
+          </w:p>
+        </w:tc>
+      </w:tr>
+    </w:tbl>
+    <w:p>
+      <w:pPr>
+        <w:spacing w:before="40" w:after="40"/>
+      </w:pPr>
+    </w:p>
+    <w:p>
+      <w:pPr>
+        <w:pStyle w:val="3"/>
+      </w:pPr>
+      <w:r>
+        <w:t>5.2. Thiết bị &amp; Công cụ</w:t>
+      </w:r>
+    </w:p>
+    <w:p>
+      <w:pPr>
+        <w:pStyle w:val="16"/>
+        <w:numPr>
+          <w:ilvl w:val="0"/>
+          <w:numId w:val="1"/>
+        </w:numPr>
+        <w:spacing w:before="40" w:after="40"/>
+      </w:pPr>
+      <w:r>
+        <w:rPr>
+          <w:rFonts w:ascii="Arial" w:hAnsi="Arial" w:eastAsia="Arial" w:cs="Arial"/>
+          <w:sz w:val="22"/>
+          <w:szCs w:val="22"/>
+        </w:rPr>
+        <w:t>Phần cứng: Laptop/PC, RAM ≥ 8GB, CPU Intel Core i5 hoặc tương đương.</w:t>
+      </w:r>
+    </w:p>
+    <w:p>
+      <w:pPr>
+        <w:pStyle w:val="16"/>
+        <w:numPr>
+          <w:ilvl w:val="0"/>
+          <w:numId w:val="1"/>
+        </w:numPr>
+        <w:spacing w:before="40" w:after="40"/>
+      </w:pPr>
+      <w:r>
+        <w:rPr>
+          <w:rFonts w:ascii="Arial" w:hAnsi="Arial" w:eastAsia="Arial" w:cs="Arial"/>
+          <w:sz w:val="22"/>
+          <w:szCs w:val="22"/>
+        </w:rPr>
+        <w:t>Hệ điều hành: Windows 10 / Windows 11.</w:t>
+      </w:r>
+    </w:p>
+    <w:p>
+      <w:pPr>
+        <w:pStyle w:val="16"/>
+        <w:numPr>
+          <w:ilvl w:val="0"/>
+          <w:numId w:val="1"/>
+        </w:numPr>
+        <w:spacing w:before="40" w:after="40"/>
+      </w:pPr>
+      <w:r>
+        <w:rPr>
+          <w:rFonts w:ascii="Arial" w:hAnsi="Arial" w:eastAsia="Arial" w:cs="Arial"/>
+          <w:sz w:val="22"/>
+          <w:szCs w:val="22"/>
+        </w:rPr>
+        <w:t>Trình duyệt: Google Chrome (phiên bản mới nhất), Microsoft Edge (phiên bản mới nhất).</w:t>
+      </w:r>
+    </w:p>
+    <w:p>
+      <w:pPr>
+        <w:pStyle w:val="16"/>
+        <w:numPr>
+          <w:ilvl w:val="0"/>
+          <w:numId w:val="1"/>
+        </w:numPr>
+        <w:spacing w:before="40" w:after="40"/>
+      </w:pPr>
+      <w:r>
+        <w:rPr>
+          <w:rFonts w:ascii="Arial" w:hAnsi="Arial" w:eastAsia="Arial" w:cs="Arial"/>
+          <w:sz w:val="22"/>
+          <w:szCs w:val="22"/>
+        </w:rPr>
+        <w:t>Postman: Kiểm thử API, gửi request và kiểm tra response.</w:t>
+      </w:r>
+    </w:p>
+    <w:p>
+      <w:pPr>
+        <w:pStyle w:val="16"/>
+        <w:numPr>
+          <w:ilvl w:val="0"/>
+          <w:numId w:val="1"/>
+        </w:numPr>
+        <w:spacing w:before="40" w:after="40"/>
+      </w:pPr>
+      <w:r>
+        <w:rPr>
+          <w:rFonts w:ascii="Arial" w:hAnsi="Arial" w:eastAsia="Arial" w:cs="Arial"/>
+          <w:sz w:val="22"/>
+          <w:szCs w:val="22"/>
+        </w:rPr>
+        <w:t>Selenium (Python/Java): Tự động hóa UI testing (Login, Search, Add to Favorite).</w:t>
+      </w:r>
+    </w:p>
+    <w:p>
+      <w:pPr>
+        <w:pStyle w:val="16"/>
+        <w:numPr>
+          <w:ilvl w:val="0"/>
+          <w:numId w:val="1"/>
+        </w:numPr>
+        <w:spacing w:before="40" w:after="40"/>
+      </w:pPr>
+      <w:r>
+        <w:rPr>
+          <w:rFonts w:ascii="Arial" w:hAnsi="Arial" w:eastAsia="Arial" w:cs="Arial"/>
+          <w:sz w:val="22"/>
+          <w:szCs w:val="22"/>
+        </w:rPr>
+        <w:t>GitHub: Quản lý source code, lưu trữ test cases, automation scripts, theo dõi bug qua GitHub Issues.</w:t>
+      </w:r>
+    </w:p>
+    <w:p>
+      <w:pPr>
+        <w:spacing w:before="40" w:after="40"/>
+      </w:pPr>
+    </w:p>
+    <w:p>
+      <w:pPr>
+        <w:pStyle w:val="2"/>
+      </w:pPr>
+      <w:r>
+        <w:t>6. MÔI TRƯỜNG KIỂM THỬ</w:t>
+      </w:r>
+    </w:p>
+    <w:p>
+      <w:pPr>
+        <w:pStyle w:val="16"/>
+        <w:numPr>
+          <w:ilvl w:val="0"/>
+          <w:numId w:val="1"/>
+        </w:numPr>
+        <w:spacing w:before="40" w:after="40"/>
+      </w:pPr>
+      <w:r>
+        <w:rPr>
+          <w:rFonts w:ascii="Arial" w:hAnsi="Arial" w:eastAsia="Arial" w:cs="Arial"/>
+          <w:sz w:val="22"/>
+          <w:szCs w:val="22"/>
+        </w:rPr>
+        <w:t>Website kiểm thử: https://www.themoviedb.org</w:t>
+      </w:r>
+    </w:p>
+    <w:p>
+      <w:pPr>
+        <w:pStyle w:val="16"/>
+        <w:numPr>
+          <w:ilvl w:val="0"/>
+          <w:numId w:val="1"/>
+        </w:numPr>
+        <w:spacing w:before="40" w:after="40"/>
+      </w:pPr>
+      <w:r>
+        <w:rPr>
+          <w:rFonts w:ascii="Arial" w:hAnsi="Arial" w:eastAsia="Arial" w:cs="Arial"/>
+          <w:sz w:val="22"/>
+          <w:szCs w:val="22"/>
+        </w:rPr>
+        <w:t>API Endpoint: https://api.themoviedb.org/3/</w:t>
+      </w:r>
+    </w:p>
+    <w:p>
+      <w:pPr>
+        <w:pStyle w:val="16"/>
+        <w:numPr>
+          <w:ilvl w:val="0"/>
+          <w:numId w:val="1"/>
+        </w:numPr>
+        <w:spacing w:before="40" w:after="40"/>
+      </w:pPr>
+      <w:r>
+        <w:rPr>
+          <w:rFonts w:ascii="Arial" w:hAnsi="Arial" w:eastAsia="Arial" w:cs="Arial"/>
+          <w:sz w:val="22"/>
+          <w:szCs w:val="22"/>
+        </w:rPr>
+        <w:t>Dữ liệu kiểm thử:</w:t>
+      </w:r>
+    </w:p>
+    <w:p>
+      <w:pPr>
+        <w:pStyle w:val="16"/>
+        <w:numPr>
+          <w:ilvl w:val="1"/>
+          <w:numId w:val="1"/>
+        </w:numPr>
+        <w:spacing w:before="40" w:after="40"/>
+      </w:pPr>
+      <w:r>
+        <w:rPr>
+          <w:rFonts w:ascii="Arial" w:hAnsi="Arial" w:eastAsia="Arial" w:cs="Arial"/>
+          <w:sz w:val="22"/>
+          <w:szCs w:val="22"/>
+        </w:rPr>
+        <w:t>API Read Access Token từ tài khoản TMDB (lưu trong biến môi trường Postman, không hard-code).</w:t>
+      </w:r>
+    </w:p>
+    <w:p>
+      <w:pPr>
+        <w:pStyle w:val="16"/>
+        <w:numPr>
+          <w:ilvl w:val="1"/>
+          <w:numId w:val="1"/>
+        </w:numPr>
+        <w:spacing w:before="40" w:after="40"/>
+      </w:pPr>
+      <w:r>
+        <w:rPr>
+          <w:rFonts w:ascii="Arial" w:hAnsi="Arial" w:eastAsia="Arial" w:cs="Arial"/>
+          <w:sz w:val="22"/>
+          <w:szCs w:val="22"/>
+        </w:rPr>
+        <w:t>Từ khóa tìm kiếm: "batman", "Ironman", "fight", "Marvel", "asdzxc123" (không tồn tại), "@@@@" (ký tự đặc biệt).</w:t>
+      </w:r>
+    </w:p>
+    <w:p>
+      <w:pPr>
+        <w:pStyle w:val="16"/>
+        <w:numPr>
+          <w:ilvl w:val="1"/>
+          <w:numId w:val="1"/>
+        </w:numPr>
+        <w:spacing w:before="40" w:after="40"/>
+      </w:pPr>
+      <w:r>
+        <w:rPr>
+          <w:rFonts w:ascii="Arial" w:hAnsi="Arial" w:eastAsia="Arial" w:cs="Arial"/>
+          <w:sz w:val="22"/>
+          <w:szCs w:val="22"/>
+        </w:rPr>
+        <w:t>Chuỗi dài: 1000 ký tự.</w:t>
+      </w:r>
+    </w:p>
+    <w:p>
+      <w:pPr>
+        <w:pStyle w:val="16"/>
+        <w:numPr>
+          <w:ilvl w:val="1"/>
+          <w:numId w:val="1"/>
+        </w:numPr>
+        <w:spacing w:before="40" w:after="40"/>
+      </w:pPr>
+      <w:r>
+        <w:rPr>
+          <w:rFonts w:ascii="Arial" w:hAnsi="Arial" w:eastAsia="Arial" w:cs="Arial"/>
+          <w:sz w:val="22"/>
+          <w:szCs w:val="22"/>
+        </w:rPr>
+        <w:t>Thể loại: "Action", "Comedy", "Drama". Ngôn ngữ: "English".</w:t>
+      </w:r>
+    </w:p>
+    <w:p>
+      <w:pPr>
+        <w:pStyle w:val="16"/>
+        <w:numPr>
+          <w:ilvl w:val="1"/>
+          <w:numId w:val="1"/>
+        </w:numPr>
+        <w:spacing w:before="40" w:after="40"/>
+      </w:pPr>
+      <w:r>
+        <w:rPr>
+          <w:rFonts w:ascii="Arial" w:hAnsi="Arial" w:eastAsia="Arial" w:cs="Arial"/>
+          <w:sz w:val="22"/>
+          <w:szCs w:val="22"/>
+        </w:rPr>
+        <w:t>Tài khoản test: user@gmail.com (tài khoản TMDB hợp lệ đã được tạo sẵn).</w:t>
+      </w:r>
+    </w:p>
+    <w:p>
+      <w:pPr>
+        <w:spacing w:before="40" w:after="40"/>
+      </w:pPr>
+    </w:p>
+    <w:p>
+      <w:pPr>
+        <w:pStyle w:val="2"/>
+      </w:pPr>
+      <w:r>
+        <w:t>7. ƯỚC LƯỢNG &amp; LỊCH TRÌNH</w:t>
+      </w:r>
+    </w:p>
+    <w:p>
+      <w:pPr>
+        <w:spacing w:before="40" w:after="40"/>
+      </w:pPr>
+    </w:p>
+    <w:tbl>
+      <w:tblPr>
+        <w:tblStyle w:val="9"/>
+        <w:tblW w:w="9360" w:type="dxa"/>
+        <w:tblInd w:w="0" w:type="dxa"/>
+        <w:tblBorders>
+          <w:top w:val="single" w:color="auto" w:sz="4" w:space="0"/>
+          <w:left w:val="single" w:color="auto" w:sz="4" w:space="0"/>
+          <w:bottom w:val="single" w:color="auto" w:sz="4" w:space="0"/>
+          <w:right w:val="single" w:color="auto" w:sz="4" w:space="0"/>
+          <w:insideH w:val="single" w:color="auto" w:sz="4" w:space="0"/>
+          <w:insideV w:val="single" w:color="auto" w:sz="4" w:space="0"/>
+        </w:tblBorders>
+        <w:tblLayout w:type="autofit"/>
+        <w:tblCellMar>
+          <w:top w:w="0" w:type="dxa"/>
+          <w:left w:w="10" w:type="dxa"/>
+          <w:bottom w:w="0" w:type="dxa"/>
+          <w:right w:w="10" w:type="dxa"/>
+        </w:tblCellMar>
+      </w:tblPr>
+      <w:tblGrid>
+        <w:gridCol w:w="2800"/>
+        <w:gridCol w:w="2200"/>
+        <w:gridCol w:w="1560"/>
+        <w:gridCol w:w="1400"/>
+        <w:gridCol w:w="1400"/>
+      </w:tblGrid>
+      <w:tr>
+        <w:tblPrEx>
+          <w:tblBorders>
+            <w:top w:val="single" w:color="auto" w:sz="4" w:space="0"/>
+            <w:left w:val="single" w:color="auto" w:sz="4" w:space="0"/>
+            <w:bottom w:val="single" w:color="auto" w:sz="4" w:space="0"/>
+            <w:right w:val="single" w:color="auto" w:sz="4" w:space="0"/>
+            <w:insideH w:val="single" w:color="auto" w:sz="4" w:space="0"/>
+            <w:insideV w:val="single" w:color="auto" w:sz="4" w:space="0"/>
+          </w:tblBorders>
+          <w:tblCellMar>
+            <w:top w:w="0" w:type="dxa"/>
+            <w:left w:w="10" w:type="dxa"/>
+            <w:bottom w:w="0" w:type="dxa"/>
+            <w:right w:w="10" w:type="dxa"/>
+          </w:tblCellMar>
+        </w:tblPrEx>
+        <w:tc>
+          <w:tcPr>
+            <w:tcW w:w="2800" w:type="dxa"/>
+            <w:tcBorders>
+              <w:top w:val="single" w:color="AAAAAA" w:sz="0" w:space="0"/>
+              <w:left w:val="single" w:color="AAAAAA" w:sz="0" w:space="0"/>
+              <w:bottom w:val="single" w:color="AAAAAA" w:sz="0" w:space="0"/>
+              <w:right w:val="single" w:color="AAAAAA" w:sz="0" w:space="0"/>
+            </w:tcBorders>
+            <w:shd w:val="clear" w:color="auto" w:fill="2E75B6"/>
+            <w:tcMar>
+              <w:top w:w="80" w:type="dxa"/>
+              <w:left w:w="120" w:type="dxa"/>
+              <w:bottom w:w="80" w:type="dxa"/>
+              <w:right w:w="120" w:type="dxa"/>
+            </w:tcMar>
+            <w:vAlign w:val="center"/>
+          </w:tcPr>
+          <w:p>
+            <w:pPr>
+              <w:jc w:val="center"/>
+            </w:pPr>
+            <w:r>
+              <w:rPr>
+                <w:rFonts w:ascii="Arial" w:hAnsi="Arial" w:eastAsia="Arial" w:cs="Arial"/>
+                <w:b/>
+                <w:bCs/>
+                <w:color w:val="FFFFFF"/>
+                <w:sz w:val="20"/>
+                <w:szCs w:val="20"/>
+              </w:rPr>
+              <w:t>Tác vụ</w:t>
+            </w:r>
+          </w:p>
+        </w:tc>
+        <w:tc>
+          <w:tcPr>
+            <w:tcW w:w="2200" w:type="dxa"/>
+            <w:tcBorders>
+              <w:top w:val="single" w:color="AAAAAA" w:sz="0" w:space="0"/>
+              <w:left w:val="single" w:color="AAAAAA" w:sz="0" w:space="0"/>
+              <w:bottom w:val="single" w:color="AAAAAA" w:sz="0" w:space="0"/>
+              <w:right w:val="single" w:color="AAAAAA" w:sz="0" w:space="0"/>
+            </w:tcBorders>
+            <w:shd w:val="clear" w:color="auto" w:fill="2E75B6"/>
+            <w:tcMar>
+              <w:top w:w="80" w:type="dxa"/>
+              <w:left w:w="120" w:type="dxa"/>
+              <w:bottom w:w="80" w:type="dxa"/>
+              <w:right w:w="120" w:type="dxa"/>
+            </w:tcMar>
+            <w:vAlign w:val="center"/>
+          </w:tcPr>
+          <w:p>
+            <w:pPr>
+              <w:jc w:val="center"/>
+            </w:pPr>
+            <w:r>
+              <w:rPr>
+                <w:rFonts w:ascii="Arial" w:hAnsi="Arial" w:eastAsia="Arial" w:cs="Arial"/>
+                <w:b/>
+                <w:bCs/>
+                <w:color w:val="FFFFFF"/>
+                <w:sz w:val="20"/>
+                <w:szCs w:val="20"/>
+              </w:rPr>
+              <w:t>Thành viên phụ trách</w:t>
+            </w:r>
+          </w:p>
+        </w:tc>
+        <w:tc>
+          <w:tcPr>
+            <w:tcW w:w="1560" w:type="dxa"/>
+            <w:tcBorders>
+              <w:top w:val="single" w:color="AAAAAA" w:sz="0" w:space="0"/>
+              <w:left w:val="single" w:color="AAAAAA" w:sz="0" w:space="0"/>
+              <w:bottom w:val="single" w:color="AAAAAA" w:sz="0" w:space="0"/>
+              <w:right w:val="single" w:color="AAAAAA" w:sz="0" w:space="0"/>
+            </w:tcBorders>
+            <w:shd w:val="clear" w:color="auto" w:fill="2E75B6"/>
+            <w:tcMar>
+              <w:top w:w="80" w:type="dxa"/>
+              <w:left w:w="120" w:type="dxa"/>
+              <w:bottom w:w="80" w:type="dxa"/>
+              <w:right w:w="120" w:type="dxa"/>
+            </w:tcMar>
+            <w:vAlign w:val="center"/>
+          </w:tcPr>
+          <w:p>
+            <w:pPr>
+              <w:jc w:val="center"/>
+            </w:pPr>
+            <w:r>
+              <w:rPr>
+                <w:rFonts w:ascii="Arial" w:hAnsi="Arial" w:eastAsia="Arial" w:cs="Arial"/>
+                <w:b/>
+                <w:bCs/>
+                <w:color w:val="FFFFFF"/>
+                <w:sz w:val="20"/>
+                <w:szCs w:val="20"/>
+              </w:rPr>
+              <w:t>Công sức (Man-hour)</w:t>
+            </w:r>
+          </w:p>
+        </w:tc>
+        <w:tc>
+          <w:tcPr>
+            <w:tcW w:w="1400" w:type="dxa"/>
+            <w:tcBorders>
+              <w:top w:val="single" w:color="AAAAAA" w:sz="0" w:space="0"/>
+              <w:left w:val="single" w:color="AAAAAA" w:sz="0" w:space="0"/>
+              <w:bottom w:val="single" w:color="AAAAAA" w:sz="0" w:space="0"/>
+              <w:right w:val="single" w:color="AAAAAA" w:sz="0" w:space="0"/>
+            </w:tcBorders>
+            <w:shd w:val="clear" w:color="auto" w:fill="2E75B6"/>
+            <w:tcMar>
+              <w:top w:w="80" w:type="dxa"/>
+              <w:left w:w="120" w:type="dxa"/>
+              <w:bottom w:w="80" w:type="dxa"/>
+              <w:right w:w="120" w:type="dxa"/>
+            </w:tcMar>
+            <w:vAlign w:val="center"/>
+          </w:tcPr>
+          <w:p>
+            <w:pPr>
+              <w:jc w:val="center"/>
+            </w:pPr>
+            <w:r>
+              <w:rPr>
+                <w:rFonts w:ascii="Arial" w:hAnsi="Arial" w:eastAsia="Arial" w:cs="Arial"/>
+                <w:b/>
+                <w:bCs/>
+                <w:color w:val="FFFFFF"/>
+                <w:sz w:val="20"/>
+                <w:szCs w:val="20"/>
+              </w:rPr>
+              <w:t>Ngày bắt đầu</w:t>
+            </w:r>
+          </w:p>
+        </w:tc>
+        <w:tc>
+          <w:tcPr>
+            <w:tcW w:w="1400" w:type="dxa"/>
+            <w:tcBorders>
+              <w:top w:val="single" w:color="AAAAAA" w:sz="0" w:space="0"/>
+              <w:left w:val="single" w:color="AAAAAA" w:sz="0" w:space="0"/>
+              <w:bottom w:val="single" w:color="AAAAAA" w:sz="0" w:space="0"/>
+              <w:right w:val="single" w:color="AAAAAA" w:sz="0" w:space="0"/>
+            </w:tcBorders>
+            <w:shd w:val="clear" w:color="auto" w:fill="2E75B6"/>
+            <w:tcMar>
+              <w:top w:w="80" w:type="dxa"/>
+              <w:left w:w="120" w:type="dxa"/>
+              <w:bottom w:w="80" w:type="dxa"/>
+              <w:right w:w="120" w:type="dxa"/>
+            </w:tcMar>
+            <w:vAlign w:val="center"/>
+          </w:tcPr>
+          <w:p>
+            <w:pPr>
+              <w:jc w:val="center"/>
+            </w:pPr>
+            <w:r>
+              <w:rPr>
+                <w:rFonts w:ascii="Arial" w:hAnsi="Arial" w:eastAsia="Arial" w:cs="Arial"/>
+                <w:b/>
+                <w:bCs/>
+                <w:color w:val="FFFFFF"/>
+                <w:sz w:val="20"/>
+                <w:szCs w:val="20"/>
+              </w:rPr>
+              <w:t>Ngày kết thúc</w:t>
+            </w:r>
+          </w:p>
+        </w:tc>
+      </w:tr>
+      <w:tr>
+        <w:tblPrEx>
+          <w:tblBorders>
+            <w:top w:val="single" w:color="auto" w:sz="4" w:space="0"/>
+            <w:left w:val="single" w:color="auto" w:sz="4" w:space="0"/>
+            <w:bottom w:val="single" w:color="auto" w:sz="4" w:space="0"/>
+            <w:right w:val="single" w:color="auto" w:sz="4" w:space="0"/>
+            <w:insideH w:val="single" w:color="auto" w:sz="4" w:space="0"/>
+            <w:insideV w:val="single" w:color="auto" w:sz="4" w:space="0"/>
+          </w:tblBorders>
+          <w:tblCellMar>
+            <w:top w:w="0" w:type="dxa"/>
+            <w:left w:w="10" w:type="dxa"/>
+            <w:bottom w:w="0" w:type="dxa"/>
+            <w:right w:w="10" w:type="dxa"/>
+          </w:tblCellMar>
+        </w:tblPrEx>
+        <w:tc>
+          <w:tcPr>
+            <w:tcW w:w="2800" w:type="dxa"/>
+            <w:tcBorders>
+              <w:top w:val="single" w:color="CCCCCC" w:sz="0" w:space="0"/>
+              <w:left w:val="single" w:color="CCCCCC" w:sz="0" w:space="0"/>
+              <w:bottom w:val="single" w:color="CCCCCC" w:sz="0" w:space="0"/>
+              <w:right w:val="single" w:color="CCCCCC" w:sz="0" w:space="0"/>
+            </w:tcBorders>
+            <w:shd w:val="clear" w:color="auto" w:fill="FFFFFF"/>
+            <w:tcMar>
+              <w:top w:w="80" w:type="dxa"/>
+              <w:left w:w="120" w:type="dxa"/>
+              <w:bottom w:w="80" w:type="dxa"/>
+              <w:right w:w="120" w:type="dxa"/>
+            </w:tcMar>
+            <w:vAlign w:val="center"/>
+          </w:tcPr>
+          <w:p>
+            <w:pPr>
+              <w:jc w:val="left"/>
+            </w:pPr>
+            <w:r>
+              <w:rPr>
+                <w:rFonts w:ascii="Arial" w:hAnsi="Arial" w:eastAsia="Arial" w:cs="Arial"/>
+                <w:sz w:val="20"/>
+                <w:szCs w:val="20"/>
+              </w:rPr>
+              <w:t>Lập kế hoạch kiểm thử (Test Plan)</w:t>
+            </w:r>
+          </w:p>
+        </w:tc>
+        <w:tc>
+          <w:tcPr>
+            <w:tcW w:w="2200" w:type="dxa"/>
+            <w:tcBorders>
+              <w:top w:val="single" w:color="CCCCCC" w:sz="0" w:space="0"/>
+              <w:left w:val="single" w:color="CCCCCC" w:sz="0" w:space="0"/>
+              <w:bottom w:val="single" w:color="CCCCCC" w:sz="0" w:space="0"/>
+              <w:right w:val="single" w:color="CCCCCC" w:sz="0" w:space="0"/>
+            </w:tcBorders>
+            <w:shd w:val="clear" w:color="auto" w:fill="FFFFFF"/>
+            <w:tcMar>
+              <w:top w:w="80" w:type="dxa"/>
+              <w:left w:w="120" w:type="dxa"/>
+              <w:bottom w:w="80" w:type="dxa"/>
+              <w:right w:w="120" w:type="dxa"/>
+            </w:tcMar>
+            <w:vAlign w:val="center"/>
+          </w:tcPr>
+          <w:p>
+            <w:pPr>
+              <w:jc w:val="left"/>
+            </w:pPr>
+            <w:r>
+              <w:rPr>
+                <w:rFonts w:ascii="Arial" w:hAnsi="Arial" w:eastAsia="Arial" w:cs="Arial"/>
+                <w:sz w:val="20"/>
+                <w:szCs w:val="20"/>
+              </w:rPr>
+              <w:t>Nguyễn Thế Kiệt</w:t>
+            </w:r>
+          </w:p>
+        </w:tc>
+        <w:tc>
+          <w:tcPr>
+            <w:tcW w:w="1560" w:type="dxa"/>
+            <w:tcBorders>
+              <w:top w:val="single" w:color="CCCCCC" w:sz="0" w:space="0"/>
+              <w:left w:val="single" w:color="CCCCCC" w:sz="0" w:space="0"/>
+              <w:bottom w:val="single" w:color="CCCCCC" w:sz="0" w:space="0"/>
+              <w:right w:val="single" w:color="CCCCCC" w:sz="0" w:space="0"/>
+            </w:tcBorders>
+            <w:shd w:val="clear" w:color="auto" w:fill="FFFFFF"/>
+            <w:tcMar>
+              <w:top w:w="80" w:type="dxa"/>
+              <w:left w:w="120" w:type="dxa"/>
+              <w:bottom w:w="80" w:type="dxa"/>
+              <w:right w:w="120" w:type="dxa"/>
+            </w:tcMar>
+            <w:vAlign w:val="center"/>
+          </w:tcPr>
+          <w:p>
+            <w:pPr>
+              <w:jc w:val="center"/>
+            </w:pPr>
+            <w:r>
+              <w:rPr>
+                <w:rFonts w:ascii="Arial" w:hAnsi="Arial" w:eastAsia="Arial" w:cs="Arial"/>
+                <w:sz w:val="20"/>
+                <w:szCs w:val="20"/>
+              </w:rPr>
+              <w:t>10h</w:t>
+            </w:r>
+          </w:p>
+        </w:tc>
+        <w:tc>
+          <w:tcPr>
+            <w:tcW w:w="1400" w:type="dxa"/>
+            <w:tcBorders>
+              <w:top w:val="single" w:color="CCCCCC" w:sz="0" w:space="0"/>
+              <w:left w:val="single" w:color="CCCCCC" w:sz="0" w:space="0"/>
+              <w:bottom w:val="single" w:color="CCCCCC" w:sz="0" w:space="0"/>
+              <w:right w:val="single" w:color="CCCCCC" w:sz="0" w:space="0"/>
+            </w:tcBorders>
+            <w:shd w:val="clear" w:color="auto" w:fill="FFFFFF"/>
+            <w:tcMar>
+              <w:top w:w="80" w:type="dxa"/>
+              <w:left w:w="120" w:type="dxa"/>
+              <w:bottom w:w="80" w:type="dxa"/>
+              <w:right w:w="120" w:type="dxa"/>
+            </w:tcMar>
+            <w:vAlign w:val="center"/>
+          </w:tcPr>
+          <w:p>
+            <w:pPr>
+              <w:jc w:val="center"/>
+              <w:rPr>
+                <w:rFonts w:hint="default"/>
+                <w:lang w:val="en-US"/>
+              </w:rPr>
+            </w:pPr>
+            <w:r>
+              <w:rPr>
+                <w:rFonts w:hint="default" w:cs="Arial"/>
+                <w:sz w:val="20"/>
+                <w:szCs w:val="20"/>
+                <w:lang w:val="en-US"/>
+              </w:rPr>
+              <w:t>06</w:t>
+            </w:r>
+            <w:r>
+              <w:rPr>
+                <w:rFonts w:ascii="Arial" w:hAnsi="Arial" w:eastAsia="Arial" w:cs="Arial"/>
+                <w:sz w:val="20"/>
+                <w:szCs w:val="20"/>
+              </w:rPr>
+              <w:t>/0</w:t>
+            </w:r>
+            <w:r>
+              <w:rPr>
+                <w:rFonts w:hint="default" w:cs="Arial"/>
+                <w:sz w:val="20"/>
+                <w:szCs w:val="20"/>
+                <w:lang w:val="en-US"/>
+              </w:rPr>
+              <w:t>4</w:t>
+            </w:r>
+            <w:r>
+              <w:rPr>
+                <w:rFonts w:ascii="Arial" w:hAnsi="Arial" w:eastAsia="Arial" w:cs="Arial"/>
+                <w:sz w:val="20"/>
+                <w:szCs w:val="20"/>
+              </w:rPr>
+              <w:t>/</w:t>
+            </w:r>
+            <w:r>
+              <w:rPr>
+                <w:rFonts w:cs="Arial"/>
+                <w:sz w:val="20"/>
+                <w:szCs w:val="20"/>
+                <w:lang w:val="en-US"/>
+              </w:rPr>
+              <w:t>2026</w:t>
+            </w:r>
+          </w:p>
+        </w:tc>
+        <w:tc>
+          <w:tcPr>
+            <w:tcW w:w="1400" w:type="dxa"/>
+            <w:tcBorders>
+              <w:top w:val="single" w:color="CCCCCC" w:sz="0" w:space="0"/>
+              <w:left w:val="single" w:color="CCCCCC" w:sz="0" w:space="0"/>
+              <w:bottom w:val="single" w:color="CCCCCC" w:sz="0" w:space="0"/>
+              <w:right w:val="single" w:color="CCCCCC" w:sz="0" w:space="0"/>
+            </w:tcBorders>
+            <w:shd w:val="clear" w:color="auto" w:fill="FFFFFF"/>
+            <w:tcMar>
+              <w:top w:w="80" w:type="dxa"/>
+              <w:left w:w="120" w:type="dxa"/>
+              <w:bottom w:w="80" w:type="dxa"/>
+              <w:right w:w="120" w:type="dxa"/>
+            </w:tcMar>
+            <w:vAlign w:val="center"/>
+          </w:tcPr>
+          <w:p>
+            <w:pPr>
+              <w:jc w:val="center"/>
+              <w:rPr>
+                <w:rFonts w:hint="default"/>
+                <w:sz w:val="20"/>
+                <w:szCs w:val="20"/>
+                <w:lang w:val="en-US"/>
+              </w:rPr>
+            </w:pPr>
+            <w:r>
+              <w:rPr>
+                <w:rFonts w:hint="default"/>
+                <w:sz w:val="20"/>
+                <w:szCs w:val="20"/>
+                <w:lang w:val="en-US"/>
+              </w:rPr>
+              <w:t>07/04/2026</w:t>
+            </w:r>
+          </w:p>
+        </w:tc>
+      </w:tr>
+      <w:tr>
+        <w:tblPrEx>
+          <w:tblBorders>
+            <w:top w:val="single" w:color="auto" w:sz="4" w:space="0"/>
+            <w:left w:val="single" w:color="auto" w:sz="4" w:space="0"/>
+            <w:bottom w:val="single" w:color="auto" w:sz="4" w:space="0"/>
+            <w:right w:val="single" w:color="auto" w:sz="4" w:space="0"/>
+            <w:insideH w:val="single" w:color="auto" w:sz="4" w:space="0"/>
+            <w:insideV w:val="single" w:color="auto" w:sz="4" w:space="0"/>
+          </w:tblBorders>
+          <w:tblCellMar>
+            <w:top w:w="0" w:type="dxa"/>
+            <w:left w:w="10" w:type="dxa"/>
+            <w:bottom w:w="0" w:type="dxa"/>
+            <w:right w:w="10" w:type="dxa"/>
+          </w:tblCellMar>
+        </w:tblPrEx>
+        <w:tc>
+          <w:tcPr>
+            <w:tcW w:w="2800" w:type="dxa"/>
+            <w:tcBorders>
+              <w:top w:val="single" w:color="CCCCCC" w:sz="0" w:space="0"/>
+              <w:left w:val="single" w:color="CCCCCC" w:sz="0" w:space="0"/>
+              <w:bottom w:val="single" w:color="CCCCCC" w:sz="0" w:space="0"/>
+              <w:right w:val="single" w:color="CCCCCC" w:sz="0" w:space="0"/>
+            </w:tcBorders>
+            <w:shd w:val="clear" w:color="auto" w:fill="FFFFFF"/>
+            <w:tcMar>
+              <w:top w:w="80" w:type="dxa"/>
+              <w:left w:w="120" w:type="dxa"/>
+              <w:bottom w:w="80" w:type="dxa"/>
+              <w:right w:w="120" w:type="dxa"/>
+            </w:tcMar>
+            <w:vAlign w:val="center"/>
+          </w:tcPr>
+          <w:p>
+            <w:pPr>
+              <w:jc w:val="left"/>
+            </w:pPr>
+            <w:r>
+              <w:rPr>
+                <w:rFonts w:ascii="Arial" w:hAnsi="Arial" w:eastAsia="Arial" w:cs="Arial"/>
+                <w:sz w:val="20"/>
+                <w:szCs w:val="20"/>
+              </w:rPr>
+              <w:t>Thiết kế Test Cases (UI + API)</w:t>
+            </w:r>
+          </w:p>
+        </w:tc>
+        <w:tc>
+          <w:tcPr>
+            <w:tcW w:w="2200" w:type="dxa"/>
+            <w:tcBorders>
+              <w:top w:val="single" w:color="CCCCCC" w:sz="0" w:space="0"/>
+              <w:left w:val="single" w:color="CCCCCC" w:sz="0" w:space="0"/>
+              <w:bottom w:val="single" w:color="CCCCCC" w:sz="0" w:space="0"/>
+              <w:right w:val="single" w:color="CCCCCC" w:sz="0" w:space="0"/>
+            </w:tcBorders>
+            <w:shd w:val="clear" w:color="auto" w:fill="FFFFFF"/>
+            <w:tcMar>
+              <w:top w:w="80" w:type="dxa"/>
+              <w:left w:w="120" w:type="dxa"/>
+              <w:bottom w:w="80" w:type="dxa"/>
+              <w:right w:w="120" w:type="dxa"/>
+            </w:tcMar>
+            <w:vAlign w:val="center"/>
+          </w:tcPr>
+          <w:p>
+            <w:pPr>
+              <w:jc w:val="left"/>
+            </w:pPr>
+            <w:r>
+              <w:rPr>
+                <w:rFonts w:ascii="Arial" w:hAnsi="Arial" w:eastAsia="Arial" w:cs="Arial"/>
+                <w:sz w:val="20"/>
+                <w:szCs w:val="20"/>
+              </w:rPr>
+              <w:t>Tất cả thành viên</w:t>
+            </w:r>
+          </w:p>
+        </w:tc>
+        <w:tc>
+          <w:tcPr>
+            <w:tcW w:w="1560" w:type="dxa"/>
+            <w:tcBorders>
+              <w:top w:val="single" w:color="CCCCCC" w:sz="0" w:space="0"/>
+              <w:left w:val="single" w:color="CCCCCC" w:sz="0" w:space="0"/>
+              <w:bottom w:val="single" w:color="CCCCCC" w:sz="0" w:space="0"/>
+              <w:right w:val="single" w:color="CCCCCC" w:sz="0" w:space="0"/>
+            </w:tcBorders>
+            <w:shd w:val="clear" w:color="auto" w:fill="FFFFFF"/>
+            <w:tcMar>
+              <w:top w:w="80" w:type="dxa"/>
+              <w:left w:w="120" w:type="dxa"/>
+              <w:bottom w:w="80" w:type="dxa"/>
+              <w:right w:w="120" w:type="dxa"/>
+            </w:tcMar>
+            <w:vAlign w:val="center"/>
+          </w:tcPr>
+          <w:p>
+            <w:pPr>
+              <w:jc w:val="center"/>
+            </w:pPr>
+            <w:r>
+              <w:rPr>
+                <w:rFonts w:hint="default" w:cs="Arial"/>
+                <w:sz w:val="20"/>
+                <w:szCs w:val="20"/>
+                <w:lang w:val="en-US"/>
+              </w:rPr>
+              <w:t>3</w:t>
+            </w:r>
+            <w:r>
+              <w:rPr>
+                <w:rFonts w:ascii="Arial" w:hAnsi="Arial" w:eastAsia="Arial" w:cs="Arial"/>
+                <w:sz w:val="20"/>
+                <w:szCs w:val="20"/>
+              </w:rPr>
+              <w:t>0h</w:t>
+            </w:r>
+          </w:p>
+        </w:tc>
+        <w:tc>
+          <w:tcPr>
+            <w:tcW w:w="1400" w:type="dxa"/>
+            <w:tcBorders>
+              <w:top w:val="single" w:color="CCCCCC" w:sz="0" w:space="0"/>
+              <w:left w:val="single" w:color="CCCCCC" w:sz="0" w:space="0"/>
+              <w:bottom w:val="single" w:color="CCCCCC" w:sz="0" w:space="0"/>
+              <w:right w:val="single" w:color="CCCCCC" w:sz="0" w:space="0"/>
+            </w:tcBorders>
+            <w:shd w:val="clear" w:color="auto" w:fill="FFFFFF"/>
+            <w:tcMar>
+              <w:top w:w="80" w:type="dxa"/>
+              <w:left w:w="120" w:type="dxa"/>
+              <w:bottom w:w="80" w:type="dxa"/>
+              <w:right w:w="120" w:type="dxa"/>
+            </w:tcMar>
+            <w:vAlign w:val="center"/>
+          </w:tcPr>
+          <w:p>
+            <w:pPr>
+              <w:jc w:val="center"/>
+              <w:rPr>
+                <w:rFonts w:hint="default"/>
+                <w:lang w:val="en-US"/>
+              </w:rPr>
+            </w:pPr>
+            <w:r>
+              <w:rPr>
+                <w:rFonts w:ascii="Arial" w:hAnsi="Arial" w:eastAsia="Arial" w:cs="Arial"/>
+                <w:sz w:val="20"/>
+                <w:szCs w:val="20"/>
+              </w:rPr>
+              <w:t>0</w:t>
+            </w:r>
+            <w:r>
+              <w:rPr>
+                <w:rFonts w:hint="default" w:cs="Arial"/>
+                <w:sz w:val="20"/>
+                <w:szCs w:val="20"/>
+                <w:lang w:val="en-US"/>
+              </w:rPr>
+              <w:t>8</w:t>
+            </w:r>
+            <w:r>
+              <w:rPr>
+                <w:rFonts w:ascii="Arial" w:hAnsi="Arial" w:eastAsia="Arial" w:cs="Arial"/>
+                <w:sz w:val="20"/>
+                <w:szCs w:val="20"/>
+              </w:rPr>
+              <w:t>/0</w:t>
+            </w:r>
+            <w:r>
+              <w:rPr>
+                <w:rFonts w:hint="default" w:cs="Arial"/>
+                <w:sz w:val="20"/>
+                <w:szCs w:val="20"/>
+                <w:lang w:val="en-US"/>
+              </w:rPr>
+              <w:t>4</w:t>
+            </w:r>
+            <w:r>
+              <w:rPr>
+                <w:rFonts w:ascii="Arial" w:hAnsi="Arial" w:eastAsia="Arial" w:cs="Arial"/>
+                <w:sz w:val="20"/>
+                <w:szCs w:val="20"/>
+              </w:rPr>
+              <w:t>/202</w:t>
+            </w:r>
+            <w:r>
+              <w:rPr>
+                <w:rFonts w:hint="default" w:cs="Arial"/>
+                <w:sz w:val="20"/>
+                <w:szCs w:val="20"/>
+                <w:lang w:val="en-US"/>
+              </w:rPr>
+              <w:t>6</w:t>
+            </w:r>
+          </w:p>
+        </w:tc>
+        <w:tc>
+          <w:tcPr>
+            <w:tcW w:w="1400" w:type="dxa"/>
+            <w:tcBorders>
+              <w:top w:val="single" w:color="CCCCCC" w:sz="0" w:space="0"/>
+              <w:left w:val="single" w:color="CCCCCC" w:sz="0" w:space="0"/>
+              <w:bottom w:val="single" w:color="CCCCCC" w:sz="0" w:space="0"/>
+              <w:right w:val="single" w:color="CCCCCC" w:sz="0" w:space="0"/>
+            </w:tcBorders>
+            <w:shd w:val="clear" w:color="auto" w:fill="FFFFFF"/>
+            <w:tcMar>
+              <w:top w:w="80" w:type="dxa"/>
+              <w:left w:w="120" w:type="dxa"/>
+              <w:bottom w:w="80" w:type="dxa"/>
+              <w:right w:w="120" w:type="dxa"/>
+            </w:tcMar>
+            <w:vAlign w:val="center"/>
+          </w:tcPr>
+          <w:p>
+            <w:pPr>
+              <w:jc w:val="center"/>
+              <w:rPr>
+                <w:rFonts w:hint="default"/>
+                <w:lang w:val="en-US"/>
+              </w:rPr>
+            </w:pPr>
+            <w:r>
+              <w:rPr>
+                <w:rFonts w:hint="default" w:cs="Arial"/>
+                <w:sz w:val="20"/>
+                <w:szCs w:val="20"/>
+                <w:lang w:val="en-US"/>
+              </w:rPr>
+              <w:t>11</w:t>
+            </w:r>
+            <w:r>
+              <w:rPr>
+                <w:rFonts w:ascii="Arial" w:hAnsi="Arial" w:eastAsia="Arial" w:cs="Arial"/>
+                <w:sz w:val="20"/>
+                <w:szCs w:val="20"/>
+              </w:rPr>
+              <w:t>/0</w:t>
+            </w:r>
+            <w:r>
+              <w:rPr>
+                <w:rFonts w:hint="default" w:cs="Arial"/>
+                <w:sz w:val="20"/>
+                <w:szCs w:val="20"/>
+                <w:lang w:val="en-US"/>
+              </w:rPr>
+              <w:t>4</w:t>
+            </w:r>
+            <w:r>
+              <w:rPr>
+                <w:rFonts w:ascii="Arial" w:hAnsi="Arial" w:eastAsia="Arial" w:cs="Arial"/>
+                <w:sz w:val="20"/>
+                <w:szCs w:val="20"/>
+              </w:rPr>
+              <w:t>/202</w:t>
+            </w:r>
+            <w:r>
+              <w:rPr>
+                <w:rFonts w:hint="default" w:cs="Arial"/>
+                <w:sz w:val="20"/>
+                <w:szCs w:val="20"/>
+                <w:lang w:val="en-US"/>
+              </w:rPr>
+              <w:t>6</w:t>
+            </w:r>
+          </w:p>
+        </w:tc>
+      </w:tr>
+      <w:tr>
+        <w:tblPrEx>
+          <w:tblBorders>
+            <w:top w:val="single" w:color="auto" w:sz="4" w:space="0"/>
+            <w:left w:val="single" w:color="auto" w:sz="4" w:space="0"/>
+            <w:bottom w:val="single" w:color="auto" w:sz="4" w:space="0"/>
+            <w:right w:val="single" w:color="auto" w:sz="4" w:space="0"/>
+            <w:insideH w:val="single" w:color="auto" w:sz="4" w:space="0"/>
+            <w:insideV w:val="single" w:color="auto" w:sz="4" w:space="0"/>
+          </w:tblBorders>
+          <w:tblCellMar>
+            <w:top w:w="0" w:type="dxa"/>
+            <w:left w:w="10" w:type="dxa"/>
+            <w:bottom w:w="0" w:type="dxa"/>
+            <w:right w:w="10" w:type="dxa"/>
+          </w:tblCellMar>
+        </w:tblPrEx>
+        <w:tc>
+          <w:tcPr>
+            <w:tcW w:w="2800" w:type="dxa"/>
+            <w:tcBorders>
+              <w:top w:val="single" w:color="CCCCCC" w:sz="0" w:space="0"/>
+              <w:left w:val="single" w:color="CCCCCC" w:sz="0" w:space="0"/>
+              <w:bottom w:val="single" w:color="CCCCCC" w:sz="0" w:space="0"/>
+              <w:right w:val="single" w:color="CCCCCC" w:sz="0" w:space="0"/>
+            </w:tcBorders>
+            <w:shd w:val="clear" w:color="auto" w:fill="FFFFFF"/>
+            <w:tcMar>
+              <w:top w:w="80" w:type="dxa"/>
+              <w:left w:w="120" w:type="dxa"/>
+              <w:bottom w:w="80" w:type="dxa"/>
+              <w:right w:w="120" w:type="dxa"/>
+            </w:tcMar>
+            <w:vAlign w:val="center"/>
+          </w:tcPr>
+          <w:p>
+            <w:pPr>
+              <w:jc w:val="left"/>
+            </w:pPr>
+            <w:r>
+              <w:rPr>
+                <w:rFonts w:ascii="Arial" w:hAnsi="Arial" w:eastAsia="Arial" w:cs="Arial"/>
+                <w:sz w:val="20"/>
+                <w:szCs w:val="20"/>
+              </w:rPr>
+              <w:t>Thực thi kiểm thử thủ công</w:t>
+            </w:r>
+          </w:p>
+        </w:tc>
+        <w:tc>
+          <w:tcPr>
+            <w:tcW w:w="2200" w:type="dxa"/>
+            <w:tcBorders>
+              <w:top w:val="single" w:color="CCCCCC" w:sz="0" w:space="0"/>
+              <w:left w:val="single" w:color="CCCCCC" w:sz="0" w:space="0"/>
+              <w:bottom w:val="single" w:color="CCCCCC" w:sz="0" w:space="0"/>
+              <w:right w:val="single" w:color="CCCCCC" w:sz="0" w:space="0"/>
+            </w:tcBorders>
+            <w:shd w:val="clear" w:color="auto" w:fill="FFFFFF"/>
+            <w:tcMar>
+              <w:top w:w="80" w:type="dxa"/>
+              <w:left w:w="120" w:type="dxa"/>
+              <w:bottom w:w="80" w:type="dxa"/>
+              <w:right w:w="120" w:type="dxa"/>
+            </w:tcMar>
+            <w:vAlign w:val="center"/>
+          </w:tcPr>
+          <w:p>
+            <w:pPr>
+              <w:jc w:val="left"/>
+            </w:pPr>
+            <w:r>
+              <w:rPr>
+                <w:rFonts w:ascii="Arial" w:hAnsi="Arial" w:eastAsia="Arial" w:cs="Arial"/>
+                <w:sz w:val="20"/>
+                <w:szCs w:val="20"/>
+              </w:rPr>
+              <w:t>Tất cả thành viên</w:t>
+            </w:r>
+          </w:p>
+        </w:tc>
+        <w:tc>
+          <w:tcPr>
+            <w:tcW w:w="1560" w:type="dxa"/>
+            <w:tcBorders>
+              <w:top w:val="single" w:color="CCCCCC" w:sz="0" w:space="0"/>
+              <w:left w:val="single" w:color="CCCCCC" w:sz="0" w:space="0"/>
+              <w:bottom w:val="single" w:color="CCCCCC" w:sz="0" w:space="0"/>
+              <w:right w:val="single" w:color="CCCCCC" w:sz="0" w:space="0"/>
+            </w:tcBorders>
+            <w:shd w:val="clear" w:color="auto" w:fill="FFFFFF"/>
+            <w:tcMar>
+              <w:top w:w="80" w:type="dxa"/>
+              <w:left w:w="120" w:type="dxa"/>
+              <w:bottom w:w="80" w:type="dxa"/>
+              <w:right w:w="120" w:type="dxa"/>
+            </w:tcMar>
+            <w:vAlign w:val="center"/>
+          </w:tcPr>
+          <w:p>
+            <w:pPr>
+              <w:jc w:val="center"/>
+            </w:pPr>
+            <w:r>
+              <w:rPr>
+                <w:rFonts w:hint="default" w:cs="Arial"/>
+                <w:sz w:val="20"/>
+                <w:szCs w:val="20"/>
+                <w:lang w:val="en-US"/>
+              </w:rPr>
+              <w:t>2</w:t>
+            </w:r>
+            <w:r>
+              <w:rPr>
+                <w:rFonts w:ascii="Arial" w:hAnsi="Arial" w:eastAsia="Arial" w:cs="Arial"/>
+                <w:sz w:val="20"/>
+                <w:szCs w:val="20"/>
+              </w:rPr>
+              <w:t>0h</w:t>
+            </w:r>
+          </w:p>
+        </w:tc>
+        <w:tc>
+          <w:tcPr>
+            <w:tcW w:w="1400" w:type="dxa"/>
+            <w:tcBorders>
+              <w:top w:val="single" w:color="CCCCCC" w:sz="0" w:space="0"/>
+              <w:left w:val="single" w:color="CCCCCC" w:sz="0" w:space="0"/>
+              <w:bottom w:val="single" w:color="CCCCCC" w:sz="0" w:space="0"/>
+              <w:right w:val="single" w:color="CCCCCC" w:sz="0" w:space="0"/>
+            </w:tcBorders>
+            <w:shd w:val="clear" w:color="auto" w:fill="FFFFFF"/>
+            <w:tcMar>
+              <w:top w:w="80" w:type="dxa"/>
+              <w:left w:w="120" w:type="dxa"/>
+              <w:bottom w:w="80" w:type="dxa"/>
+              <w:right w:w="120" w:type="dxa"/>
+            </w:tcMar>
+            <w:vAlign w:val="center"/>
+          </w:tcPr>
+          <w:p>
+            <w:pPr>
+              <w:jc w:val="center"/>
+              <w:rPr>
+                <w:rFonts w:hint="default"/>
+                <w:lang w:val="en-US"/>
+              </w:rPr>
+            </w:pPr>
+            <w:r>
+              <w:rPr>
+                <w:rFonts w:hint="default" w:cs="Arial"/>
+                <w:sz w:val="20"/>
+                <w:szCs w:val="20"/>
+                <w:lang w:val="en-US"/>
+              </w:rPr>
+              <w:t>12</w:t>
+            </w:r>
+            <w:r>
+              <w:rPr>
+                <w:rFonts w:ascii="Arial" w:hAnsi="Arial" w:eastAsia="Arial" w:cs="Arial"/>
+                <w:sz w:val="20"/>
+                <w:szCs w:val="20"/>
+              </w:rPr>
+              <w:t>/0</w:t>
+            </w:r>
+            <w:r>
+              <w:rPr>
+                <w:rFonts w:hint="default" w:cs="Arial"/>
+                <w:sz w:val="20"/>
+                <w:szCs w:val="20"/>
+                <w:lang w:val="en-US"/>
+              </w:rPr>
+              <w:t>4</w:t>
+            </w:r>
+            <w:r>
+              <w:rPr>
+                <w:rFonts w:ascii="Arial" w:hAnsi="Arial" w:eastAsia="Arial" w:cs="Arial"/>
+                <w:sz w:val="20"/>
+                <w:szCs w:val="20"/>
+              </w:rPr>
+              <w:t>/</w:t>
+            </w:r>
+            <w:r>
+              <w:rPr>
+                <w:rFonts w:cs="Arial"/>
+                <w:sz w:val="20"/>
+                <w:szCs w:val="20"/>
+                <w:lang w:val="en-US"/>
+              </w:rPr>
+              <w:t>2026</w:t>
+            </w:r>
+          </w:p>
+        </w:tc>
+        <w:tc>
+          <w:tcPr>
+            <w:tcW w:w="1400" w:type="dxa"/>
+            <w:tcBorders>
+              <w:top w:val="single" w:color="CCCCCC" w:sz="0" w:space="0"/>
+              <w:left w:val="single" w:color="CCCCCC" w:sz="0" w:space="0"/>
+              <w:bottom w:val="single" w:color="CCCCCC" w:sz="0" w:space="0"/>
+              <w:right w:val="single" w:color="CCCCCC" w:sz="0" w:space="0"/>
+            </w:tcBorders>
+            <w:shd w:val="clear" w:color="auto" w:fill="FFFFFF"/>
+            <w:tcMar>
+              <w:top w:w="80" w:type="dxa"/>
+              <w:left w:w="120" w:type="dxa"/>
+              <w:bottom w:w="80" w:type="dxa"/>
+              <w:right w:w="120" w:type="dxa"/>
+            </w:tcMar>
+            <w:vAlign w:val="center"/>
+          </w:tcPr>
+          <w:p>
+            <w:pPr>
+              <w:jc w:val="center"/>
+              <w:rPr>
+                <w:rFonts w:hint="default"/>
+                <w:lang w:val="en-US"/>
+              </w:rPr>
+            </w:pPr>
+            <w:r>
+              <w:rPr>
+                <w:rFonts w:hint="default" w:cs="Arial"/>
+                <w:sz w:val="20"/>
+                <w:szCs w:val="20"/>
+                <w:lang w:val="en-US"/>
+              </w:rPr>
+              <w:t>13</w:t>
+            </w:r>
+            <w:r>
+              <w:rPr>
+                <w:rFonts w:ascii="Arial" w:hAnsi="Arial" w:eastAsia="Arial" w:cs="Arial"/>
+                <w:sz w:val="20"/>
+                <w:szCs w:val="20"/>
+              </w:rPr>
+              <w:t>/0</w:t>
+            </w:r>
+            <w:r>
+              <w:rPr>
+                <w:rFonts w:hint="default" w:cs="Arial"/>
+                <w:sz w:val="20"/>
+                <w:szCs w:val="20"/>
+                <w:lang w:val="en-US"/>
+              </w:rPr>
+              <w:t>4</w:t>
+            </w:r>
+            <w:r>
+              <w:rPr>
+                <w:rFonts w:ascii="Arial" w:hAnsi="Arial" w:eastAsia="Arial" w:cs="Arial"/>
+                <w:sz w:val="20"/>
+                <w:szCs w:val="20"/>
+              </w:rPr>
+              <w:t>/</w:t>
+            </w:r>
+            <w:r>
+              <w:rPr>
+                <w:rFonts w:cs="Arial"/>
+                <w:sz w:val="20"/>
+                <w:szCs w:val="20"/>
+                <w:lang w:val="en-US"/>
+              </w:rPr>
+              <w:t>2026</w:t>
+            </w:r>
+          </w:p>
+        </w:tc>
+      </w:tr>
+      <w:tr>
+        <w:tblPrEx>
+          <w:tblBorders>
+            <w:top w:val="single" w:color="auto" w:sz="4" w:space="0"/>
+            <w:left w:val="single" w:color="auto" w:sz="4" w:space="0"/>
+            <w:bottom w:val="single" w:color="auto" w:sz="4" w:space="0"/>
+            <w:right w:val="single" w:color="auto" w:sz="4" w:space="0"/>
+            <w:insideH w:val="single" w:color="auto" w:sz="4" w:space="0"/>
+            <w:insideV w:val="single" w:color="auto" w:sz="4" w:space="0"/>
+          </w:tblBorders>
+          <w:tblCellMar>
+            <w:top w:w="0" w:type="dxa"/>
+            <w:left w:w="10" w:type="dxa"/>
+            <w:bottom w:w="0" w:type="dxa"/>
+            <w:right w:w="10" w:type="dxa"/>
+          </w:tblCellMar>
+        </w:tblPrEx>
+        <w:tc>
+          <w:tcPr>
+            <w:tcW w:w="2800" w:type="dxa"/>
+            <w:tcBorders>
+              <w:top w:val="single" w:color="CCCCCC" w:sz="0" w:space="0"/>
+              <w:left w:val="single" w:color="CCCCCC" w:sz="0" w:space="0"/>
+              <w:bottom w:val="single" w:color="CCCCCC" w:sz="0" w:space="0"/>
+              <w:right w:val="single" w:color="CCCCCC" w:sz="0" w:space="0"/>
+            </w:tcBorders>
+            <w:shd w:val="clear" w:color="auto" w:fill="FFFFFF"/>
+            <w:tcMar>
+              <w:top w:w="80" w:type="dxa"/>
+              <w:left w:w="120" w:type="dxa"/>
+              <w:bottom w:w="80" w:type="dxa"/>
+              <w:right w:w="120" w:type="dxa"/>
+            </w:tcMar>
+            <w:vAlign w:val="center"/>
+          </w:tcPr>
+          <w:p>
+            <w:pPr>
+              <w:jc w:val="left"/>
+            </w:pPr>
+            <w:r>
+              <w:rPr>
+                <w:rFonts w:ascii="Arial" w:hAnsi="Arial" w:eastAsia="Arial" w:cs="Arial"/>
+                <w:sz w:val="20"/>
+                <w:szCs w:val="20"/>
+              </w:rPr>
+              <w:t>Kiểm thử API (Postman)</w:t>
+            </w:r>
+          </w:p>
+        </w:tc>
+        <w:tc>
+          <w:tcPr>
+            <w:tcW w:w="2200" w:type="dxa"/>
+            <w:tcBorders>
+              <w:top w:val="single" w:color="CCCCCC" w:sz="0" w:space="0"/>
+              <w:left w:val="single" w:color="CCCCCC" w:sz="0" w:space="0"/>
+              <w:bottom w:val="single" w:color="CCCCCC" w:sz="0" w:space="0"/>
+              <w:right w:val="single" w:color="CCCCCC" w:sz="0" w:space="0"/>
+            </w:tcBorders>
+            <w:shd w:val="clear" w:color="auto" w:fill="FFFFFF"/>
+            <w:tcMar>
+              <w:top w:w="80" w:type="dxa"/>
+              <w:left w:w="120" w:type="dxa"/>
+              <w:bottom w:w="80" w:type="dxa"/>
+              <w:right w:w="120" w:type="dxa"/>
+            </w:tcMar>
+            <w:vAlign w:val="center"/>
+          </w:tcPr>
+          <w:p>
+            <w:pPr>
+              <w:jc w:val="left"/>
+            </w:pPr>
+            <w:r>
+              <w:rPr>
+                <w:rFonts w:ascii="Arial" w:hAnsi="Arial" w:eastAsia="Arial" w:cs="Arial"/>
+                <w:sz w:val="20"/>
+                <w:szCs w:val="20"/>
+              </w:rPr>
+              <w:t>Nguyễn Thế Kiệt, Đặng Hoàng Giang</w:t>
+            </w:r>
+          </w:p>
+        </w:tc>
+        <w:tc>
+          <w:tcPr>
+            <w:tcW w:w="1560" w:type="dxa"/>
+            <w:tcBorders>
+              <w:top w:val="single" w:color="CCCCCC" w:sz="0" w:space="0"/>
+              <w:left w:val="single" w:color="CCCCCC" w:sz="0" w:space="0"/>
+              <w:bottom w:val="single" w:color="CCCCCC" w:sz="0" w:space="0"/>
+              <w:right w:val="single" w:color="CCCCCC" w:sz="0" w:space="0"/>
+            </w:tcBorders>
+            <w:shd w:val="clear" w:color="auto" w:fill="FFFFFF"/>
+            <w:tcMar>
+              <w:top w:w="80" w:type="dxa"/>
+              <w:left w:w="120" w:type="dxa"/>
+              <w:bottom w:w="80" w:type="dxa"/>
+              <w:right w:w="120" w:type="dxa"/>
+            </w:tcMar>
+            <w:vAlign w:val="center"/>
+          </w:tcPr>
+          <w:p>
+            <w:pPr>
+              <w:jc w:val="center"/>
+            </w:pPr>
+            <w:r>
+              <w:rPr>
+                <w:rFonts w:hint="default" w:cs="Arial"/>
+                <w:sz w:val="20"/>
+                <w:szCs w:val="20"/>
+                <w:lang w:val="en-US"/>
+              </w:rPr>
+              <w:t>1</w:t>
+            </w:r>
+            <w:r>
+              <w:rPr>
+                <w:rFonts w:ascii="Arial" w:hAnsi="Arial" w:eastAsia="Arial" w:cs="Arial"/>
+                <w:sz w:val="20"/>
+                <w:szCs w:val="20"/>
+              </w:rPr>
+              <w:t>0h</w:t>
+            </w:r>
+          </w:p>
+        </w:tc>
+        <w:tc>
+          <w:tcPr>
+            <w:tcW w:w="1400" w:type="dxa"/>
+            <w:tcBorders>
+              <w:top w:val="single" w:color="CCCCCC" w:sz="0" w:space="0"/>
+              <w:left w:val="single" w:color="CCCCCC" w:sz="0" w:space="0"/>
+              <w:bottom w:val="single" w:color="CCCCCC" w:sz="0" w:space="0"/>
+              <w:right w:val="single" w:color="CCCCCC" w:sz="0" w:space="0"/>
+            </w:tcBorders>
+            <w:shd w:val="clear" w:color="auto" w:fill="FFFFFF"/>
+            <w:tcMar>
+              <w:top w:w="80" w:type="dxa"/>
+              <w:left w:w="120" w:type="dxa"/>
+              <w:bottom w:w="80" w:type="dxa"/>
+              <w:right w:w="120" w:type="dxa"/>
+            </w:tcMar>
+            <w:vAlign w:val="center"/>
+          </w:tcPr>
+          <w:p>
+            <w:pPr>
+              <w:jc w:val="center"/>
+              <w:rPr>
+                <w:rFonts w:hint="default"/>
+                <w:lang w:val="en-US"/>
+              </w:rPr>
+            </w:pPr>
+            <w:r>
+              <w:rPr>
+                <w:rFonts w:hint="default" w:cs="Arial"/>
+                <w:sz w:val="20"/>
+                <w:szCs w:val="20"/>
+                <w:lang w:val="en-US"/>
+              </w:rPr>
+              <w:t>12</w:t>
+            </w:r>
+            <w:r>
+              <w:rPr>
+                <w:rFonts w:ascii="Arial" w:hAnsi="Arial" w:eastAsia="Arial" w:cs="Arial"/>
+                <w:sz w:val="20"/>
+                <w:szCs w:val="20"/>
+              </w:rPr>
+              <w:t>/0</w:t>
+            </w:r>
+            <w:r>
+              <w:rPr>
+                <w:rFonts w:hint="default" w:cs="Arial"/>
+                <w:sz w:val="20"/>
+                <w:szCs w:val="20"/>
+                <w:lang w:val="en-US"/>
+              </w:rPr>
+              <w:t>4</w:t>
+            </w:r>
+            <w:r>
+              <w:rPr>
+                <w:rFonts w:ascii="Arial" w:hAnsi="Arial" w:eastAsia="Arial" w:cs="Arial"/>
+                <w:sz w:val="20"/>
+                <w:szCs w:val="20"/>
+              </w:rPr>
+              <w:t>/</w:t>
+            </w:r>
+            <w:r>
+              <w:rPr>
+                <w:rFonts w:cs="Arial"/>
+                <w:sz w:val="20"/>
+                <w:szCs w:val="20"/>
+                <w:lang w:val="en-US"/>
+              </w:rPr>
+              <w:t>2026</w:t>
+            </w:r>
+          </w:p>
+        </w:tc>
+        <w:tc>
+          <w:tcPr>
+            <w:tcW w:w="1400" w:type="dxa"/>
+            <w:tcBorders>
+              <w:top w:val="single" w:color="CCCCCC" w:sz="0" w:space="0"/>
+              <w:left w:val="single" w:color="CCCCCC" w:sz="0" w:space="0"/>
+              <w:bottom w:val="single" w:color="CCCCCC" w:sz="0" w:space="0"/>
+              <w:right w:val="single" w:color="CCCCCC" w:sz="0" w:space="0"/>
+            </w:tcBorders>
+            <w:shd w:val="clear" w:color="auto" w:fill="FFFFFF"/>
+            <w:tcMar>
+              <w:top w:w="80" w:type="dxa"/>
+              <w:left w:w="120" w:type="dxa"/>
+              <w:bottom w:w="80" w:type="dxa"/>
+              <w:right w:w="120" w:type="dxa"/>
+            </w:tcMar>
+            <w:vAlign w:val="center"/>
+          </w:tcPr>
+          <w:p>
+            <w:pPr>
+              <w:jc w:val="center"/>
+              <w:rPr>
+                <w:rFonts w:hint="default"/>
+                <w:lang w:val="en-US"/>
+              </w:rPr>
+            </w:pPr>
+            <w:r>
+              <w:rPr>
+                <w:rFonts w:hint="default" w:cs="Arial"/>
+                <w:sz w:val="20"/>
+                <w:szCs w:val="20"/>
+                <w:lang w:val="en-US"/>
+              </w:rPr>
+              <w:t>13</w:t>
+            </w:r>
+            <w:r>
+              <w:rPr>
+                <w:rFonts w:ascii="Arial" w:hAnsi="Arial" w:eastAsia="Arial" w:cs="Arial"/>
+                <w:sz w:val="20"/>
+                <w:szCs w:val="20"/>
+              </w:rPr>
+              <w:t>/0</w:t>
+            </w:r>
+            <w:r>
+              <w:rPr>
+                <w:rFonts w:hint="default" w:cs="Arial"/>
+                <w:sz w:val="20"/>
+                <w:szCs w:val="20"/>
+                <w:lang w:val="en-US"/>
+              </w:rPr>
+              <w:t>4</w:t>
+            </w:r>
+            <w:r>
+              <w:rPr>
+                <w:rFonts w:ascii="Arial" w:hAnsi="Arial" w:eastAsia="Arial" w:cs="Arial"/>
+                <w:sz w:val="20"/>
+                <w:szCs w:val="20"/>
+              </w:rPr>
+              <w:t>/</w:t>
+            </w:r>
+            <w:r>
+              <w:rPr>
+                <w:rFonts w:cs="Arial"/>
+                <w:sz w:val="20"/>
+                <w:szCs w:val="20"/>
+                <w:lang w:val="en-US"/>
+              </w:rPr>
+              <w:t>2026</w:t>
+            </w:r>
+          </w:p>
+        </w:tc>
+      </w:tr>
+      <w:tr>
+        <w:tblPrEx>
+          <w:tblBorders>
+            <w:top w:val="single" w:color="auto" w:sz="4" w:space="0"/>
+            <w:left w:val="single" w:color="auto" w:sz="4" w:space="0"/>
+            <w:bottom w:val="single" w:color="auto" w:sz="4" w:space="0"/>
+            <w:right w:val="single" w:color="auto" w:sz="4" w:space="0"/>
+            <w:insideH w:val="single" w:color="auto" w:sz="4" w:space="0"/>
+            <w:insideV w:val="single" w:color="auto" w:sz="4" w:space="0"/>
+          </w:tblBorders>
+          <w:tblCellMar>
+            <w:top w:w="0" w:type="dxa"/>
+            <w:left w:w="10" w:type="dxa"/>
+            <w:bottom w:w="0" w:type="dxa"/>
+            <w:right w:w="10" w:type="dxa"/>
+          </w:tblCellMar>
+        </w:tblPrEx>
+        <w:tc>
+          <w:tcPr>
+            <w:tcW w:w="2800" w:type="dxa"/>
+            <w:tcBorders>
+              <w:top w:val="single" w:color="CCCCCC" w:sz="0" w:space="0"/>
+              <w:left w:val="single" w:color="CCCCCC" w:sz="0" w:space="0"/>
+              <w:bottom w:val="single" w:color="CCCCCC" w:sz="0" w:space="0"/>
+              <w:right w:val="single" w:color="CCCCCC" w:sz="0" w:space="0"/>
+            </w:tcBorders>
+            <w:shd w:val="clear" w:color="auto" w:fill="FFFFFF"/>
+            <w:tcMar>
+              <w:top w:w="80" w:type="dxa"/>
+              <w:left w:w="120" w:type="dxa"/>
+              <w:bottom w:w="80" w:type="dxa"/>
+              <w:right w:w="120" w:type="dxa"/>
+            </w:tcMar>
+            <w:vAlign w:val="center"/>
+          </w:tcPr>
+          <w:p>
+            <w:pPr>
+              <w:jc w:val="left"/>
+            </w:pPr>
+            <w:r>
+              <w:rPr>
+                <w:rFonts w:ascii="Arial" w:hAnsi="Arial" w:eastAsia="Arial" w:cs="Arial"/>
+                <w:sz w:val="20"/>
+                <w:szCs w:val="20"/>
+              </w:rPr>
+              <w:t>Kiểm thử tự động (Selenium)</w:t>
+            </w:r>
+          </w:p>
+        </w:tc>
+        <w:tc>
+          <w:tcPr>
+            <w:tcW w:w="2200" w:type="dxa"/>
+            <w:tcBorders>
+              <w:top w:val="single" w:color="CCCCCC" w:sz="0" w:space="0"/>
+              <w:left w:val="single" w:color="CCCCCC" w:sz="0" w:space="0"/>
+              <w:bottom w:val="single" w:color="CCCCCC" w:sz="0" w:space="0"/>
+              <w:right w:val="single" w:color="CCCCCC" w:sz="0" w:space="0"/>
+            </w:tcBorders>
+            <w:shd w:val="clear" w:color="auto" w:fill="FFFFFF"/>
+            <w:tcMar>
+              <w:top w:w="80" w:type="dxa"/>
+              <w:left w:w="120" w:type="dxa"/>
+              <w:bottom w:w="80" w:type="dxa"/>
+              <w:right w:w="120" w:type="dxa"/>
+            </w:tcMar>
+            <w:vAlign w:val="center"/>
+          </w:tcPr>
+          <w:p>
+            <w:pPr>
+              <w:jc w:val="left"/>
+              <w:rPr>
+                <w:rFonts w:hint="default"/>
+                <w:lang w:val="en-US"/>
+              </w:rPr>
+            </w:pPr>
+            <w:r>
+              <w:rPr>
+                <w:rFonts w:hint="default" w:cs="Arial"/>
+                <w:sz w:val="20"/>
+                <w:szCs w:val="20"/>
+                <w:lang w:val="en-US"/>
+              </w:rPr>
+              <w:t>Nguyễn Duy Thương</w:t>
+            </w:r>
+          </w:p>
+        </w:tc>
+        <w:tc>
+          <w:tcPr>
+            <w:tcW w:w="1560" w:type="dxa"/>
+            <w:tcBorders>
+              <w:top w:val="single" w:color="CCCCCC" w:sz="0" w:space="0"/>
+              <w:left w:val="single" w:color="CCCCCC" w:sz="0" w:space="0"/>
+              <w:bottom w:val="single" w:color="CCCCCC" w:sz="0" w:space="0"/>
+              <w:right w:val="single" w:color="CCCCCC" w:sz="0" w:space="0"/>
+            </w:tcBorders>
+            <w:shd w:val="clear" w:color="auto" w:fill="FFFFFF"/>
+            <w:tcMar>
+              <w:top w:w="80" w:type="dxa"/>
+              <w:left w:w="120" w:type="dxa"/>
+              <w:bottom w:w="80" w:type="dxa"/>
+              <w:right w:w="120" w:type="dxa"/>
+            </w:tcMar>
+            <w:vAlign w:val="center"/>
+          </w:tcPr>
+          <w:p>
+            <w:pPr>
+              <w:jc w:val="center"/>
+            </w:pPr>
+            <w:r>
+              <w:rPr>
+                <w:rFonts w:hint="default" w:cs="Arial"/>
+                <w:sz w:val="20"/>
+                <w:szCs w:val="20"/>
+                <w:lang w:val="en-US"/>
+              </w:rPr>
+              <w:t>1</w:t>
+            </w:r>
+            <w:r>
+              <w:rPr>
+                <w:rFonts w:ascii="Arial" w:hAnsi="Arial" w:eastAsia="Arial" w:cs="Arial"/>
+                <w:sz w:val="20"/>
+                <w:szCs w:val="20"/>
+              </w:rPr>
+              <w:t>0h</w:t>
+            </w:r>
+          </w:p>
+        </w:tc>
+        <w:tc>
+          <w:tcPr>
+            <w:tcW w:w="1400" w:type="dxa"/>
+            <w:tcBorders>
+              <w:top w:val="single" w:color="CCCCCC" w:sz="0" w:space="0"/>
+              <w:left w:val="single" w:color="CCCCCC" w:sz="0" w:space="0"/>
+              <w:bottom w:val="single" w:color="CCCCCC" w:sz="0" w:space="0"/>
+              <w:right w:val="single" w:color="CCCCCC" w:sz="0" w:space="0"/>
+            </w:tcBorders>
+            <w:shd w:val="clear" w:color="auto" w:fill="FFFFFF"/>
+            <w:tcMar>
+              <w:top w:w="80" w:type="dxa"/>
+              <w:left w:w="120" w:type="dxa"/>
+              <w:bottom w:w="80" w:type="dxa"/>
+              <w:right w:w="120" w:type="dxa"/>
+            </w:tcMar>
+            <w:vAlign w:val="center"/>
+          </w:tcPr>
+          <w:p>
+            <w:pPr>
+              <w:jc w:val="center"/>
+              <w:rPr>
+                <w:rFonts w:hint="default"/>
+                <w:lang w:val="en-US"/>
+              </w:rPr>
+            </w:pPr>
+            <w:r>
+              <w:rPr>
+                <w:rFonts w:hint="default" w:cs="Arial"/>
+                <w:sz w:val="20"/>
+                <w:szCs w:val="20"/>
+                <w:lang w:val="en-US"/>
+              </w:rPr>
+              <w:t>12</w:t>
+            </w:r>
+            <w:r>
+              <w:rPr>
+                <w:rFonts w:ascii="Arial" w:hAnsi="Arial" w:eastAsia="Arial" w:cs="Arial"/>
+                <w:sz w:val="20"/>
+                <w:szCs w:val="20"/>
+              </w:rPr>
+              <w:t>/0</w:t>
+            </w:r>
+            <w:r>
+              <w:rPr>
+                <w:rFonts w:hint="default" w:cs="Arial"/>
+                <w:sz w:val="20"/>
+                <w:szCs w:val="20"/>
+                <w:lang w:val="en-US"/>
+              </w:rPr>
+              <w:t>4</w:t>
+            </w:r>
+            <w:r>
+              <w:rPr>
+                <w:rFonts w:ascii="Arial" w:hAnsi="Arial" w:eastAsia="Arial" w:cs="Arial"/>
+                <w:sz w:val="20"/>
+                <w:szCs w:val="20"/>
+              </w:rPr>
+              <w:t>/</w:t>
+            </w:r>
+            <w:r>
+              <w:rPr>
+                <w:rFonts w:cs="Arial"/>
+                <w:sz w:val="20"/>
+                <w:szCs w:val="20"/>
+                <w:lang w:val="en-US"/>
+              </w:rPr>
+              <w:t>2026</w:t>
+            </w:r>
+          </w:p>
+        </w:tc>
+        <w:tc>
+          <w:tcPr>
+            <w:tcW w:w="1400" w:type="dxa"/>
+            <w:tcBorders>
+              <w:top w:val="single" w:color="CCCCCC" w:sz="0" w:space="0"/>
+              <w:left w:val="single" w:color="CCCCCC" w:sz="0" w:space="0"/>
+              <w:bottom w:val="single" w:color="CCCCCC" w:sz="0" w:space="0"/>
+              <w:right w:val="single" w:color="CCCCCC" w:sz="0" w:space="0"/>
+            </w:tcBorders>
+            <w:shd w:val="clear" w:color="auto" w:fill="FFFFFF"/>
+            <w:tcMar>
+              <w:top w:w="80" w:type="dxa"/>
+              <w:left w:w="120" w:type="dxa"/>
+              <w:bottom w:w="80" w:type="dxa"/>
+              <w:right w:w="120" w:type="dxa"/>
+            </w:tcMar>
+            <w:vAlign w:val="center"/>
+          </w:tcPr>
+          <w:p>
+            <w:pPr>
+              <w:jc w:val="center"/>
+              <w:rPr>
+                <w:rFonts w:hint="default"/>
+                <w:lang w:val="en-US"/>
+              </w:rPr>
+            </w:pPr>
+            <w:r>
+              <w:rPr>
+                <w:rFonts w:hint="default" w:cs="Arial"/>
+                <w:sz w:val="20"/>
+                <w:szCs w:val="20"/>
+                <w:lang w:val="en-US"/>
+              </w:rPr>
+              <w:t>13</w:t>
+            </w:r>
+            <w:r>
+              <w:rPr>
+                <w:rFonts w:ascii="Arial" w:hAnsi="Arial" w:eastAsia="Arial" w:cs="Arial"/>
+                <w:sz w:val="20"/>
+                <w:szCs w:val="20"/>
+              </w:rPr>
+              <w:t>/0</w:t>
+            </w:r>
+            <w:r>
+              <w:rPr>
+                <w:rFonts w:hint="default" w:cs="Arial"/>
+                <w:sz w:val="20"/>
+                <w:szCs w:val="20"/>
+                <w:lang w:val="en-US"/>
+              </w:rPr>
+              <w:t>4</w:t>
+            </w:r>
+            <w:r>
+              <w:rPr>
+                <w:rFonts w:ascii="Arial" w:hAnsi="Arial" w:eastAsia="Arial" w:cs="Arial"/>
+                <w:sz w:val="20"/>
+                <w:szCs w:val="20"/>
+              </w:rPr>
+              <w:t>/</w:t>
+            </w:r>
+            <w:r>
+              <w:rPr>
+                <w:rFonts w:cs="Arial"/>
+                <w:sz w:val="20"/>
+                <w:szCs w:val="20"/>
+                <w:lang w:val="en-US"/>
+              </w:rPr>
+              <w:t>2026</w:t>
+            </w:r>
+          </w:p>
+        </w:tc>
+      </w:tr>
+      <w:tr>
+        <w:tblPrEx>
+          <w:tblBorders>
+            <w:top w:val="single" w:color="auto" w:sz="4" w:space="0"/>
+            <w:left w:val="single" w:color="auto" w:sz="4" w:space="0"/>
+            <w:bottom w:val="single" w:color="auto" w:sz="4" w:space="0"/>
+            <w:right w:val="single" w:color="auto" w:sz="4" w:space="0"/>
+            <w:insideH w:val="single" w:color="auto" w:sz="4" w:space="0"/>
+            <w:insideV w:val="single" w:color="auto" w:sz="4" w:space="0"/>
+          </w:tblBorders>
+          <w:tblCellMar>
+            <w:top w:w="0" w:type="dxa"/>
+            <w:left w:w="10" w:type="dxa"/>
+            <w:bottom w:w="0" w:type="dxa"/>
+            <w:right w:w="10" w:type="dxa"/>
+          </w:tblCellMar>
+        </w:tblPrEx>
+        <w:tc>
+          <w:tcPr>
+            <w:tcW w:w="2800" w:type="dxa"/>
+            <w:tcBorders>
+              <w:top w:val="single" w:color="CCCCCC" w:sz="0" w:space="0"/>
+              <w:left w:val="single" w:color="CCCCCC" w:sz="0" w:space="0"/>
+              <w:bottom w:val="single" w:color="CCCCCC" w:sz="0" w:space="0"/>
+              <w:right w:val="single" w:color="CCCCCC" w:sz="0" w:space="0"/>
+            </w:tcBorders>
+            <w:shd w:val="clear" w:color="auto" w:fill="FFFFFF"/>
+            <w:tcMar>
+              <w:top w:w="80" w:type="dxa"/>
+              <w:left w:w="120" w:type="dxa"/>
+              <w:bottom w:w="80" w:type="dxa"/>
+              <w:right w:w="120" w:type="dxa"/>
+            </w:tcMar>
+            <w:vAlign w:val="center"/>
+          </w:tcPr>
+          <w:p>
+            <w:pPr>
+              <w:jc w:val="left"/>
+            </w:pPr>
+            <w:r>
+              <w:rPr>
+                <w:rFonts w:ascii="Arial" w:hAnsi="Arial" w:eastAsia="Arial" w:cs="Arial"/>
+                <w:sz w:val="20"/>
+                <w:szCs w:val="20"/>
+              </w:rPr>
+              <w:t>Ghi nhận &amp; phân loại lỗi</w:t>
+            </w:r>
+          </w:p>
+        </w:tc>
+        <w:tc>
+          <w:tcPr>
+            <w:tcW w:w="2200" w:type="dxa"/>
+            <w:tcBorders>
+              <w:top w:val="single" w:color="CCCCCC" w:sz="0" w:space="0"/>
+              <w:left w:val="single" w:color="CCCCCC" w:sz="0" w:space="0"/>
+              <w:bottom w:val="single" w:color="CCCCCC" w:sz="0" w:space="0"/>
+              <w:right w:val="single" w:color="CCCCCC" w:sz="0" w:space="0"/>
+            </w:tcBorders>
+            <w:shd w:val="clear" w:color="auto" w:fill="FFFFFF"/>
+            <w:tcMar>
+              <w:top w:w="80" w:type="dxa"/>
+              <w:left w:w="120" w:type="dxa"/>
+              <w:bottom w:w="80" w:type="dxa"/>
+              <w:right w:w="120" w:type="dxa"/>
+            </w:tcMar>
+            <w:vAlign w:val="center"/>
+          </w:tcPr>
+          <w:p>
+            <w:pPr>
+              <w:jc w:val="left"/>
+            </w:pPr>
+            <w:r>
+              <w:rPr>
+                <w:rFonts w:ascii="Arial" w:hAnsi="Arial" w:eastAsia="Arial" w:cs="Arial"/>
+                <w:sz w:val="20"/>
+                <w:szCs w:val="20"/>
+              </w:rPr>
+              <w:t>Tất cả thành viên</w:t>
+            </w:r>
+          </w:p>
+        </w:tc>
+        <w:tc>
+          <w:tcPr>
+            <w:tcW w:w="1560" w:type="dxa"/>
+            <w:tcBorders>
+              <w:top w:val="single" w:color="CCCCCC" w:sz="0" w:space="0"/>
+              <w:left w:val="single" w:color="CCCCCC" w:sz="0" w:space="0"/>
+              <w:bottom w:val="single" w:color="CCCCCC" w:sz="0" w:space="0"/>
+              <w:right w:val="single" w:color="CCCCCC" w:sz="0" w:space="0"/>
+            </w:tcBorders>
+            <w:shd w:val="clear" w:color="auto" w:fill="FFFFFF"/>
+            <w:tcMar>
+              <w:top w:w="80" w:type="dxa"/>
+              <w:left w:w="120" w:type="dxa"/>
+              <w:bottom w:w="80" w:type="dxa"/>
+              <w:right w:w="120" w:type="dxa"/>
+            </w:tcMar>
+            <w:vAlign w:val="center"/>
+          </w:tcPr>
+          <w:p>
+            <w:pPr>
+              <w:jc w:val="center"/>
+            </w:pPr>
+            <w:r>
+              <w:rPr>
+                <w:rFonts w:ascii="Arial" w:hAnsi="Arial" w:eastAsia="Arial" w:cs="Arial"/>
+                <w:sz w:val="20"/>
+                <w:szCs w:val="20"/>
+              </w:rPr>
+              <w:t>10h</w:t>
+            </w:r>
+          </w:p>
+        </w:tc>
+        <w:tc>
+          <w:tcPr>
+            <w:tcW w:w="1400" w:type="dxa"/>
+            <w:tcBorders>
+              <w:top w:val="single" w:color="CCCCCC" w:sz="0" w:space="0"/>
+              <w:left w:val="single" w:color="CCCCCC" w:sz="0" w:space="0"/>
+              <w:bottom w:val="single" w:color="CCCCCC" w:sz="0" w:space="0"/>
+              <w:right w:val="single" w:color="CCCCCC" w:sz="0" w:space="0"/>
+            </w:tcBorders>
+            <w:shd w:val="clear" w:color="auto" w:fill="FFFFFF"/>
+            <w:tcMar>
+              <w:top w:w="80" w:type="dxa"/>
+              <w:left w:w="120" w:type="dxa"/>
+              <w:bottom w:w="80" w:type="dxa"/>
+              <w:right w:w="120" w:type="dxa"/>
+            </w:tcMar>
+            <w:vAlign w:val="center"/>
+          </w:tcPr>
+          <w:p>
+            <w:pPr>
+              <w:jc w:val="center"/>
+              <w:rPr>
+                <w:rFonts w:hint="default"/>
+                <w:lang w:val="en-US"/>
+              </w:rPr>
+            </w:pPr>
+            <w:r>
+              <w:rPr>
+                <w:rFonts w:hint="default" w:cs="Arial"/>
+                <w:sz w:val="20"/>
+                <w:szCs w:val="20"/>
+                <w:lang w:val="en-US"/>
+              </w:rPr>
+              <w:t>13</w:t>
+            </w:r>
+            <w:r>
+              <w:rPr>
+                <w:rFonts w:ascii="Arial" w:hAnsi="Arial" w:eastAsia="Arial" w:cs="Arial"/>
+                <w:sz w:val="20"/>
+                <w:szCs w:val="20"/>
+              </w:rPr>
+              <w:t>/0</w:t>
+            </w:r>
+            <w:r>
+              <w:rPr>
+                <w:rFonts w:hint="default" w:cs="Arial"/>
+                <w:sz w:val="20"/>
+                <w:szCs w:val="20"/>
+                <w:lang w:val="en-US"/>
+              </w:rPr>
+              <w:t>4</w:t>
+            </w:r>
+            <w:r>
+              <w:rPr>
+                <w:rFonts w:ascii="Arial" w:hAnsi="Arial" w:eastAsia="Arial" w:cs="Arial"/>
+                <w:sz w:val="20"/>
+                <w:szCs w:val="20"/>
+              </w:rPr>
+              <w:t>/</w:t>
+            </w:r>
+            <w:r>
+              <w:rPr>
+                <w:rFonts w:cs="Arial"/>
+                <w:sz w:val="20"/>
+                <w:szCs w:val="20"/>
+                <w:lang w:val="en-US"/>
+              </w:rPr>
+              <w:t>2026</w:t>
+            </w:r>
+          </w:p>
+        </w:tc>
+        <w:tc>
+          <w:tcPr>
+            <w:tcW w:w="1400" w:type="dxa"/>
+            <w:tcBorders>
+              <w:top w:val="single" w:color="CCCCCC" w:sz="0" w:space="0"/>
+              <w:left w:val="single" w:color="CCCCCC" w:sz="0" w:space="0"/>
+              <w:bottom w:val="single" w:color="CCCCCC" w:sz="0" w:space="0"/>
+              <w:right w:val="single" w:color="CCCCCC" w:sz="0" w:space="0"/>
+            </w:tcBorders>
+            <w:shd w:val="clear" w:color="auto" w:fill="FFFFFF"/>
+            <w:tcMar>
+              <w:top w:w="80" w:type="dxa"/>
+              <w:left w:w="120" w:type="dxa"/>
+              <w:bottom w:w="80" w:type="dxa"/>
+              <w:right w:w="120" w:type="dxa"/>
+            </w:tcMar>
+            <w:vAlign w:val="center"/>
+          </w:tcPr>
+          <w:p>
+            <w:pPr>
+              <w:jc w:val="center"/>
+              <w:rPr>
+                <w:rFonts w:hint="default"/>
+                <w:lang w:val="en-US"/>
+              </w:rPr>
+            </w:pPr>
+            <w:r>
+              <w:rPr>
+                <w:rFonts w:hint="default" w:cs="Arial"/>
+                <w:sz w:val="20"/>
+                <w:szCs w:val="20"/>
+                <w:lang w:val="en-US"/>
+              </w:rPr>
+              <w:t>13</w:t>
+            </w:r>
+            <w:r>
+              <w:rPr>
+                <w:rFonts w:ascii="Arial" w:hAnsi="Arial" w:eastAsia="Arial" w:cs="Arial"/>
+                <w:sz w:val="20"/>
+                <w:szCs w:val="20"/>
+              </w:rPr>
+              <w:t>/0</w:t>
+            </w:r>
+            <w:r>
+              <w:rPr>
+                <w:rFonts w:hint="default" w:cs="Arial"/>
+                <w:sz w:val="20"/>
+                <w:szCs w:val="20"/>
+                <w:lang w:val="en-US"/>
+              </w:rPr>
+              <w:t>4</w:t>
+            </w:r>
+            <w:r>
+              <w:rPr>
+                <w:rFonts w:ascii="Arial" w:hAnsi="Arial" w:eastAsia="Arial" w:cs="Arial"/>
+                <w:sz w:val="20"/>
+                <w:szCs w:val="20"/>
+              </w:rPr>
+              <w:t>/</w:t>
+            </w:r>
+            <w:r>
+              <w:rPr>
+                <w:rFonts w:cs="Arial"/>
+                <w:sz w:val="20"/>
+                <w:szCs w:val="20"/>
+                <w:lang w:val="en-US"/>
+              </w:rPr>
+              <w:t>2026</w:t>
+            </w:r>
+          </w:p>
+        </w:tc>
+      </w:tr>
+      <w:tr>
+        <w:tblPrEx>
+          <w:tblBorders>
+            <w:top w:val="single" w:color="auto" w:sz="4" w:space="0"/>
+            <w:left w:val="single" w:color="auto" w:sz="4" w:space="0"/>
+            <w:bottom w:val="single" w:color="auto" w:sz="4" w:space="0"/>
+            <w:right w:val="single" w:color="auto" w:sz="4" w:space="0"/>
+            <w:insideH w:val="single" w:color="auto" w:sz="4" w:space="0"/>
+            <w:insideV w:val="single" w:color="auto" w:sz="4" w:space="0"/>
+          </w:tblBorders>
+          <w:tblCellMar>
+            <w:top w:w="0" w:type="dxa"/>
+            <w:left w:w="10" w:type="dxa"/>
+            <w:bottom w:w="0" w:type="dxa"/>
+            <w:right w:w="10" w:type="dxa"/>
+          </w:tblCellMar>
+        </w:tblPrEx>
+        <w:tc>
+          <w:tcPr>
+            <w:tcW w:w="2800" w:type="dxa"/>
+            <w:tcBorders>
+              <w:top w:val="single" w:color="CCCCCC" w:sz="0" w:space="0"/>
+              <w:left w:val="single" w:color="CCCCCC" w:sz="0" w:space="0"/>
+              <w:bottom w:val="single" w:color="CCCCCC" w:sz="0" w:space="0"/>
+              <w:right w:val="single" w:color="CCCCCC" w:sz="0" w:space="0"/>
+            </w:tcBorders>
+            <w:shd w:val="clear" w:color="auto" w:fill="FFFFFF"/>
+            <w:tcMar>
+              <w:top w:w="80" w:type="dxa"/>
+              <w:left w:w="120" w:type="dxa"/>
+              <w:bottom w:w="80" w:type="dxa"/>
+              <w:right w:w="120" w:type="dxa"/>
+            </w:tcMar>
+            <w:vAlign w:val="center"/>
+          </w:tcPr>
+          <w:p>
+            <w:pPr>
+              <w:jc w:val="left"/>
+            </w:pPr>
+            <w:r>
+              <w:rPr>
+                <w:rFonts w:ascii="Arial" w:hAnsi="Arial" w:eastAsia="Arial" w:cs="Arial"/>
+                <w:sz w:val="20"/>
+                <w:szCs w:val="20"/>
+              </w:rPr>
+              <w:t>Viết báo cáo tổng kết</w:t>
+            </w:r>
+          </w:p>
+        </w:tc>
+        <w:tc>
+          <w:tcPr>
+            <w:tcW w:w="2200" w:type="dxa"/>
+            <w:tcBorders>
+              <w:top w:val="single" w:color="CCCCCC" w:sz="0" w:space="0"/>
+              <w:left w:val="single" w:color="CCCCCC" w:sz="0" w:space="0"/>
+              <w:bottom w:val="single" w:color="CCCCCC" w:sz="0" w:space="0"/>
+              <w:right w:val="single" w:color="CCCCCC" w:sz="0" w:space="0"/>
+            </w:tcBorders>
+            <w:shd w:val="clear" w:color="auto" w:fill="FFFFFF"/>
+            <w:tcMar>
+              <w:top w:w="80" w:type="dxa"/>
+              <w:left w:w="120" w:type="dxa"/>
+              <w:bottom w:w="80" w:type="dxa"/>
+              <w:right w:w="120" w:type="dxa"/>
+            </w:tcMar>
+            <w:vAlign w:val="center"/>
+          </w:tcPr>
+          <w:p>
+            <w:pPr>
+              <w:jc w:val="left"/>
+            </w:pPr>
+            <w:r>
+              <w:rPr>
+                <w:rFonts w:ascii="Arial" w:hAnsi="Arial" w:eastAsia="Arial" w:cs="Arial"/>
+                <w:sz w:val="20"/>
+                <w:szCs w:val="20"/>
+              </w:rPr>
+              <w:t>Nguyễn Duy Thương</w:t>
+            </w:r>
+          </w:p>
+        </w:tc>
+        <w:tc>
+          <w:tcPr>
+            <w:tcW w:w="1560" w:type="dxa"/>
+            <w:tcBorders>
+              <w:top w:val="single" w:color="CCCCCC" w:sz="0" w:space="0"/>
+              <w:left w:val="single" w:color="CCCCCC" w:sz="0" w:space="0"/>
+              <w:bottom w:val="single" w:color="CCCCCC" w:sz="0" w:space="0"/>
+              <w:right w:val="single" w:color="CCCCCC" w:sz="0" w:space="0"/>
+            </w:tcBorders>
+            <w:shd w:val="clear" w:color="auto" w:fill="FFFFFF"/>
+            <w:tcMar>
+              <w:top w:w="80" w:type="dxa"/>
+              <w:left w:w="120" w:type="dxa"/>
+              <w:bottom w:w="80" w:type="dxa"/>
+              <w:right w:w="120" w:type="dxa"/>
+            </w:tcMar>
+            <w:vAlign w:val="center"/>
+          </w:tcPr>
+          <w:p>
+            <w:pPr>
+              <w:jc w:val="center"/>
+            </w:pPr>
+            <w:r>
+              <w:rPr>
+                <w:rFonts w:ascii="Arial" w:hAnsi="Arial" w:eastAsia="Arial" w:cs="Arial"/>
+                <w:sz w:val="20"/>
+                <w:szCs w:val="20"/>
+              </w:rPr>
+              <w:t>10h</w:t>
+            </w:r>
+          </w:p>
+        </w:tc>
+        <w:tc>
+          <w:tcPr>
+            <w:tcW w:w="1400" w:type="dxa"/>
+            <w:tcBorders>
+              <w:top w:val="single" w:color="CCCCCC" w:sz="0" w:space="0"/>
+              <w:left w:val="single" w:color="CCCCCC" w:sz="0" w:space="0"/>
+              <w:bottom w:val="single" w:color="CCCCCC" w:sz="0" w:space="0"/>
+              <w:right w:val="single" w:color="CCCCCC" w:sz="0" w:space="0"/>
+            </w:tcBorders>
+            <w:shd w:val="clear" w:color="auto" w:fill="FFFFFF"/>
+            <w:tcMar>
+              <w:top w:w="80" w:type="dxa"/>
+              <w:left w:w="120" w:type="dxa"/>
+              <w:bottom w:w="80" w:type="dxa"/>
+              <w:right w:w="120" w:type="dxa"/>
+            </w:tcMar>
+            <w:vAlign w:val="center"/>
+          </w:tcPr>
+          <w:p>
+            <w:pPr>
+              <w:jc w:val="center"/>
+              <w:rPr>
+                <w:rFonts w:hint="default"/>
+                <w:lang w:val="en-US"/>
+              </w:rPr>
+            </w:pPr>
+            <w:r>
+              <w:rPr>
+                <w:rFonts w:hint="default" w:cs="Arial"/>
+                <w:sz w:val="20"/>
+                <w:szCs w:val="20"/>
+                <w:lang w:val="en-US"/>
+              </w:rPr>
+              <w:t>13</w:t>
+            </w:r>
+            <w:r>
+              <w:rPr>
+                <w:rFonts w:ascii="Arial" w:hAnsi="Arial" w:eastAsia="Arial" w:cs="Arial"/>
+                <w:sz w:val="20"/>
+                <w:szCs w:val="20"/>
+              </w:rPr>
+              <w:t>/0</w:t>
+            </w:r>
+            <w:r>
+              <w:rPr>
+                <w:rFonts w:hint="default" w:cs="Arial"/>
+                <w:sz w:val="20"/>
+                <w:szCs w:val="20"/>
+                <w:lang w:val="en-US"/>
+              </w:rPr>
+              <w:t>4</w:t>
+            </w:r>
+            <w:r>
+              <w:rPr>
+                <w:rFonts w:ascii="Arial" w:hAnsi="Arial" w:eastAsia="Arial" w:cs="Arial"/>
+                <w:sz w:val="20"/>
+                <w:szCs w:val="20"/>
+              </w:rPr>
+              <w:t>/</w:t>
+            </w:r>
+            <w:r>
+              <w:rPr>
+                <w:rFonts w:cs="Arial"/>
+                <w:sz w:val="20"/>
+                <w:szCs w:val="20"/>
+                <w:lang w:val="en-US"/>
+              </w:rPr>
+              <w:t>2026</w:t>
+            </w:r>
+          </w:p>
+        </w:tc>
+        <w:tc>
+          <w:tcPr>
+            <w:tcW w:w="1400" w:type="dxa"/>
+            <w:tcBorders>
+              <w:top w:val="single" w:color="CCCCCC" w:sz="0" w:space="0"/>
+              <w:left w:val="single" w:color="CCCCCC" w:sz="0" w:space="0"/>
+              <w:bottom w:val="single" w:color="CCCCCC" w:sz="0" w:space="0"/>
+              <w:right w:val="single" w:color="CCCCCC" w:sz="0" w:space="0"/>
+            </w:tcBorders>
+            <w:shd w:val="clear" w:color="auto" w:fill="FFFFFF"/>
+            <w:tcMar>
+              <w:top w:w="80" w:type="dxa"/>
+              <w:left w:w="120" w:type="dxa"/>
+              <w:bottom w:w="80" w:type="dxa"/>
+              <w:right w:w="120" w:type="dxa"/>
+            </w:tcMar>
+            <w:vAlign w:val="center"/>
+          </w:tcPr>
+          <w:p>
+            <w:pPr>
+              <w:jc w:val="center"/>
+              <w:rPr>
+                <w:rFonts w:hint="default"/>
+                <w:lang w:val="en-US"/>
+              </w:rPr>
+            </w:pPr>
+            <w:r>
+              <w:rPr>
+                <w:rFonts w:hint="default" w:cs="Arial"/>
+                <w:sz w:val="20"/>
+                <w:szCs w:val="20"/>
+                <w:lang w:val="en-US"/>
+              </w:rPr>
+              <w:t>13</w:t>
+            </w:r>
+            <w:r>
+              <w:rPr>
+                <w:rFonts w:ascii="Arial" w:hAnsi="Arial" w:eastAsia="Arial" w:cs="Arial"/>
+                <w:sz w:val="20"/>
+                <w:szCs w:val="20"/>
+              </w:rPr>
+              <w:t>/0</w:t>
+            </w:r>
+            <w:r>
+              <w:rPr>
+                <w:rFonts w:hint="default" w:cs="Arial"/>
+                <w:sz w:val="20"/>
+                <w:szCs w:val="20"/>
+                <w:lang w:val="en-US"/>
+              </w:rPr>
+              <w:t>4</w:t>
+            </w:r>
+            <w:r>
+              <w:rPr>
+                <w:rFonts w:cs="Arial"/>
+                <w:sz w:val="20"/>
+                <w:szCs w:val="20"/>
+                <w:lang w:val="en-US"/>
+              </w:rPr>
+              <w:t>2026</w:t>
+            </w:r>
+          </w:p>
+        </w:tc>
+      </w:tr>
+      <w:tr>
+        <w:tblPrEx>
+          <w:tblBorders>
+            <w:top w:val="single" w:color="auto" w:sz="4" w:space="0"/>
+            <w:left w:val="single" w:color="auto" w:sz="4" w:space="0"/>
+            <w:bottom w:val="single" w:color="auto" w:sz="4" w:space="0"/>
+            <w:right w:val="single" w:color="auto" w:sz="4" w:space="0"/>
+            <w:insideH w:val="single" w:color="auto" w:sz="4" w:space="0"/>
+            <w:insideV w:val="single" w:color="auto" w:sz="4" w:space="0"/>
+          </w:tblBorders>
+          <w:tblCellMar>
+            <w:top w:w="0" w:type="dxa"/>
+            <w:left w:w="10" w:type="dxa"/>
+            <w:bottom w:w="0" w:type="dxa"/>
+            <w:right w:w="10" w:type="dxa"/>
+          </w:tblCellMar>
+        </w:tblPrEx>
+        <w:tc>
+          <w:tcPr>
+            <w:tcW w:w="2800" w:type="dxa"/>
+            <w:tcBorders>
+              <w:top w:val="single" w:color="CCCCCC" w:sz="0" w:space="0"/>
+              <w:left w:val="single" w:color="CCCCCC" w:sz="0" w:space="0"/>
+              <w:bottom w:val="single" w:color="CCCCCC" w:sz="0" w:space="0"/>
+              <w:right w:val="single" w:color="CCCCCC" w:sz="0" w:space="0"/>
+            </w:tcBorders>
+            <w:shd w:val="clear" w:color="auto" w:fill="EBF3FB"/>
+            <w:tcMar>
+              <w:top w:w="80" w:type="dxa"/>
+              <w:left w:w="120" w:type="dxa"/>
+              <w:bottom w:w="80" w:type="dxa"/>
+              <w:right w:w="120" w:type="dxa"/>
+            </w:tcMar>
+            <w:vAlign w:val="center"/>
+          </w:tcPr>
+          <w:p>
+            <w:pPr>
+              <w:jc w:val="left"/>
+            </w:pPr>
+            <w:r>
+              <w:rPr>
+                <w:rFonts w:ascii="Arial" w:hAnsi="Arial" w:eastAsia="Arial" w:cs="Arial"/>
+                <w:sz w:val="20"/>
+                <w:szCs w:val="20"/>
+              </w:rPr>
+              <w:t>Tổng cộng</w:t>
+            </w:r>
+          </w:p>
+        </w:tc>
+        <w:tc>
+          <w:tcPr>
+            <w:tcW w:w="2200" w:type="dxa"/>
+            <w:tcBorders>
+              <w:top w:val="single" w:color="CCCCCC" w:sz="0" w:space="0"/>
+              <w:left w:val="single" w:color="CCCCCC" w:sz="0" w:space="0"/>
+              <w:bottom w:val="single" w:color="CCCCCC" w:sz="0" w:space="0"/>
+              <w:right w:val="single" w:color="CCCCCC" w:sz="0" w:space="0"/>
+            </w:tcBorders>
+            <w:shd w:val="clear" w:color="auto" w:fill="EBF3FB"/>
+            <w:tcMar>
+              <w:top w:w="80" w:type="dxa"/>
+              <w:left w:w="120" w:type="dxa"/>
+              <w:bottom w:w="80" w:type="dxa"/>
+              <w:right w:w="120" w:type="dxa"/>
+            </w:tcMar>
+            <w:vAlign w:val="center"/>
+          </w:tcPr>
+          <w:p>
+            <w:pPr>
+              <w:jc w:val="left"/>
+            </w:pPr>
+          </w:p>
+        </w:tc>
+        <w:tc>
+          <w:tcPr>
+            <w:tcW w:w="1560" w:type="dxa"/>
+            <w:tcBorders>
+              <w:top w:val="single" w:color="CCCCCC" w:sz="0" w:space="0"/>
+              <w:left w:val="single" w:color="CCCCCC" w:sz="0" w:space="0"/>
+              <w:bottom w:val="single" w:color="CCCCCC" w:sz="0" w:space="0"/>
+              <w:right w:val="single" w:color="CCCCCC" w:sz="0" w:space="0"/>
+            </w:tcBorders>
+            <w:shd w:val="clear" w:color="auto" w:fill="EBF3FB"/>
+            <w:tcMar>
+              <w:top w:w="80" w:type="dxa"/>
+              <w:left w:w="120" w:type="dxa"/>
+              <w:bottom w:w="80" w:type="dxa"/>
+              <w:right w:w="120" w:type="dxa"/>
+            </w:tcMar>
+            <w:vAlign w:val="center"/>
+          </w:tcPr>
+          <w:p>
+            <w:pPr>
+              <w:jc w:val="center"/>
+            </w:pPr>
+            <w:r>
+              <w:rPr>
+                <w:rFonts w:ascii="Arial" w:hAnsi="Arial" w:eastAsia="Arial" w:cs="Arial"/>
+                <w:sz w:val="20"/>
+                <w:szCs w:val="20"/>
+              </w:rPr>
+              <w:t>1</w:t>
+            </w:r>
+            <w:r>
+              <w:rPr>
+                <w:rFonts w:hint="default" w:cs="Arial"/>
+                <w:sz w:val="20"/>
+                <w:szCs w:val="20"/>
+                <w:lang w:val="en-US"/>
+              </w:rPr>
+              <w:t>0</w:t>
+            </w:r>
+            <w:r>
+              <w:rPr>
+                <w:rFonts w:ascii="Arial" w:hAnsi="Arial" w:eastAsia="Arial" w:cs="Arial"/>
+                <w:sz w:val="20"/>
+                <w:szCs w:val="20"/>
+              </w:rPr>
+              <w:t>0h</w:t>
+            </w:r>
+          </w:p>
+        </w:tc>
+        <w:tc>
+          <w:tcPr>
+            <w:tcW w:w="1400" w:type="dxa"/>
+            <w:tcBorders>
+              <w:top w:val="single" w:color="CCCCCC" w:sz="0" w:space="0"/>
+              <w:left w:val="single" w:color="CCCCCC" w:sz="0" w:space="0"/>
+              <w:bottom w:val="single" w:color="CCCCCC" w:sz="0" w:space="0"/>
+              <w:right w:val="single" w:color="CCCCCC" w:sz="0" w:space="0"/>
+            </w:tcBorders>
+            <w:shd w:val="clear" w:color="auto" w:fill="EBF3FB"/>
+            <w:tcMar>
+              <w:top w:w="80" w:type="dxa"/>
+              <w:left w:w="120" w:type="dxa"/>
+              <w:bottom w:w="80" w:type="dxa"/>
+              <w:right w:w="120" w:type="dxa"/>
+            </w:tcMar>
+            <w:vAlign w:val="center"/>
+          </w:tcPr>
+          <w:p>
+            <w:pPr>
+              <w:jc w:val="center"/>
+              <w:rPr>
+                <w:rFonts w:hint="default"/>
+                <w:lang w:val="en-US"/>
+              </w:rPr>
+            </w:pPr>
+            <w:r>
+              <w:rPr>
+                <w:rFonts w:hint="default" w:cs="Arial"/>
+                <w:sz w:val="20"/>
+                <w:szCs w:val="20"/>
+                <w:lang w:val="en-US"/>
+              </w:rPr>
+              <w:t>06</w:t>
+            </w:r>
+            <w:r>
+              <w:rPr>
+                <w:rFonts w:ascii="Arial" w:hAnsi="Arial" w:eastAsia="Arial" w:cs="Arial"/>
+                <w:sz w:val="20"/>
+                <w:szCs w:val="20"/>
+              </w:rPr>
+              <w:t>/0</w:t>
+            </w:r>
+            <w:r>
+              <w:rPr>
+                <w:rFonts w:hint="default" w:cs="Arial"/>
+                <w:sz w:val="20"/>
+                <w:szCs w:val="20"/>
+                <w:lang w:val="en-US"/>
+              </w:rPr>
+              <w:t>4</w:t>
+            </w:r>
+            <w:r>
+              <w:rPr>
+                <w:rFonts w:ascii="Arial" w:hAnsi="Arial" w:eastAsia="Arial" w:cs="Arial"/>
+                <w:sz w:val="20"/>
+                <w:szCs w:val="20"/>
+              </w:rPr>
+              <w:t>/</w:t>
+            </w:r>
+            <w:r>
+              <w:rPr>
+                <w:rFonts w:cs="Arial"/>
+                <w:sz w:val="20"/>
+                <w:szCs w:val="20"/>
+                <w:lang w:val="en-US"/>
+              </w:rPr>
+              <w:t>2026</w:t>
+            </w:r>
+          </w:p>
+        </w:tc>
+        <w:tc>
+          <w:tcPr>
+            <w:tcW w:w="1400" w:type="dxa"/>
+            <w:tcBorders>
+              <w:top w:val="single" w:color="CCCCCC" w:sz="0" w:space="0"/>
+              <w:left w:val="single" w:color="CCCCCC" w:sz="0" w:space="0"/>
+              <w:bottom w:val="single" w:color="CCCCCC" w:sz="0" w:space="0"/>
+              <w:right w:val="single" w:color="CCCCCC" w:sz="0" w:space="0"/>
+            </w:tcBorders>
+            <w:shd w:val="clear" w:color="auto" w:fill="EBF3FB"/>
+            <w:tcMar>
+              <w:top w:w="80" w:type="dxa"/>
+              <w:left w:w="120" w:type="dxa"/>
+              <w:bottom w:w="80" w:type="dxa"/>
+              <w:right w:w="120" w:type="dxa"/>
+            </w:tcMar>
+            <w:vAlign w:val="center"/>
+          </w:tcPr>
+          <w:p>
+            <w:pPr>
+              <w:jc w:val="center"/>
+              <w:rPr>
+                <w:rFonts w:hint="default"/>
+                <w:lang w:val="en-US"/>
+              </w:rPr>
+            </w:pPr>
+            <w:r>
+              <w:rPr>
+                <w:rFonts w:ascii="Arial" w:hAnsi="Arial" w:eastAsia="Arial" w:cs="Arial"/>
+                <w:sz w:val="20"/>
+                <w:szCs w:val="20"/>
+              </w:rPr>
+              <w:t>1</w:t>
+            </w:r>
+            <w:r>
+              <w:rPr>
+                <w:rFonts w:hint="default" w:cs="Arial"/>
+                <w:sz w:val="20"/>
+                <w:szCs w:val="20"/>
+                <w:lang w:val="en-US"/>
+              </w:rPr>
+              <w:t>3</w:t>
+            </w:r>
+            <w:r>
+              <w:rPr>
+                <w:rFonts w:ascii="Arial" w:hAnsi="Arial" w:eastAsia="Arial" w:cs="Arial"/>
+                <w:sz w:val="20"/>
+                <w:szCs w:val="20"/>
+              </w:rPr>
+              <w:t>/0</w:t>
+            </w:r>
+            <w:r>
+              <w:rPr>
+                <w:rFonts w:hint="default" w:cs="Arial"/>
+                <w:sz w:val="20"/>
+                <w:szCs w:val="20"/>
+                <w:lang w:val="en-US"/>
+              </w:rPr>
+              <w:t>4</w:t>
+            </w:r>
+            <w:r>
+              <w:rPr>
+                <w:rFonts w:ascii="Arial" w:hAnsi="Arial" w:eastAsia="Arial" w:cs="Arial"/>
+                <w:sz w:val="20"/>
+                <w:szCs w:val="20"/>
+              </w:rPr>
+              <w:t>/</w:t>
+            </w:r>
+            <w:r>
+              <w:rPr>
+                <w:rFonts w:cs="Arial"/>
+                <w:sz w:val="20"/>
+                <w:szCs w:val="20"/>
+                <w:lang w:val="en-US"/>
+              </w:rPr>
+              <w:t>2026</w:t>
+            </w:r>
+          </w:p>
+        </w:tc>
+      </w:tr>
+    </w:tbl>
+    <w:p>
+      <w:pPr>
+        <w:spacing w:before="40" w:after="40"/>
+      </w:pPr>
+    </w:p>
+    <w:p>
+      <w:pPr>
+        <w:pStyle w:val="2"/>
+      </w:pPr>
+      <w:r>
+        <w:t>8. SẢN PHẨM BÀN GIAO</w:t>
+      </w:r>
+    </w:p>
+    <w:p>
+      <w:pPr>
+        <w:spacing w:before="60" w:after="60"/>
+      </w:pPr>
+      <w:r>
+        <w:rPr>
+          <w:rFonts w:ascii="Arial" w:hAnsi="Arial" w:eastAsia="Arial" w:cs="Arial"/>
+          <w:b/>
+          <w:bCs/>
+          <w:sz w:val="22"/>
+          <w:szCs w:val="22"/>
+        </w:rPr>
+        <w:t>Trước khi kiểm thử:</w:t>
+      </w:r>
+    </w:p>
+    <w:p>
+      <w:pPr>
+        <w:pStyle w:val="16"/>
+        <w:numPr>
+          <w:ilvl w:val="0"/>
+          <w:numId w:val="1"/>
+        </w:numPr>
+        <w:spacing w:before="40" w:after="40"/>
+      </w:pPr>
+      <w:r>
+        <w:rPr>
+          <w:rFonts w:ascii="Arial" w:hAnsi="Arial" w:eastAsia="Arial" w:cs="Arial"/>
+          <w:sz w:val="22"/>
+          <w:szCs w:val="22"/>
+        </w:rPr>
+        <w:t>Bản Test Plan (tài liệu này).</w:t>
+      </w:r>
+    </w:p>
+    <w:p>
+      <w:pPr>
+        <w:pStyle w:val="16"/>
+        <w:numPr>
+          <w:ilvl w:val="0"/>
+          <w:numId w:val="1"/>
+        </w:numPr>
+        <w:spacing w:before="40" w:after="40"/>
+      </w:pPr>
+      <w:r>
+        <w:rPr>
+          <w:rFonts w:ascii="Arial" w:hAnsi="Arial" w:eastAsia="Arial" w:cs="Arial"/>
+          <w:sz w:val="22"/>
+          <w:szCs w:val="22"/>
+        </w:rPr>
+        <w:t>Danh sách Test Cases (Test Case Specification).</w:t>
+      </w:r>
+    </w:p>
+    <w:p>
+      <w:pPr>
+        <w:spacing w:before="40" w:after="40"/>
+      </w:pPr>
+    </w:p>
+    <w:p>
+      <w:pPr>
+        <w:spacing w:before="60" w:after="60"/>
+      </w:pPr>
+      <w:r>
+        <w:rPr>
+          <w:rFonts w:ascii="Arial" w:hAnsi="Arial" w:eastAsia="Arial" w:cs="Arial"/>
+          <w:b/>
+          <w:bCs/>
+          <w:sz w:val="22"/>
+          <w:szCs w:val="22"/>
+        </w:rPr>
+        <w:t>Trong khi kiểm thử:</w:t>
+      </w:r>
+    </w:p>
+    <w:p>
+      <w:pPr>
+        <w:pStyle w:val="16"/>
+        <w:numPr>
+          <w:ilvl w:val="0"/>
+          <w:numId w:val="1"/>
+        </w:numPr>
+        <w:spacing w:before="40" w:after="40"/>
+      </w:pPr>
+      <w:r>
+        <w:rPr>
+          <w:rFonts w:ascii="Arial" w:hAnsi="Arial" w:eastAsia="Arial" w:cs="Arial"/>
+          <w:sz w:val="22"/>
+          <w:szCs w:val="22"/>
+        </w:rPr>
+        <w:t>Log thực thi test case (Pass/Fail).</w:t>
+      </w:r>
+    </w:p>
+    <w:p>
+      <w:pPr>
+        <w:pStyle w:val="16"/>
+        <w:numPr>
+          <w:ilvl w:val="0"/>
+          <w:numId w:val="1"/>
+        </w:numPr>
+        <w:spacing w:before="40" w:after="40"/>
+      </w:pPr>
+      <w:r>
+        <w:rPr>
+          <w:rFonts w:ascii="Arial" w:hAnsi="Arial" w:eastAsia="Arial" w:cs="Arial"/>
+          <w:sz w:val="22"/>
+          <w:szCs w:val="22"/>
+        </w:rPr>
+        <w:t>Danh sách lỗi (Defect Log) trên GitHub Issues.</w:t>
+      </w:r>
+    </w:p>
+    <w:p>
+      <w:pPr>
+        <w:pStyle w:val="16"/>
+        <w:numPr>
+          <w:ilvl w:val="0"/>
+          <w:numId w:val="1"/>
+        </w:numPr>
+        <w:spacing w:before="40" w:after="40"/>
+      </w:pPr>
+      <w:r>
+        <w:rPr>
+          <w:rFonts w:ascii="Arial" w:hAnsi="Arial" w:eastAsia="Arial" w:cs="Arial"/>
+          <w:sz w:val="22"/>
+          <w:szCs w:val="22"/>
+        </w:rPr>
+        <w:t>Postman Collection export (.json).</w:t>
+      </w:r>
+    </w:p>
+    <w:p>
+      <w:pPr>
+        <w:spacing w:before="40" w:after="40"/>
+      </w:pPr>
+    </w:p>
+    <w:p>
+      <w:pPr>
+        <w:spacing w:before="60" w:after="60"/>
+      </w:pPr>
+      <w:r>
+        <w:rPr>
+          <w:rFonts w:ascii="Arial" w:hAnsi="Arial" w:eastAsia="Arial" w:cs="Arial"/>
+          <w:b/>
+          <w:bCs/>
+          <w:sz w:val="22"/>
+          <w:szCs w:val="22"/>
+        </w:rPr>
+        <w:t>Sau khi kiểm thử:</w:t>
+      </w:r>
+    </w:p>
+    <w:p>
+      <w:pPr>
+        <w:pStyle w:val="16"/>
+        <w:numPr>
+          <w:ilvl w:val="0"/>
+          <w:numId w:val="1"/>
+        </w:numPr>
+        <w:spacing w:before="40" w:after="40"/>
+      </w:pPr>
+      <w:r>
+        <w:rPr>
+          <w:rFonts w:ascii="Arial" w:hAnsi="Arial" w:eastAsia="Arial" w:cs="Arial"/>
+          <w:sz w:val="22"/>
+          <w:szCs w:val="22"/>
+        </w:rPr>
+        <w:t>Báo cáo tổng kết kiểm thử (Test Summary Report).</w:t>
+      </w:r>
+    </w:p>
+    <w:p>
+      <w:pPr>
+        <w:pStyle w:val="16"/>
+        <w:numPr>
+          <w:ilvl w:val="0"/>
+          <w:numId w:val="1"/>
+        </w:numPr>
+        <w:spacing w:before="40" w:after="40"/>
+      </w:pPr>
+      <w:r>
+        <w:rPr>
+          <w:rFonts w:ascii="Arial" w:hAnsi="Arial" w:eastAsia="Arial" w:cs="Arial"/>
+          <w:sz w:val="22"/>
+          <w:szCs w:val="22"/>
+        </w:rPr>
+        <w:t>Defect Metrics (số lượng bug theo mức độ, tỷ lệ Pass/Fail).</w:t>
+      </w:r>
+    </w:p>
+    <w:p>
+      <w:pPr>
+        <w:pStyle w:val="16"/>
+        <w:numPr>
+          <w:ilvl w:val="0"/>
+          <w:numId w:val="1"/>
+        </w:numPr>
+        <w:spacing w:before="40" w:after="40"/>
+      </w:pPr>
+      <w:r>
+        <w:rPr>
+          <w:rFonts w:ascii="Arial" w:hAnsi="Arial" w:eastAsia="Arial" w:cs="Arial"/>
+          <w:sz w:val="22"/>
+          <w:szCs w:val="22"/>
+        </w:rPr>
+        <w:t>Kết luận và đề xuất cải tiến (Conclusion &amp; Future Work).</w:t>
+      </w:r>
       <w:bookmarkStart w:id="0" w:name="_GoBack"/>
       <w:bookmarkEnd w:id="0"/>
     </w:p>
     <w:sectPr>
       <w:pgSz w:w="11906" w:h="16838"/>
-      <w:pgMar w:top="1440" w:right="1800" w:bottom="1440" w:left="1800" w:header="720" w:footer="720" w:gutter="0"/>
+      <w:pgMar w:top="1440" w:right="1440" w:bottom="1440" w:left="1440" w:header="708" w:footer="708" w:gutter="0"/>
       <w:cols w:space="720" w:num="1"/>
       <w:docGrid w:linePitch="360" w:charSpace="0"/>
     </w:sectPr>
@@ -16,12 +5794,46 @@
 </w:document>
 </file>
 
+<file path=word/numbering.xml><?xml version="1.0" encoding="utf-8"?>
+<w:numbering xmlns:wpc="http://schemas.microsoft.com/office/word/2010/wordprocessingCanvas" xmlns:mc="http://schemas.openxmlformats.org/markup-compatibility/2006" xmlns:o="urn:schemas-microsoft-com:office:office" xmlns:r="http://schemas.openxmlformats.org/officeDocument/2006/relationships" xmlns:m="http://schemas.openxmlformats.org/officeDocument/2006/math" xmlns:v="urn:schemas-microsoft-com:vml" xmlns:wp14="http://schemas.microsoft.com/office/word/2010/wordprocessingDrawing" xmlns:wp="http://schemas.openxmlformats.org/drawingml/2006/wordprocessingDrawing" xmlns:w10="urn:schemas-microsoft-com:office:word" xmlns:w="http://schemas.openxmlformats.org/wordprocessingml/2006/main" xmlns:w14="http://schemas.microsoft.com/office/word/2010/wordml" xmlns:wpg="http://schemas.microsoft.com/office/word/2010/wordprocessingGroup" xmlns:wpi="http://schemas.microsoft.com/office/word/2010/wordprocessingInk" xmlns:wne="http://schemas.microsoft.com/office/word/2006/wordml" xmlns:wps="http://schemas.microsoft.com/office/word/2010/wordprocessingShape" xmlns:wpsCustomData="http://www.wps.cn/officeDocument/2013/wpsCustomData" mc:Ignorable="w14 wp14">
+  <w:abstractNum w:abstractNumId="0">
+    <w:nsid w:val="0053208E"/>
+    <w:multiLevelType w:val="multilevel"/>
+    <w:tmpl w:val="0053208E"/>
+    <w:lvl w:ilvl="0" w:tentative="0">
+      <w:start w:val="1"/>
+      <w:numFmt w:val="bullet"/>
+      <w:lvlText w:val="•"/>
+      <w:lvlJc w:val="left"/>
+      <w:pPr>
+        <w:ind w:left="720" w:hanging="360"/>
+      </w:pPr>
+    </w:lvl>
+    <w:lvl w:ilvl="1" w:tentative="0">
+      <w:start w:val="1"/>
+      <w:numFmt w:val="bullet"/>
+      <w:lvlText w:val="○"/>
+      <w:lvlJc w:val="left"/>
+      <w:pPr>
+        <w:ind w:left="1080" w:hanging="360"/>
+      </w:pPr>
+    </w:lvl>
+  </w:abstractNum>
+  <w:num w:numId="1">
+    <w:abstractNumId w:val="0"/>
+    <w:lvlOverride w:ilvl="0">
+      <w:startOverride w:val="1"/>
+    </w:lvlOverride>
+  </w:num>
+</w:numbering>
+</file>
+
 <file path=word/styles.xml><?xml version="1.0" encoding="utf-8"?>
 <w:styles xmlns:mc="http://schemas.openxmlformats.org/markup-compatibility/2006" xmlns:o="urn:schemas-microsoft-com:office:office" xmlns:r="http://schemas.openxmlformats.org/officeDocument/2006/relationships" xmlns:m="http://schemas.openxmlformats.org/officeDocument/2006/math" xmlns:v="urn:schemas-microsoft-com:vml" xmlns:w="http://schemas.openxmlformats.org/wordprocessingml/2006/main" xmlns:w14="http://schemas.microsoft.com/office/word/2010/wordml" xmlns:w10="urn:schemas-microsoft-com:office:word" xmlns:sl="http://schemas.openxmlformats.org/schemaLibrary/2006/main" xmlns:wpsCustomData="http://www.wps.cn/officeDocument/2013/wpsCustomData" mc:Ignorable="w14">
   <w:docDefaults>
     <w:rPrDefault>
       <w:rPr>
-        <w:rFonts w:asciiTheme="minorHAnsi" w:hAnsiTheme="minorHAnsi" w:eastAsiaTheme="minorEastAsia" w:cstheme="minorBidi"/>
+        <w:rFonts w:ascii="Times New Roman" w:hAnsi="Times New Roman" w:eastAsia="SimSun" w:cs="Times New Roman"/>
       </w:rPr>
     </w:rPrDefault>
     <w:pPrDefault/>
@@ -29,11 +5841,11 @@
   <w:latentStyles w:count="260" w:defQFormat="0" w:defUnhideWhenUsed="1" w:defSemiHidden="1" w:defUIPriority="99" w:defLockedState="0">
     <w:lsdException w:qFormat="1" w:unhideWhenUsed="0" w:uiPriority="0" w:semiHidden="0" w:name="Normal"/>
     <w:lsdException w:qFormat="1" w:unhideWhenUsed="0" w:uiPriority="0" w:semiHidden="0" w:name="heading 1"/>
-    <w:lsdException w:qFormat="1" w:uiPriority="0" w:name="heading 2"/>
-    <w:lsdException w:qFormat="1" w:uiPriority="0" w:name="heading 3"/>
-    <w:lsdException w:qFormat="1" w:uiPriority="0" w:name="heading 4"/>
-    <w:lsdException w:qFormat="1" w:uiPriority="0" w:name="heading 5"/>
-    <w:lsdException w:qFormat="1" w:uiPriority="0" w:name="heading 6"/>
+    <w:lsdException w:qFormat="1" w:unhideWhenUsed="0" w:uiPriority="0" w:semiHidden="0" w:name="heading 2"/>
+    <w:lsdException w:qFormat="1" w:unhideWhenUsed="0" w:uiPriority="0" w:semiHidden="0" w:name="heading 3"/>
+    <w:lsdException w:qFormat="1" w:unhideWhenUsed="0" w:uiPriority="0" w:semiHidden="0" w:name="heading 4"/>
+    <w:lsdException w:qFormat="1" w:unhideWhenUsed="0" w:uiPriority="0" w:semiHidden="0" w:name="heading 5"/>
+    <w:lsdException w:qFormat="1" w:unhideWhenUsed="0" w:uiPriority="0" w:semiHidden="0" w:name="heading 6"/>
     <w:lsdException w:qFormat="1" w:uiPriority="0" w:name="heading 7"/>
     <w:lsdException w:qFormat="1" w:uiPriority="0" w:name="heading 8"/>
     <w:lsdException w:qFormat="1" w:uiPriority="0" w:name="heading 9"/>
@@ -56,7 +5868,7 @@
     <w:lsdException w:unhideWhenUsed="0" w:uiPriority="0" w:semiHidden="0" w:name="toc 8"/>
     <w:lsdException w:unhideWhenUsed="0" w:uiPriority="0" w:semiHidden="0" w:name="toc 9"/>
     <w:lsdException w:unhideWhenUsed="0" w:uiPriority="0" w:semiHidden="0" w:name="Normal Indent"/>
-    <w:lsdException w:unhideWhenUsed="0" w:uiPriority="0" w:semiHidden="0" w:name="footnote text"/>
+    <w:lsdException w:uiPriority="99" w:name="footnote text"/>
     <w:lsdException w:unhideWhenUsed="0" w:uiPriority="0" w:semiHidden="0" w:name="annotation text"/>
     <w:lsdException w:unhideWhenUsed="0" w:uiPriority="0" w:semiHidden="0" w:name="header"/>
     <w:lsdException w:unhideWhenUsed="0" w:uiPriority="0" w:semiHidden="0" w:name="footer"/>
@@ -65,12 +5877,12 @@
     <w:lsdException w:unhideWhenUsed="0" w:uiPriority="0" w:semiHidden="0" w:name="table of figures"/>
     <w:lsdException w:unhideWhenUsed="0" w:uiPriority="0" w:semiHidden="0" w:name="envelope address"/>
     <w:lsdException w:unhideWhenUsed="0" w:uiPriority="0" w:semiHidden="0" w:name="envelope return"/>
-    <w:lsdException w:unhideWhenUsed="0" w:uiPriority="0" w:semiHidden="0" w:name="footnote reference"/>
+    <w:lsdException w:uiPriority="99" w:name="footnote reference"/>
     <w:lsdException w:unhideWhenUsed="0" w:uiPriority="0" w:semiHidden="0" w:name="annotation reference"/>
     <w:lsdException w:unhideWhenUsed="0" w:uiPriority="0" w:semiHidden="0" w:name="line number"/>
     <w:lsdException w:unhideWhenUsed="0" w:uiPriority="0" w:semiHidden="0" w:name="page number"/>
-    <w:lsdException w:unhideWhenUsed="0" w:uiPriority="0" w:semiHidden="0" w:name="endnote reference"/>
-    <w:lsdException w:unhideWhenUsed="0" w:uiPriority="0" w:semiHidden="0" w:name="endnote text"/>
+    <w:lsdException w:uiPriority="99" w:name="endnote reference"/>
+    <w:lsdException w:uiPriority="99" w:name="endnote text"/>
     <w:lsdException w:unhideWhenUsed="0" w:uiPriority="0" w:semiHidden="0" w:name="table of authorities"/>
     <w:lsdException w:unhideWhenUsed="0" w:uiPriority="0" w:semiHidden="0" w:name="macro"/>
     <w:lsdException w:unhideWhenUsed="0" w:uiPriority="0" w:semiHidden="0" w:name="toa heading"/>
@@ -112,7 +5924,7 @@
     <w:lsdException w:unhideWhenUsed="0" w:uiPriority="0" w:semiHidden="0" w:name="Body Text Indent 2"/>
     <w:lsdException w:unhideWhenUsed="0" w:uiPriority="0" w:semiHidden="0" w:name="Body Text Indent 3"/>
     <w:lsdException w:unhideWhenUsed="0" w:uiPriority="0" w:semiHidden="0" w:name="Block Text"/>
-    <w:lsdException w:unhideWhenUsed="0" w:uiPriority="0" w:semiHidden="0" w:name="Hyperlink"/>
+    <w:lsdException w:uiPriority="99" w:semiHidden="0" w:name="Hyperlink"/>
     <w:lsdException w:unhideWhenUsed="0" w:uiPriority="0" w:semiHidden="0" w:name="FollowedHyperlink"/>
     <w:lsdException w:qFormat="1" w:unhideWhenUsed="0" w:uiPriority="0" w:semiHidden="0" w:name="Strong"/>
     <w:lsdException w:qFormat="1" w:unhideWhenUsed="0" w:uiPriority="0" w:semiHidden="0" w:name="Emphasis"/>
@@ -197,6 +6009,7 @@
     <w:lsdException w:unhideWhenUsed="0" w:uiPriority="63" w:semiHidden="0" w:name="Medium Shading 1 Accent 1"/>
     <w:lsdException w:unhideWhenUsed="0" w:uiPriority="64" w:semiHidden="0" w:name="Medium Shading 2 Accent 1"/>
     <w:lsdException w:unhideWhenUsed="0" w:uiPriority="65" w:semiHidden="0" w:name="Medium List 1 Accent 1"/>
+    <w:lsdException w:qFormat="1" w:unhideWhenUsed="0" w:uiPriority="0" w:semiHidden="0" w:name="List Paragraph"/>
     <w:lsdException w:unhideWhenUsed="0" w:uiPriority="66" w:semiHidden="0" w:name="Medium List 2 Accent 1"/>
     <w:lsdException w:unhideWhenUsed="0" w:uiPriority="67" w:semiHidden="0" w:name="Medium Grid 1 Accent 1"/>
     <w:lsdException w:unhideWhenUsed="0" w:uiPriority="68" w:semiHidden="0" w:name="Medium Grid 2 Accent 1"/>
@@ -281,16 +6094,112 @@
     <w:qFormat/>
     <w:uiPriority w:val="0"/>
     <w:rPr>
-      <w:rFonts w:asciiTheme="minorHAnsi" w:hAnsiTheme="minorHAnsi" w:eastAsiaTheme="minorEastAsia" w:cstheme="minorBidi"/>
-      <w:lang w:val="en-US" w:eastAsia="zh-CN" w:bidi="ar-SA"/>
+      <w:rFonts w:ascii="Arial" w:hAnsi="Arial" w:eastAsia="Arial" w:cs="Arial"/>
+      <w:sz w:val="22"/>
+      <w:szCs w:val="22"/>
     </w:rPr>
   </w:style>
-  <w:style w:type="character" w:default="1" w:styleId="2">
+  <w:style w:type="paragraph" w:styleId="2">
+    <w:name w:val="heading 1"/>
+    <w:next w:val="1"/>
+    <w:qFormat/>
+    <w:uiPriority w:val="0"/>
+    <w:pPr>
+      <w:pBdr>
+        <w:bottom w:val="single" w:color="2E75B6" w:sz="4" w:space="4"/>
+      </w:pBdr>
+      <w:spacing w:before="320" w:after="160"/>
+      <w:outlineLvl w:val="0"/>
+    </w:pPr>
+    <w:rPr>
+      <w:rFonts w:ascii="Arial" w:hAnsi="Arial" w:eastAsia="Arial" w:cs="Arial"/>
+      <w:b/>
+      <w:bCs/>
+      <w:color w:val="1F3864"/>
+      <w:sz w:val="30"/>
+      <w:szCs w:val="30"/>
+    </w:rPr>
+  </w:style>
+  <w:style w:type="paragraph" w:styleId="3">
+    <w:name w:val="heading 2"/>
+    <w:next w:val="1"/>
+    <w:qFormat/>
+    <w:uiPriority w:val="0"/>
+    <w:pPr>
+      <w:spacing w:before="240" w:after="120"/>
+      <w:outlineLvl w:val="1"/>
+    </w:pPr>
+    <w:rPr>
+      <w:rFonts w:ascii="Arial" w:hAnsi="Arial" w:eastAsia="Arial" w:cs="Arial"/>
+      <w:b/>
+      <w:bCs/>
+      <w:color w:val="2E75B6"/>
+      <w:sz w:val="26"/>
+      <w:szCs w:val="26"/>
+    </w:rPr>
+  </w:style>
+  <w:style w:type="paragraph" w:styleId="4">
+    <w:name w:val="heading 3"/>
+    <w:next w:val="1"/>
+    <w:qFormat/>
+    <w:uiPriority w:val="0"/>
+    <w:pPr>
+      <w:spacing w:before="180" w:after="80"/>
+      <w:outlineLvl w:val="2"/>
+    </w:pPr>
+    <w:rPr>
+      <w:rFonts w:ascii="Arial" w:hAnsi="Arial" w:eastAsia="Arial" w:cs="Arial"/>
+      <w:b/>
+      <w:bCs/>
+      <w:color w:val="2E75B6"/>
+      <w:sz w:val="24"/>
+      <w:szCs w:val="24"/>
+    </w:rPr>
+  </w:style>
+  <w:style w:type="paragraph" w:styleId="5">
+    <w:name w:val="heading 4"/>
+    <w:next w:val="1"/>
+    <w:qFormat/>
+    <w:uiPriority w:val="0"/>
+    <w:rPr>
+      <w:rFonts w:ascii="Arial" w:hAnsi="Arial" w:eastAsia="Arial" w:cs="Arial"/>
+      <w:i/>
+      <w:iCs/>
+      <w:color w:val="2E74B5"/>
+      <w:sz w:val="22"/>
+      <w:szCs w:val="22"/>
+    </w:rPr>
+  </w:style>
+  <w:style w:type="paragraph" w:styleId="6">
+    <w:name w:val="heading 5"/>
+    <w:next w:val="1"/>
+    <w:qFormat/>
+    <w:uiPriority w:val="0"/>
+    <w:rPr>
+      <w:rFonts w:ascii="Arial" w:hAnsi="Arial" w:eastAsia="Arial" w:cs="Arial"/>
+      <w:color w:val="2E74B5"/>
+      <w:sz w:val="22"/>
+      <w:szCs w:val="22"/>
+    </w:rPr>
+  </w:style>
+  <w:style w:type="paragraph" w:styleId="7">
+    <w:name w:val="heading 6"/>
+    <w:next w:val="1"/>
+    <w:qFormat/>
+    <w:uiPriority w:val="0"/>
+    <w:rPr>
+      <w:rFonts w:ascii="Arial" w:hAnsi="Arial" w:eastAsia="Arial" w:cs="Arial"/>
+      <w:color w:val="1F4D78"/>
+      <w:sz w:val="22"/>
+      <w:szCs w:val="22"/>
+    </w:rPr>
+  </w:style>
+  <w:style w:type="character" w:default="1" w:styleId="8">
     <w:name w:val="Default Paragraph Font"/>
     <w:semiHidden/>
     <w:uiPriority w:val="0"/>
   </w:style>
-  <w:style w:type="table" w:default="1" w:styleId="3">
+  <w:style w:type="table" w:default="1" w:styleId="9">
     <w:name w:val="Normal Table"/>
     <w:semiHidden/>
     <w:uiPriority w:val="0"/>
@@ -303,11 +6212,110 @@
       </w:tblCellMar>
     </w:tblPr>
   </w:style>
+  <w:style w:type="character" w:styleId="10">
+    <w:name w:val="endnote reference"/>
+    <w:semiHidden/>
+    <w:unhideWhenUsed/>
+    <w:uiPriority w:val="99"/>
+    <w:rPr>
+      <w:vertAlign w:val="superscript"/>
+    </w:rPr>
+  </w:style>
+  <w:style w:type="paragraph" w:styleId="11">
+    <w:name w:val="endnote text"/>
+    <w:link w:val="18"/>
+    <w:semiHidden/>
+    <w:unhideWhenUsed/>
+    <w:uiPriority w:val="99"/>
+    <w:pPr>
+      <w:spacing w:after="0" w:line="240" w:lineRule="auto"/>
+    </w:pPr>
+    <w:rPr>
+      <w:rFonts w:ascii="Arial" w:hAnsi="Arial" w:eastAsia="Arial" w:cs="Arial"/>
+      <w:sz w:val="20"/>
+      <w:szCs w:val="20"/>
+    </w:rPr>
+  </w:style>
+  <w:style w:type="character" w:styleId="12">
+    <w:name w:val="footnote reference"/>
+    <w:semiHidden/>
+    <w:unhideWhenUsed/>
+    <w:uiPriority w:val="99"/>
+    <w:rPr>
+      <w:vertAlign w:val="superscript"/>
+    </w:rPr>
+  </w:style>
+  <w:style w:type="paragraph" w:styleId="13">
+    <w:name w:val="footnote text"/>
+    <w:link w:val="17"/>
+    <w:semiHidden/>
+    <w:unhideWhenUsed/>
+    <w:uiPriority w:val="99"/>
+    <w:pPr>
+      <w:spacing w:after="0" w:line="240" w:lineRule="auto"/>
+    </w:pPr>
+    <w:rPr>
+      <w:rFonts w:ascii="Arial" w:hAnsi="Arial" w:eastAsia="Arial" w:cs="Arial"/>
+      <w:sz w:val="20"/>
+      <w:szCs w:val="20"/>
+    </w:rPr>
+  </w:style>
+  <w:style w:type="character" w:styleId="14">
+    <w:name w:val="Hyperlink"/>
+    <w:unhideWhenUsed/>
+    <w:uiPriority w:val="99"/>
+    <w:rPr>
+      <w:color w:val="0563C1"/>
+      <w:u w:val="single"/>
+    </w:rPr>
+  </w:style>
+  <w:style w:type="paragraph" w:styleId="15">
+    <w:name w:val="Title"/>
+    <w:qFormat/>
+    <w:uiPriority w:val="0"/>
+    <w:rPr>
+      <w:rFonts w:ascii="Arial" w:hAnsi="Arial" w:eastAsia="Arial" w:cs="Arial"/>
+      <w:sz w:val="56"/>
+      <w:szCs w:val="56"/>
+    </w:rPr>
+  </w:style>
+  <w:style w:type="paragraph" w:styleId="16">
+    <w:name w:val="List Paragraph"/>
+    <w:qFormat/>
+    <w:uiPriority w:val="0"/>
+    <w:rPr>
+      <w:rFonts w:ascii="Arial" w:hAnsi="Arial" w:eastAsia="Arial" w:cs="Arial"/>
+      <w:sz w:val="22"/>
+      <w:szCs w:val="22"/>
+    </w:rPr>
+  </w:style>
+  <w:style w:type="character" w:customStyle="1" w:styleId="17">
+    <w:name w:val="Footnote Text Char"/>
+    <w:link w:val="13"/>
+    <w:semiHidden/>
+    <w:unhideWhenUsed/>
+    <w:uiPriority w:val="99"/>
+    <w:rPr>
+      <w:sz w:val="20"/>
+      <w:szCs w:val="20"/>
+    </w:rPr>
+  </w:style>
+  <w:style w:type="character" w:customStyle="1" w:styleId="18">
+    <w:name w:val="Endnote Text Char"/>
+    <w:link w:val="11"/>
+    <w:semiHidden/>
+    <w:unhideWhenUsed/>
+    <w:uiPriority w:val="99"/>
+    <w:rPr>
+      <w:sz w:val="20"/>
+      <w:szCs w:val="20"/>
+    </w:rPr>
+  </w:style>
 </w:styles>
 </file>
 
 <file path=word/theme/theme1.xml><?xml version="1.0" encoding="utf-8"?>
-<a:theme xmlns:a="http://schemas.openxmlformats.org/drawingml/2006/main" name="Office 主题">
+<a:theme xmlns:a="http://schemas.openxmlformats.org/drawingml/2006/main" name="Office">
   <a:themeElements>
     <a:clrScheme name="Office">
       <a:dk1>
@@ -317,44 +6325,44 @@
         <a:sysClr val="window" lastClr="FFFFFF"/>
       </a:lt1>
       <a:dk2>
-        <a:srgbClr val="44546A"/>
+        <a:srgbClr val="1F497D"/>
       </a:dk2>
       <a:lt2>
-        <a:srgbClr val="E7E6E6"/>
+        <a:srgbClr val="EEECE1"/>
       </a:lt2>
       <a:accent1>
-        <a:srgbClr val="5B9BD5"/>
+        <a:srgbClr val="4F81BD"/>
       </a:accent1>
       <a:accent2>
-        <a:srgbClr val="ED7D31"/>
+        <a:srgbClr val="C0504D"/>
       </a:accent2>
       <a:accent3>
-        <a:srgbClr val="A5A5A5"/>
+        <a:srgbClr val="9BBB59"/>
       </a:accent3>
       <a:accent4>
-        <a:srgbClr val="FFC000"/>
+        <a:srgbClr val="8064A2"/>
       </a:accent4>
       <a:accent5>
-        <a:srgbClr val="4472C4"/>
+        <a:srgbClr val="4BACC6"/>
       </a:accent5>
       <a:accent6>
-        <a:srgbClr val="70AD47"/>
+        <a:srgbClr val="F79646"/>
       </a:accent6>
       <a:hlink>
-        <a:srgbClr val="0563C1"/>
+        <a:srgbClr val="0000FF"/>
       </a:hlink>
       <a:folHlink>
-        <a:srgbClr val="954F72"/>
+        <a:srgbClr val="800080"/>
       </a:folHlink>
     </a:clrScheme>
     <a:fontScheme name="Office">
       <a:majorFont>
-        <a:latin typeface="Calibri Light"/>
+        <a:latin typeface="Cambria"/>
         <a:ea typeface=""/>
         <a:cs typeface=""/>
         <a:font script="Jpan" typeface="ＭＳ ゴシック"/>
         <a:font script="Hang" typeface="맑은 고딕"/>
-        <a:font script="Hans" typeface="等线 Light"/>
+        <a:font script="Hans" typeface="宋体"/>
         <a:font script="Hant" typeface="新細明體"/>
         <a:font script="Arab" typeface="Times New Roman"/>
         <a:font script="Hebr" typeface="Times New Roman"/>
@@ -389,7 +6397,7 @@
         <a:cs typeface=""/>
         <a:font script="Jpan" typeface="ＭＳ 明朝"/>
         <a:font script="Hang" typeface="맑은 고딕"/>
-        <a:font script="Hans" typeface="等线"/>
+        <a:font script="Hans" typeface="宋体"/>
         <a:font script="Hant" typeface="新細明體"/>
         <a:font script="Arab" typeface="Arial"/>
         <a:font script="Hebr" typeface="Arial"/>
@@ -428,131 +6436,160 @@
           <a:gsLst>
             <a:gs pos="0">
               <a:schemeClr val="phClr">
-                <a:lumMod val="110000"/>
-                <a:satMod val="105000"/>
-                <a:tint val="67000"/>
+                <a:tint val="50000"/>
+                <a:satMod val="300000"/>
               </a:schemeClr>
             </a:gs>
-            <a:gs pos="50000">
+            <a:gs pos="35000">
               <a:schemeClr val="phClr">
-                <a:lumMod val="105000"/>
-                <a:satMod val="103000"/>
-                <a:tint val="73000"/>
+                <a:tint val="37000"/>
+                <a:satMod val="300000"/>
               </a:schemeClr>
             </a:gs>
             <a:gs pos="100000">
               <a:schemeClr val="phClr">
-                <a:lumMod val="105000"/>
-                <a:satMod val="109000"/>
-                <a:tint val="81000"/>
+                <a:tint val="15000"/>
+                <a:satMod val="350000"/>
               </a:schemeClr>
             </a:gs>
           </a:gsLst>
-          <a:lin ang="5400000" scaled="0"/>
+          <a:lin ang="16200000" scaled="1"/>
         </a:gradFill>
         <a:gradFill rotWithShape="1">
           <a:gsLst>
             <a:gs pos="0">
               <a:schemeClr val="phClr">
-                <a:satMod val="103000"/>
-                <a:lumMod val="102000"/>
-                <a:tint val="94000"/>
+                <a:shade val="51000"/>
+                <a:satMod val="130000"/>
               </a:schemeClr>
             </a:gs>
-            <a:gs pos="50000">
+            <a:gs pos="80000">
               <a:schemeClr val="phClr">
-                <a:satMod val="110000"/>
-                <a:lumMod val="100000"/>
-                <a:shade val="100000"/>
+                <a:shade val="93000"/>
+                <a:satMod val="130000"/>
               </a:schemeClr>
             </a:gs>
             <a:gs pos="100000">
               <a:schemeClr val="phClr">
-                <a:lumMod val="99000"/>
-                <a:satMod val="120000"/>
-                <a:shade val="78000"/>
+                <a:shade val="94000"/>
+                <a:satMod val="135000"/>
               </a:schemeClr>
             </a:gs>
           </a:gsLst>
-          <a:lin ang="5400000" scaled="0"/>
+          <a:lin ang="16200000" scaled="0"/>
         </a:gradFill>
       </a:fillStyleLst>
       <a:lnStyleLst>
-        <a:ln w="6350" cap="flat" cmpd="sng" algn="ctr">
+        <a:ln w="9525" cap="flat" cmpd="sng" algn="ctr">
+          <a:solidFill>
+            <a:schemeClr val="phClr">
+              <a:shade val="95000"/>
+              <a:satMod val="105000"/>
+            </a:schemeClr>
+          </a:solidFill>
+          <a:prstDash val="solid"/>
+        </a:ln>
+        <a:ln w="25400" cap="flat" cmpd="sng" algn="ctr">
           <a:solidFill>
             <a:schemeClr val="phClr"/>
           </a:solidFill>
           <a:prstDash val="solid"/>
-          <a:miter lim="800000"/>
         </a:ln>
-        <a:ln w="12700" cap="flat" cmpd="sng" algn="ctr">
+        <a:ln w="38100" cap="flat" cmpd="sng" algn="ctr">
           <a:solidFill>
             <a:schemeClr val="phClr"/>
           </a:solidFill>
           <a:prstDash val="solid"/>
-          <a:miter lim="800000"/>
-        </a:ln>
-        <a:ln w="19050" cap="flat" cmpd="sng" algn="ctr">
-          <a:solidFill>
-            <a:schemeClr val="phClr"/>
-          </a:solidFill>
-          <a:prstDash val="solid"/>
-          <a:miter lim="800000"/>
         </a:ln>
       </a:lnStyleLst>
       <a:effectStyleLst>
         <a:effectStyle>
-          <a:effectLst/>
-        </a:effectStyle>
-        <a:effectStyle>
-          <a:effectLst/>
+          <a:effectLst>
+            <a:outerShdw blurRad="40000" dist="20000" dir="5400000" rotWithShape="0">
+              <a:srgbClr val="000000">
+                <a:alpha val="38000"/>
+              </a:srgbClr>
+            </a:outerShdw>
+          </a:effectLst>
         </a:effectStyle>
         <a:effectStyle>
           <a:effectLst>
-            <a:outerShdw blurRad="57150" dist="19050" dir="5400000" algn="ctr" rotWithShape="0">
+            <a:outerShdw blurRad="40000" dist="23000" dir="5400000" rotWithShape="0">
               <a:srgbClr val="000000">
-                <a:alpha val="63000"/>
+                <a:alpha val="35000"/>
               </a:srgbClr>
             </a:outerShdw>
           </a:effectLst>
+        </a:effectStyle>
+        <a:effectStyle>
+          <a:effectLst>
+            <a:outerShdw blurRad="40000" dist="23000" dir="5400000" rotWithShape="0">
+              <a:srgbClr val="000000">
+                <a:alpha val="35000"/>
+              </a:srgbClr>
+            </a:outerShdw>
+          </a:effectLst>
+          <a:scene3d>
+            <a:camera prst="orthographicFront">
+              <a:rot lat="0" lon="0" rev="0"/>
+            </a:camera>
+            <a:lightRig rig="threePt" dir="t">
+              <a:rot lat="0" lon="0" rev="1200000"/>
+            </a:lightRig>
+          </a:scene3d>
+          <a:sp3d>
+            <a:bevelT w="63500" h="25400"/>
+          </a:sp3d>
         </a:effectStyle>
       </a:effectStyleLst>
       <a:bgFillStyleLst>
         <a:solidFill>
           <a:schemeClr val="phClr"/>
         </a:solidFill>
-        <a:solidFill>
-          <a:schemeClr val="phClr">
-            <a:tint val="95000"/>
-            <a:satMod val="170000"/>
-          </a:schemeClr>
-        </a:solidFill>
         <a:gradFill rotWithShape="1">
           <a:gsLst>
             <a:gs pos="0">
               <a:schemeClr val="phClr">
-                <a:tint val="93000"/>
-                <a:satMod val="150000"/>
-                <a:shade val="98000"/>
-                <a:lumMod val="102000"/>
+                <a:tint val="40000"/>
+                <a:satMod val="350000"/>
               </a:schemeClr>
             </a:gs>
-            <a:gs pos="50000">
+            <a:gs pos="40000">
               <a:schemeClr val="phClr">
-                <a:tint val="98000"/>
-                <a:satMod val="130000"/>
-                <a:shade val="90000"/>
-                <a:lumMod val="103000"/>
+                <a:tint val="45000"/>
+                <a:satMod val="350000"/>
+                <a:shade val="99000"/>
               </a:schemeClr>
             </a:gs>
             <a:gs pos="100000">
               <a:schemeClr val="phClr">
-                <a:shade val="63000"/>
-                <a:satMod val="120000"/>
+                <a:shade val="20000"/>
+                <a:satMod val="255000"/>
               </a:schemeClr>
             </a:gs>
           </a:gsLst>
-          <a:lin ang="5400000" scaled="0"/>
+          <a:path path="circle">
+            <a:fillToRect l="50000" t="-80000" r="50000" b="180000"/>
+          </a:path>
+        </a:gradFill>
+        <a:gradFill rotWithShape="1">
+          <a:gsLst>
+            <a:gs pos="0">
+              <a:schemeClr val="phClr">
+                <a:tint val="80000"/>
+                <a:satMod val="300000"/>
+              </a:schemeClr>
+            </a:gs>
+            <a:gs pos="100000">
+              <a:schemeClr val="phClr">
+                <a:shade val="30000"/>
+                <a:satMod val="200000"/>
+              </a:schemeClr>
+            </a:gs>
+          </a:gsLst>
+          <a:path path="circle">
+            <a:fillToRect l="50000" t="50000" r="50000" b="50000"/>
+          </a:path>
         </a:gradFill>
       </a:bgFillStyleLst>
     </a:fmtScheme>
